--- a/estimate_template.docx
+++ b/estimate_template.docx
@@ -183,746 +183,633 @@
         <w:br/>
       </w:r>
     </w:p>
-    <w:tbl>
-      <w:tblPr>
-        <w:tblW w:w="8890" w:type="dxa"/>
-        <w:tblLayout w:type="fixed"/>
-        <w:tblLook w:val="04A0" w:firstRow="1" w:lastRow="0" w:firstColumn="1" w:lastColumn="0" w:noHBand="0" w:noVBand="1"/>
-      </w:tblPr>
-      <w:tblGrid>
-        <w:gridCol w:w="3330"/>
-        <w:gridCol w:w="5560"/>
-      </w:tblGrid>
-      <w:tr>
-        <w:trPr>
-          <w:trHeight w:val="12863"/>
-        </w:trPr>
-        <w:tc>
-          <w:tcPr>
-            <w:tcW w:w="3330" w:type="dxa"/>
-          </w:tcPr>
-          <w:p>
-            <w:pPr>
-              <w:spacing w:after="40"/>
-            </w:pPr>
-          </w:p>
-        </w:tc>
-        <w:tc>
-          <w:tcPr>
-            <w:tcW w:w="5560" w:type="dxa"/>
-          </w:tcPr>
-          <w:p/>
-          <w:p>
-            <w:pPr>
-              <w:rPr>
-                <w:sz w:val="24"/>
-              </w:rPr>
-            </w:pPr>
-          </w:p>
-          <w:p>
-            <w:pPr>
-              <w:rPr>
-                <w:sz w:val="24"/>
-              </w:rPr>
-            </w:pPr>
-          </w:p>
-          <w:p>
-            <w:pPr>
-              <w:rPr>
-                <w:sz w:val="24"/>
-              </w:rPr>
-            </w:pPr>
-          </w:p>
-          <w:p>
-            <w:pPr>
-              <w:rPr>
-                <w:sz w:val="24"/>
-              </w:rPr>
-            </w:pPr>
-          </w:p>
-          <w:p>
-            <w:r>
-              <w:rPr>
-                <w:color w:val="323232"/>
-                <w:sz w:val="24"/>
-                <w:szCs w:val="24"/>
-              </w:rPr>
-              <w:t>Dear {{CLIENT_NAME}},</w:t>
-            </w:r>
-            <w:r>
-              <w:rPr>
-                <w:sz w:val="24"/>
-              </w:rPr>
-              <w:br/>
-            </w:r>
-            <w:r>
-              <w:rPr>
-                <w:b/>
-                <w:color w:val="612D4B"/>
-                <w:sz w:val="28"/>
-              </w:rPr>
-              <w:br/>
-            </w:r>
-            <w:r>
-              <w:rPr>
-                <w:color w:val="323232"/>
-                <w:sz w:val="24"/>
-                <w:szCs w:val="24"/>
-              </w:rPr>
-              <w:t>Thank you for the opportunity, to provide our services for your events. We look forward to sharing our services with you and your guests. Booking staff, planning and directing an event can be stressful. Therefore, we promise to do</w:t>
-            </w:r>
-            <w:r>
-              <w:rPr>
-                <w:color w:val="323232"/>
-                <w:sz w:val="24"/>
-                <w:szCs w:val="24"/>
-              </w:rPr>
-              <w:t xml:space="preserve"> </w:t>
-            </w:r>
-            <w:r>
-              <w:rPr>
-                <w:color w:val="323232"/>
-                <w:sz w:val="24"/>
-                <w:szCs w:val="24"/>
-              </w:rPr>
-              <w:t>everything we can to ease the burden on you.</w:t>
-            </w:r>
-          </w:p>
-          <w:p>
-            <w:pPr>
-              <w:pStyle w:val="Default"/>
-              <w:rPr>
-                <w:rFonts w:asciiTheme="minorHAnsi" w:eastAsiaTheme="minorEastAsia" w:hAnsiTheme="minorHAnsi"/>
-                <w:color w:val="323232"/>
-                <w:szCs w:val="24"/>
-              </w:rPr>
-            </w:pPr>
-            <w:r>
-              <w:rPr>
-                <w:rFonts w:asciiTheme="minorHAnsi" w:eastAsiaTheme="minorEastAsia" w:hAnsiTheme="minorHAnsi"/>
-                <w:color w:val="323232"/>
-                <w:szCs w:val="24"/>
-              </w:rPr>
-              <w:t xml:space="preserve">We have taken all of your concerns and requests into consideration as we developed this proposal and quote. We would like to assure you that our wait </w:t>
-            </w:r>
-            <w:proofErr w:type="spellStart"/>
-            <w:proofErr w:type="gramStart"/>
-            <w:r>
-              <w:rPr>
-                <w:rFonts w:asciiTheme="minorHAnsi" w:eastAsiaTheme="minorEastAsia" w:hAnsiTheme="minorHAnsi"/>
-                <w:color w:val="323232"/>
-                <w:szCs w:val="24"/>
-              </w:rPr>
-              <w:t>staff,catering</w:t>
-            </w:r>
-            <w:proofErr w:type="spellEnd"/>
-            <w:proofErr w:type="gramEnd"/>
-            <w:r>
-              <w:rPr>
-                <w:rFonts w:asciiTheme="minorHAnsi" w:eastAsiaTheme="minorEastAsia" w:hAnsiTheme="minorHAnsi"/>
-                <w:color w:val="323232"/>
-                <w:szCs w:val="24"/>
-              </w:rPr>
-              <w:t xml:space="preserve"> and event services will meet your high food standards and suit your personal tastes.</w:t>
-            </w:r>
-          </w:p>
-          <w:p>
-            <w:pPr>
-              <w:pStyle w:val="Default"/>
-              <w:rPr>
-                <w:rFonts w:asciiTheme="minorHAnsi" w:eastAsiaTheme="minorEastAsia" w:hAnsiTheme="minorHAnsi"/>
-                <w:color w:val="323232"/>
-                <w:szCs w:val="24"/>
-              </w:rPr>
-            </w:pPr>
-            <w:r>
-              <w:rPr>
-                <w:rFonts w:asciiTheme="minorHAnsi" w:eastAsiaTheme="minorEastAsia" w:hAnsiTheme="minorHAnsi"/>
-                <w:color w:val="323232"/>
-                <w:szCs w:val="24"/>
-              </w:rPr>
-              <w:t xml:space="preserve">In this proposal, we have only included the services that you have </w:t>
-            </w:r>
-            <w:proofErr w:type="spellStart"/>
-            <w:proofErr w:type="gramStart"/>
-            <w:r>
-              <w:rPr>
-                <w:rFonts w:asciiTheme="minorHAnsi" w:eastAsiaTheme="minorEastAsia" w:hAnsiTheme="minorHAnsi"/>
-                <w:color w:val="323232"/>
-                <w:szCs w:val="24"/>
-              </w:rPr>
-              <w:t>selected.Please</w:t>
-            </w:r>
-            <w:proofErr w:type="spellEnd"/>
-            <w:proofErr w:type="gramEnd"/>
-            <w:r>
-              <w:rPr>
-                <w:rFonts w:asciiTheme="minorHAnsi" w:eastAsiaTheme="minorEastAsia" w:hAnsiTheme="minorHAnsi"/>
-                <w:color w:val="323232"/>
-                <w:szCs w:val="24"/>
-              </w:rPr>
-              <w:t xml:space="preserve"> feel free to notify us if you have any concerns or additional services </w:t>
-            </w:r>
-            <w:proofErr w:type="spellStart"/>
-            <w:r>
-              <w:rPr>
-                <w:rFonts w:asciiTheme="minorHAnsi" w:eastAsiaTheme="minorEastAsia" w:hAnsiTheme="minorHAnsi"/>
-                <w:color w:val="323232"/>
-                <w:szCs w:val="24"/>
-              </w:rPr>
-              <w:t>thatyou</w:t>
-            </w:r>
-            <w:proofErr w:type="spellEnd"/>
-            <w:r>
-              <w:rPr>
-                <w:rFonts w:asciiTheme="minorHAnsi" w:eastAsiaTheme="minorEastAsia" w:hAnsiTheme="minorHAnsi"/>
-                <w:color w:val="323232"/>
-                <w:szCs w:val="24"/>
-              </w:rPr>
-              <w:t xml:space="preserve"> would like to request. We hope that you will find this proposal to your </w:t>
-            </w:r>
-            <w:proofErr w:type="spellStart"/>
-            <w:proofErr w:type="gramStart"/>
-            <w:r>
-              <w:rPr>
-                <w:rFonts w:asciiTheme="minorHAnsi" w:eastAsiaTheme="minorEastAsia" w:hAnsiTheme="minorHAnsi"/>
-                <w:color w:val="323232"/>
-                <w:szCs w:val="24"/>
-              </w:rPr>
-              <w:t>liking.We</w:t>
-            </w:r>
-            <w:proofErr w:type="spellEnd"/>
-            <w:proofErr w:type="gramEnd"/>
-            <w:r>
-              <w:rPr>
-                <w:rFonts w:asciiTheme="minorHAnsi" w:eastAsiaTheme="minorEastAsia" w:hAnsiTheme="minorHAnsi"/>
-                <w:color w:val="323232"/>
-                <w:szCs w:val="24"/>
-              </w:rPr>
-              <w:t xml:space="preserve"> are looking forward to helping provide all your guests with an enjoyable and unforgettable experience.</w:t>
-            </w:r>
-          </w:p>
-          <w:p>
-            <w:pPr>
-              <w:pStyle w:val="Default"/>
-              <w:rPr>
-                <w:rFonts w:asciiTheme="minorHAnsi" w:eastAsiaTheme="minorEastAsia" w:hAnsiTheme="minorHAnsi"/>
-                <w:color w:val="323232"/>
-                <w:szCs w:val="24"/>
-              </w:rPr>
-            </w:pPr>
-            <w:r>
-              <w:rPr>
-                <w:rFonts w:asciiTheme="minorHAnsi" w:eastAsiaTheme="minorEastAsia" w:hAnsiTheme="minorHAnsi"/>
-                <w:color w:val="323232"/>
-                <w:szCs w:val="24"/>
-              </w:rPr>
-              <w:t>Sincerely</w:t>
-            </w:r>
-            <w:r>
-              <w:rPr>
-                <w:rFonts w:asciiTheme="minorHAnsi" w:eastAsiaTheme="minorEastAsia" w:hAnsiTheme="minorHAnsi"/>
-                <w:color w:val="323232"/>
-                <w:szCs w:val="24"/>
-              </w:rPr>
-              <w:t>.</w:t>
-            </w:r>
-          </w:p>
-          <w:p>
-            <w:pPr>
-              <w:pStyle w:val="Default"/>
-              <w:rPr>
-                <w:rFonts w:asciiTheme="minorHAnsi" w:eastAsiaTheme="minorEastAsia" w:hAnsiTheme="minorHAnsi"/>
-                <w:color w:val="323232"/>
-                <w:szCs w:val="24"/>
-              </w:rPr>
-            </w:pPr>
-            <w:r>
-              <w:rPr>
-                <w:rFonts w:asciiTheme="minorHAnsi" w:eastAsiaTheme="minorEastAsia" w:hAnsiTheme="minorHAnsi"/>
-                <w:color w:val="323232"/>
-                <w:szCs w:val="24"/>
-              </w:rPr>
-              <w:t>_______________________</w:t>
-            </w:r>
-            <w:r>
-              <w:rPr>
-                <w:rFonts w:asciiTheme="minorHAnsi" w:eastAsiaTheme="minorEastAsia" w:hAnsiTheme="minorHAnsi"/>
-                <w:color w:val="323232"/>
-                <w:szCs w:val="24"/>
-              </w:rPr>
-              <w:t>_____________</w:t>
-            </w:r>
-          </w:p>
-          <w:p>
-            <w:pPr>
-              <w:pStyle w:val="Default"/>
-              <w:rPr>
-                <w:rFonts w:asciiTheme="minorHAnsi" w:eastAsiaTheme="minorEastAsia" w:hAnsiTheme="minorHAnsi"/>
-                <w:color w:val="323232"/>
-                <w:szCs w:val="24"/>
-              </w:rPr>
-            </w:pPr>
-            <w:r>
-              <w:rPr>
-                <w:rFonts w:asciiTheme="minorHAnsi" w:eastAsiaTheme="minorEastAsia" w:hAnsiTheme="minorHAnsi"/>
-                <w:color w:val="323232"/>
-                <w:szCs w:val="24"/>
-              </w:rPr>
-              <w:t>{{REPRESENTATIVE_NAME}}</w:t>
-            </w:r>
-          </w:p>
-          <w:p/>
-        </w:tc>
-      </w:tr>
-    </w:tbl>
+    <w:p>
+      <w:pPr>
+        <w:rPr>
+          <w:color w:val="323232"/>
+          <w:sz w:val="24"/>
+          <w:szCs w:val="24"/>
+        </w:rPr>
+        <w:sectPr>
+          <w:headerReference w:type="default" r:id="rId9"/>
+          <w:pgSz w:w="12240" w:h="15840"/>
+          <w:pgMar w:top="1440" w:right="1800" w:bottom="1440" w:left="1800" w:header="0" w:footer="0" w:gutter="0"/>
+          <w:cols w:space="720"/>
+          <w:formProt w:val="0"/>
+          <w:titlePg/>
+          <w:docGrid w:linePitch="360" w:charSpace="4096"/>
+        </w:sectPr>
+      </w:pPr>
+    </w:p>
     <w:p>
       <w:r>
+        <w:rPr>
+          <w:color w:val="323232"/>
+          <w:sz w:val="24"/>
+          <w:szCs w:val="24"/>
+        </w:rPr>
         <w:lastRenderedPageBreak/>
+        <w:t>Dear {{CLIENT_NAME}},</w:t>
+      </w:r>
+      <w:r>
+        <w:rPr>
+          <w:sz w:val="24"/>
+        </w:rPr>
+        <w:br/>
+      </w:r>
+      <w:r>
+        <w:rPr>
+          <w:b/>
+          <w:color w:val="612D4B"/>
+          <w:sz w:val="28"/>
+        </w:rPr>
+        <w:br/>
+      </w:r>
+      <w:r>
+        <w:rPr>
+          <w:color w:val="323232"/>
+          <w:sz w:val="24"/>
+          <w:szCs w:val="24"/>
+        </w:rPr>
+        <w:t>Thank you for the opportunity, to provide our services for your events. We look forward to sharing our services with you and your guests. Booking staff, planning and directing an event can be stressful. Therefore, we promise to do everything we can to ease the burden on you.</w:t>
+      </w:r>
+    </w:p>
+    <w:p>
+      <w:pPr>
+        <w:pStyle w:val="Default"/>
+        <w:rPr>
+          <w:rFonts w:asciiTheme="minorHAnsi" w:eastAsiaTheme="minorEastAsia" w:hAnsiTheme="minorHAnsi"/>
+          <w:color w:val="323232"/>
+          <w:szCs w:val="24"/>
+        </w:rPr>
+      </w:pPr>
+      <w:r>
+        <w:rPr>
+          <w:rFonts w:asciiTheme="minorHAnsi" w:eastAsiaTheme="minorEastAsia" w:hAnsiTheme="minorHAnsi"/>
+          <w:color w:val="323232"/>
+          <w:szCs w:val="24"/>
+        </w:rPr>
+        <w:t xml:space="preserve">We have taken all of your concerns and requests into consideration as we developed this proposal and quote. We would like to assure you that our wait </w:t>
+      </w:r>
+      <w:proofErr w:type="spellStart"/>
+      <w:r>
+        <w:rPr>
+          <w:rFonts w:asciiTheme="minorHAnsi" w:eastAsiaTheme="minorEastAsia" w:hAnsiTheme="minorHAnsi"/>
+          <w:color w:val="323232"/>
+          <w:szCs w:val="24"/>
+        </w:rPr>
+        <w:t>staff,catering</w:t>
+      </w:r>
+      <w:proofErr w:type="spellEnd"/>
+      <w:r>
+        <w:rPr>
+          <w:rFonts w:asciiTheme="minorHAnsi" w:eastAsiaTheme="minorEastAsia" w:hAnsiTheme="minorHAnsi"/>
+          <w:color w:val="323232"/>
+          <w:szCs w:val="24"/>
+        </w:rPr>
+        <w:t xml:space="preserve"> and event services will meet your high food standards and suit your personal tastes.</w:t>
+      </w:r>
+    </w:p>
+    <w:p>
+      <w:pPr>
+        <w:pStyle w:val="Default"/>
+        <w:rPr>
+          <w:rFonts w:asciiTheme="minorHAnsi" w:eastAsiaTheme="minorEastAsia" w:hAnsiTheme="minorHAnsi"/>
+          <w:color w:val="323232"/>
+          <w:szCs w:val="24"/>
+        </w:rPr>
+      </w:pPr>
+      <w:r>
+        <w:rPr>
+          <w:rFonts w:asciiTheme="minorHAnsi" w:eastAsiaTheme="minorEastAsia" w:hAnsiTheme="minorHAnsi"/>
+          <w:color w:val="323232"/>
+          <w:szCs w:val="24"/>
+        </w:rPr>
+        <w:t xml:space="preserve">In this proposal, we have only included the services that you have </w:t>
+      </w:r>
+      <w:proofErr w:type="spellStart"/>
+      <w:r>
+        <w:rPr>
+          <w:rFonts w:asciiTheme="minorHAnsi" w:eastAsiaTheme="minorEastAsia" w:hAnsiTheme="minorHAnsi"/>
+          <w:color w:val="323232"/>
+          <w:szCs w:val="24"/>
+        </w:rPr>
+        <w:t>selected.Please</w:t>
+      </w:r>
+      <w:proofErr w:type="spellEnd"/>
+      <w:r>
+        <w:rPr>
+          <w:rFonts w:asciiTheme="minorHAnsi" w:eastAsiaTheme="minorEastAsia" w:hAnsiTheme="minorHAnsi"/>
+          <w:color w:val="323232"/>
+          <w:szCs w:val="24"/>
+        </w:rPr>
+        <w:t xml:space="preserve"> feel free to notify us if you have any concerns or additional services </w:t>
+      </w:r>
+      <w:proofErr w:type="spellStart"/>
+      <w:r>
+        <w:rPr>
+          <w:rFonts w:asciiTheme="minorHAnsi" w:eastAsiaTheme="minorEastAsia" w:hAnsiTheme="minorHAnsi"/>
+          <w:color w:val="323232"/>
+          <w:szCs w:val="24"/>
+        </w:rPr>
+        <w:t>thatyou</w:t>
+      </w:r>
+      <w:proofErr w:type="spellEnd"/>
+      <w:r>
+        <w:rPr>
+          <w:rFonts w:asciiTheme="minorHAnsi" w:eastAsiaTheme="minorEastAsia" w:hAnsiTheme="minorHAnsi"/>
+          <w:color w:val="323232"/>
+          <w:szCs w:val="24"/>
+        </w:rPr>
+        <w:t xml:space="preserve"> would like to request. We hope that you will find this proposal to your </w:t>
+      </w:r>
+      <w:proofErr w:type="spellStart"/>
+      <w:r>
+        <w:rPr>
+          <w:rFonts w:asciiTheme="minorHAnsi" w:eastAsiaTheme="minorEastAsia" w:hAnsiTheme="minorHAnsi"/>
+          <w:color w:val="323232"/>
+          <w:szCs w:val="24"/>
+        </w:rPr>
+        <w:t>liking.We</w:t>
+      </w:r>
+      <w:proofErr w:type="spellEnd"/>
+      <w:r>
+        <w:rPr>
+          <w:rFonts w:asciiTheme="minorHAnsi" w:eastAsiaTheme="minorEastAsia" w:hAnsiTheme="minorHAnsi"/>
+          <w:color w:val="323232"/>
+          <w:szCs w:val="24"/>
+        </w:rPr>
+        <w:t xml:space="preserve"> are looking forward to helping provide all your guests with an enjoyable and unforgettable experience.</w:t>
+      </w:r>
+    </w:p>
+    <w:p>
+      <w:pPr>
+        <w:pStyle w:val="Default"/>
+        <w:rPr>
+          <w:rFonts w:asciiTheme="minorHAnsi" w:eastAsiaTheme="minorEastAsia" w:hAnsiTheme="minorHAnsi"/>
+          <w:color w:val="323232"/>
+          <w:szCs w:val="24"/>
+        </w:rPr>
+      </w:pPr>
+      <w:r>
+        <w:rPr>
+          <w:rFonts w:asciiTheme="minorHAnsi" w:eastAsiaTheme="minorEastAsia" w:hAnsiTheme="minorHAnsi"/>
+          <w:color w:val="323232"/>
+          <w:szCs w:val="24"/>
+        </w:rPr>
+        <w:t>Sincerely</w:t>
+      </w:r>
+      <w:r>
+        <w:rPr>
+          <w:rFonts w:asciiTheme="minorHAnsi" w:eastAsiaTheme="minorEastAsia" w:hAnsiTheme="minorHAnsi"/>
+          <w:color w:val="323232"/>
+          <w:szCs w:val="24"/>
+        </w:rPr>
+        <w:t>.</w:t>
+      </w:r>
+    </w:p>
+    <w:p>
+      <w:pPr>
+        <w:pStyle w:val="Default"/>
+        <w:rPr>
+          <w:rFonts w:asciiTheme="minorHAnsi" w:eastAsiaTheme="minorEastAsia" w:hAnsiTheme="minorHAnsi"/>
+          <w:color w:val="323232"/>
+          <w:szCs w:val="24"/>
+        </w:rPr>
+      </w:pPr>
+      <w:r>
+        <w:rPr>
+          <w:rFonts w:asciiTheme="minorHAnsi" w:eastAsiaTheme="minorEastAsia" w:hAnsiTheme="minorHAnsi"/>
+          <w:color w:val="323232"/>
+          <w:szCs w:val="24"/>
+        </w:rPr>
+        <w:t>_______________________</w:t>
+      </w:r>
+      <w:r>
+        <w:rPr>
+          <w:rFonts w:asciiTheme="minorHAnsi" w:eastAsiaTheme="minorEastAsia" w:hAnsiTheme="minorHAnsi"/>
+          <w:color w:val="323232"/>
+          <w:szCs w:val="24"/>
+        </w:rPr>
+        <w:t>_____________</w:t>
+      </w:r>
+    </w:p>
+    <w:p>
+      <w:pPr>
+        <w:pStyle w:val="Default"/>
+        <w:rPr>
+          <w:rFonts w:asciiTheme="minorHAnsi" w:eastAsiaTheme="minorEastAsia" w:hAnsiTheme="minorHAnsi"/>
+          <w:color w:val="323232"/>
+          <w:szCs w:val="24"/>
+        </w:rPr>
+      </w:pPr>
+      <w:r>
+        <w:rPr>
+          <w:rFonts w:asciiTheme="minorHAnsi" w:eastAsiaTheme="minorEastAsia" w:hAnsiTheme="minorHAnsi"/>
+          <w:color w:val="323232"/>
+          <w:szCs w:val="24"/>
+        </w:rPr>
+        <w:t>{{REPRESENTATIVE_NAME}}</w:t>
+      </w:r>
+    </w:p>
+    <w:p/>
+    <w:p/>
+    <w:p/>
+    <w:p/>
+    <w:p/>
+    <w:p/>
+    <w:p/>
+    <w:p/>
+    <w:p/>
+    <w:p/>
+    <w:p/>
+    <w:p/>
+    <w:p/>
+    <w:p/>
+    <w:p>
+      <w:r>
         <w:t>[DYNAMIC_CONTENT_START]</w:t>
       </w:r>
     </w:p>
-    <w:tbl>
-      <w:tblPr>
-        <w:tblW w:w="9803" w:type="dxa"/>
-        <w:tblInd w:w="-578" w:type="dxa"/>
-        <w:tblLayout w:type="fixed"/>
-        <w:tblLook w:val="04A0" w:firstRow="1" w:lastRow="0" w:firstColumn="1" w:lastColumn="0" w:noHBand="0" w:noVBand="1"/>
-      </w:tblPr>
-      <w:tblGrid>
-        <w:gridCol w:w="3672"/>
-        <w:gridCol w:w="6131"/>
-      </w:tblGrid>
-      <w:tr>
-        <w:trPr>
-          <w:trHeight w:val="14061"/>
-        </w:trPr>
-        <w:tc>
-          <w:tcPr>
-            <w:tcW w:w="3672" w:type="dxa"/>
-          </w:tcPr>
-          <w:p>
-            <w:pPr>
-              <w:spacing w:after="40"/>
-            </w:pPr>
-          </w:p>
-        </w:tc>
-        <w:tc>
-          <w:tcPr>
-            <w:tcW w:w="6131" w:type="dxa"/>
-          </w:tcPr>
-          <w:p>
-            <w:pPr>
-              <w:rPr>
-                <w:b/>
-                <w:color w:val="612D4B"/>
-                <w:sz w:val="24"/>
-              </w:rPr>
-            </w:pPr>
-            <w:r>
-              <w:rPr>
-                <w:b/>
-                <w:color w:val="612D4B"/>
-                <w:sz w:val="24"/>
-              </w:rPr>
-              <w:t>Explanation of Fees</w:t>
-            </w:r>
-          </w:p>
-          <w:p>
-            <w:pPr>
-              <w:rPr>
-                <w:b/>
-                <w:bCs/>
-                <w:sz w:val="20"/>
-                <w:szCs w:val="20"/>
-              </w:rPr>
-            </w:pPr>
-            <w:r>
-              <w:rPr>
-                <w:b/>
-                <w:bCs/>
-                <w:sz w:val="20"/>
-                <w:szCs w:val="20"/>
-              </w:rPr>
-              <w:t>Event Planning Service</w:t>
-            </w:r>
-          </w:p>
-          <w:p>
-            <w:pPr>
-              <w:jc w:val="both"/>
-              <w:rPr>
-                <w:sz w:val="20"/>
-                <w:szCs w:val="20"/>
-              </w:rPr>
-            </w:pPr>
-            <w:r>
-              <w:rPr>
-                <w:sz w:val="20"/>
-                <w:szCs w:val="20"/>
-              </w:rPr>
-              <w:t xml:space="preserve">If a client </w:t>
-            </w:r>
-            <w:proofErr w:type="spellStart"/>
-            <w:r>
-              <w:rPr>
-                <w:sz w:val="20"/>
-                <w:szCs w:val="20"/>
-              </w:rPr>
-              <w:t>resquets</w:t>
-            </w:r>
-            <w:proofErr w:type="spellEnd"/>
-            <w:r>
-              <w:rPr>
-                <w:sz w:val="20"/>
-                <w:szCs w:val="20"/>
-              </w:rPr>
-              <w:t xml:space="preserve"> that the caterer </w:t>
-            </w:r>
-            <w:proofErr w:type="gramStart"/>
-            <w:r>
-              <w:rPr>
-                <w:sz w:val="20"/>
-                <w:szCs w:val="20"/>
-              </w:rPr>
-              <w:t>coordinate</w:t>
-            </w:r>
-            <w:proofErr w:type="gramEnd"/>
-            <w:r>
-              <w:rPr>
-                <w:sz w:val="20"/>
-                <w:szCs w:val="20"/>
-              </w:rPr>
-              <w:t xml:space="preserve"> the venue rental &amp; décor, entertainment, photography, valet parking, flower arranging, or other aspects of planning the event, there will be a small fee charged for this service to account for the labor needed to plan the event as agreed upon in writing by the parties at the time of such request.</w:t>
-            </w:r>
-          </w:p>
-          <w:p>
-            <w:pPr>
-              <w:rPr>
-                <w:b/>
-                <w:bCs/>
-                <w:sz w:val="20"/>
-                <w:szCs w:val="20"/>
-              </w:rPr>
-            </w:pPr>
-            <w:r>
-              <w:rPr>
-                <w:b/>
-                <w:bCs/>
-                <w:sz w:val="20"/>
-                <w:szCs w:val="20"/>
-              </w:rPr>
-              <w:t>Delivery Fee</w:t>
-            </w:r>
-          </w:p>
-          <w:p>
-            <w:pPr>
-              <w:rPr>
-                <w:sz w:val="20"/>
-                <w:szCs w:val="20"/>
-              </w:rPr>
-            </w:pPr>
-            <w:r>
-              <w:rPr>
-                <w:sz w:val="20"/>
-                <w:szCs w:val="20"/>
-              </w:rPr>
-              <w:t>Not Applicable</w:t>
-            </w:r>
-          </w:p>
-          <w:p>
-            <w:pPr>
-              <w:rPr>
-                <w:b/>
-                <w:bCs/>
-                <w:sz w:val="20"/>
-                <w:szCs w:val="20"/>
-              </w:rPr>
-            </w:pPr>
-            <w:r>
-              <w:rPr>
-                <w:b/>
-                <w:bCs/>
-                <w:sz w:val="20"/>
-                <w:szCs w:val="20"/>
-              </w:rPr>
-              <w:t>Service Charge</w:t>
-            </w:r>
-          </w:p>
-          <w:p>
-            <w:pPr>
-              <w:jc w:val="both"/>
-              <w:rPr>
-                <w:sz w:val="20"/>
-                <w:szCs w:val="20"/>
-              </w:rPr>
-            </w:pPr>
-            <w:r>
-              <w:rPr>
-                <w:sz w:val="20"/>
-                <w:szCs w:val="20"/>
-              </w:rPr>
-              <w:t>A service charge of 18,00 % is Indicated in your proposal of service.</w:t>
-            </w:r>
-            <w:r>
-              <w:rPr>
-                <w:sz w:val="20"/>
-                <w:szCs w:val="20"/>
-              </w:rPr>
-              <w:t xml:space="preserve"> </w:t>
-            </w:r>
-            <w:r>
-              <w:rPr>
-                <w:sz w:val="20"/>
-                <w:szCs w:val="20"/>
-              </w:rPr>
-              <w:t>This fee covers all administration, insurance fees, transportation, site visits, trucking, &amp; supplemental costs associated with the event planning.</w:t>
-            </w:r>
-          </w:p>
-          <w:p>
-            <w:pPr>
-              <w:rPr>
-                <w:b/>
-                <w:bCs/>
-                <w:sz w:val="20"/>
-                <w:szCs w:val="20"/>
-              </w:rPr>
-            </w:pPr>
-            <w:r>
-              <w:rPr>
-                <w:b/>
-                <w:bCs/>
-                <w:sz w:val="20"/>
-                <w:szCs w:val="20"/>
-              </w:rPr>
-              <w:t>Gratuities</w:t>
-            </w:r>
-          </w:p>
-          <w:p>
-            <w:pPr>
-              <w:jc w:val="both"/>
-              <w:rPr>
-                <w:sz w:val="20"/>
-                <w:szCs w:val="20"/>
-              </w:rPr>
-            </w:pPr>
-            <w:r>
-              <w:rPr>
-                <w:sz w:val="20"/>
-                <w:szCs w:val="20"/>
-              </w:rPr>
-              <w:t>Gratuities are not included in the proposal and are at the sole discretion of the client.</w:t>
-            </w:r>
-          </w:p>
-          <w:p>
-            <w:pPr>
-              <w:rPr>
-                <w:b/>
-                <w:bCs/>
-                <w:sz w:val="20"/>
-                <w:szCs w:val="20"/>
-              </w:rPr>
-            </w:pPr>
-            <w:r>
-              <w:rPr>
-                <w:b/>
-                <w:bCs/>
-                <w:sz w:val="20"/>
-                <w:szCs w:val="20"/>
-              </w:rPr>
-              <w:t>Taxes and Insurance</w:t>
-            </w:r>
-          </w:p>
-          <w:p>
-            <w:pPr>
-              <w:rPr>
-                <w:sz w:val="20"/>
-                <w:szCs w:val="20"/>
-              </w:rPr>
-            </w:pPr>
-            <w:r>
-              <w:rPr>
-                <w:sz w:val="20"/>
-                <w:szCs w:val="20"/>
-              </w:rPr>
-              <w:t>All prices are subject to a 18,00 % service and</w:t>
-            </w:r>
-          </w:p>
-          <w:p>
-            <w:pPr>
-              <w:rPr>
-                <w:b/>
-                <w:bCs/>
-                <w:sz w:val="20"/>
-                <w:szCs w:val="20"/>
-              </w:rPr>
-            </w:pPr>
-            <w:r>
-              <w:rPr>
-                <w:b/>
-                <w:bCs/>
-                <w:sz w:val="20"/>
-                <w:szCs w:val="20"/>
-              </w:rPr>
-              <w:t>Governing Terms</w:t>
-            </w:r>
-          </w:p>
-          <w:p>
-            <w:pPr>
-              <w:jc w:val="both"/>
-              <w:rPr>
-                <w:sz w:val="20"/>
-                <w:szCs w:val="20"/>
-              </w:rPr>
-            </w:pPr>
-            <w:proofErr w:type="spellStart"/>
-            <w:r>
-              <w:rPr>
-                <w:sz w:val="20"/>
-                <w:szCs w:val="20"/>
-              </w:rPr>
-              <w:t>Foodesign</w:t>
-            </w:r>
-            <w:proofErr w:type="spellEnd"/>
-            <w:r>
-              <w:rPr>
-                <w:sz w:val="20"/>
-                <w:szCs w:val="20"/>
-              </w:rPr>
-              <w:t xml:space="preserve"> Conceptual Events and the Client acknowledge and agree that this proposal is governed by the Master Caterer Agreement executed between the parties.</w:t>
-            </w:r>
-          </w:p>
-          <w:p>
-            <w:pPr>
-              <w:rPr>
-                <w:b/>
-                <w:bCs/>
-                <w:sz w:val="20"/>
-                <w:szCs w:val="20"/>
-              </w:rPr>
-            </w:pPr>
-            <w:r>
-              <w:rPr>
-                <w:b/>
-                <w:bCs/>
-                <w:sz w:val="20"/>
-                <w:szCs w:val="20"/>
-              </w:rPr>
-              <w:t>Acceptance By Client</w:t>
-            </w:r>
-          </w:p>
-          <w:p>
-            <w:pPr>
-              <w:jc w:val="both"/>
-              <w:rPr>
-                <w:sz w:val="20"/>
-                <w:szCs w:val="20"/>
-              </w:rPr>
-            </w:pPr>
-            <w:r>
-              <w:rPr>
-                <w:sz w:val="20"/>
-                <w:szCs w:val="20"/>
-              </w:rPr>
-              <w:t xml:space="preserve">The undersigned, as a duly authorized representative of the Client, Math for America, hereby contract the services of </w:t>
-            </w:r>
-            <w:proofErr w:type="spellStart"/>
-            <w:r>
-              <w:rPr>
-                <w:sz w:val="20"/>
-                <w:szCs w:val="20"/>
-              </w:rPr>
-              <w:t>Foodesign</w:t>
-            </w:r>
-            <w:proofErr w:type="spellEnd"/>
-            <w:r>
-              <w:rPr>
-                <w:sz w:val="20"/>
-                <w:szCs w:val="20"/>
-              </w:rPr>
-              <w:t xml:space="preserve"> Conceptual Events as listed and quoted in this proposal on behalf of the Client according to the terms and conditions herein.</w:t>
-            </w:r>
-          </w:p>
-          <w:p>
-            <w:pPr>
-              <w:jc w:val="both"/>
-              <w:rPr>
-                <w:b/>
-                <w:bCs/>
-                <w:sz w:val="28"/>
-                <w:szCs w:val="28"/>
-              </w:rPr>
-            </w:pPr>
-            <w:r>
-              <w:rPr>
-                <w:b/>
-                <w:bCs/>
-                <w:sz w:val="28"/>
-                <w:szCs w:val="28"/>
-              </w:rPr>
-              <w:t>Signed: _______________________________</w:t>
-            </w:r>
-          </w:p>
-          <w:p>
-            <w:pPr>
-              <w:jc w:val="both"/>
-              <w:rPr>
-                <w:b/>
-                <w:bCs/>
-                <w:sz w:val="28"/>
-                <w:szCs w:val="28"/>
-              </w:rPr>
-            </w:pPr>
-            <w:r>
-              <w:rPr>
-                <w:b/>
-                <w:bCs/>
-                <w:sz w:val="28"/>
-                <w:szCs w:val="28"/>
-              </w:rPr>
-              <w:t>Name: ________________________________</w:t>
-            </w:r>
-          </w:p>
-          <w:p>
-            <w:pPr>
-              <w:jc w:val="both"/>
-              <w:rPr>
-                <w:b/>
-                <w:bCs/>
-                <w:sz w:val="28"/>
-                <w:szCs w:val="28"/>
-              </w:rPr>
-            </w:pPr>
-            <w:r>
-              <w:rPr>
-                <w:b/>
-                <w:bCs/>
-                <w:sz w:val="28"/>
-                <w:szCs w:val="28"/>
-              </w:rPr>
-              <w:t>Data: _________________________________</w:t>
-            </w:r>
-          </w:p>
-        </w:tc>
-      </w:tr>
-    </w:tbl>
+    <w:p>
+      <w:pPr>
+        <w:spacing w:after="0" w:line="240" w:lineRule="auto"/>
+      </w:pPr>
+      <w:r>
+        <w:br w:type="page"/>
+      </w:r>
+    </w:p>
+    <w:p>
+      <w:pPr>
+        <w:rPr>
+          <w:b/>
+          <w:color w:val="612D4B"/>
+          <w:sz w:val="24"/>
+        </w:rPr>
+      </w:pPr>
+      <w:r>
+        <w:rPr>
+          <w:b/>
+          <w:color w:val="612D4B"/>
+          <w:sz w:val="24"/>
+        </w:rPr>
+        <w:lastRenderedPageBreak/>
+        <w:t>Explanation of Fees</w:t>
+      </w:r>
+    </w:p>
+    <w:p>
+      <w:pPr>
+        <w:rPr>
+          <w:b/>
+          <w:bCs/>
+          <w:sz w:val="20"/>
+          <w:szCs w:val="20"/>
+        </w:rPr>
+      </w:pPr>
+      <w:r>
+        <w:rPr>
+          <w:b/>
+          <w:bCs/>
+          <w:sz w:val="20"/>
+          <w:szCs w:val="20"/>
+        </w:rPr>
+        <w:t>Event Planning Service</w:t>
+      </w:r>
+    </w:p>
+    <w:p>
+      <w:pPr>
+        <w:jc w:val="both"/>
+        <w:rPr>
+          <w:sz w:val="20"/>
+          <w:szCs w:val="20"/>
+        </w:rPr>
+      </w:pPr>
+      <w:r>
+        <w:rPr>
+          <w:sz w:val="20"/>
+          <w:szCs w:val="20"/>
+        </w:rPr>
+        <w:t xml:space="preserve">If a client </w:t>
+      </w:r>
+      <w:proofErr w:type="spellStart"/>
+      <w:r>
+        <w:rPr>
+          <w:sz w:val="20"/>
+          <w:szCs w:val="20"/>
+        </w:rPr>
+        <w:t>resquets</w:t>
+      </w:r>
+      <w:proofErr w:type="spellEnd"/>
+      <w:r>
+        <w:rPr>
+          <w:sz w:val="20"/>
+          <w:szCs w:val="20"/>
+        </w:rPr>
+        <w:t xml:space="preserve"> that the caterer coordinate the venue rental &amp; décor, entertainment, photography, valet parking, flower arranging, or other aspects of planning the event, there will be a small fee charged for this service to account for the labor needed to plan the event as agreed upon in writing by the parties at the time of such request.</w:t>
+      </w:r>
+    </w:p>
+    <w:p>
+      <w:pPr>
+        <w:rPr>
+          <w:b/>
+          <w:bCs/>
+          <w:sz w:val="20"/>
+          <w:szCs w:val="20"/>
+        </w:rPr>
+      </w:pPr>
+      <w:r>
+        <w:rPr>
+          <w:b/>
+          <w:bCs/>
+          <w:sz w:val="20"/>
+          <w:szCs w:val="20"/>
+        </w:rPr>
+        <w:t>Delivery Fee</w:t>
+      </w:r>
+    </w:p>
+    <w:p>
+      <w:pPr>
+        <w:rPr>
+          <w:sz w:val="20"/>
+          <w:szCs w:val="20"/>
+        </w:rPr>
+      </w:pPr>
+      <w:r>
+        <w:rPr>
+          <w:sz w:val="20"/>
+          <w:szCs w:val="20"/>
+        </w:rPr>
+        <w:t>Not Applicable</w:t>
+      </w:r>
+    </w:p>
+    <w:p>
+      <w:pPr>
+        <w:rPr>
+          <w:b/>
+          <w:bCs/>
+          <w:sz w:val="20"/>
+          <w:szCs w:val="20"/>
+        </w:rPr>
+      </w:pPr>
+      <w:r>
+        <w:rPr>
+          <w:b/>
+          <w:bCs/>
+          <w:sz w:val="20"/>
+          <w:szCs w:val="20"/>
+        </w:rPr>
+        <w:t>Service Charge</w:t>
+      </w:r>
+    </w:p>
+    <w:p>
+      <w:pPr>
+        <w:jc w:val="both"/>
+        <w:rPr>
+          <w:sz w:val="20"/>
+          <w:szCs w:val="20"/>
+        </w:rPr>
+      </w:pPr>
+      <w:r>
+        <w:rPr>
+          <w:sz w:val="20"/>
+          <w:szCs w:val="20"/>
+        </w:rPr>
+        <w:t>A service charge of 18,00 % is Indicated in your proposal of service.</w:t>
+      </w:r>
+      <w:r>
+        <w:rPr>
+          <w:sz w:val="20"/>
+          <w:szCs w:val="20"/>
+        </w:rPr>
+        <w:t xml:space="preserve"> </w:t>
+      </w:r>
+      <w:r>
+        <w:rPr>
+          <w:sz w:val="20"/>
+          <w:szCs w:val="20"/>
+        </w:rPr>
+        <w:t>This fee covers all administration, insurance fees, transportation, site visits, trucking, &amp; supplemental costs associated with the event planning.</w:t>
+      </w:r>
+    </w:p>
+    <w:p>
+      <w:pPr>
+        <w:rPr>
+          <w:b/>
+          <w:bCs/>
+          <w:sz w:val="20"/>
+          <w:szCs w:val="20"/>
+        </w:rPr>
+      </w:pPr>
+      <w:r>
+        <w:rPr>
+          <w:b/>
+          <w:bCs/>
+          <w:sz w:val="20"/>
+          <w:szCs w:val="20"/>
+        </w:rPr>
+        <w:t>Gratuities</w:t>
+      </w:r>
+    </w:p>
+    <w:p>
+      <w:pPr>
+        <w:jc w:val="both"/>
+        <w:rPr>
+          <w:sz w:val="20"/>
+          <w:szCs w:val="20"/>
+        </w:rPr>
+      </w:pPr>
+      <w:r>
+        <w:rPr>
+          <w:sz w:val="20"/>
+          <w:szCs w:val="20"/>
+        </w:rPr>
+        <w:t>Gratuities are not included in the proposal and are at the sole discretion of the client.</w:t>
+      </w:r>
+    </w:p>
+    <w:p>
+      <w:pPr>
+        <w:rPr>
+          <w:b/>
+          <w:bCs/>
+          <w:sz w:val="20"/>
+          <w:szCs w:val="20"/>
+        </w:rPr>
+      </w:pPr>
+      <w:r>
+        <w:rPr>
+          <w:b/>
+          <w:bCs/>
+          <w:sz w:val="20"/>
+          <w:szCs w:val="20"/>
+        </w:rPr>
+        <w:t>Taxes and Insurance</w:t>
+      </w:r>
+    </w:p>
+    <w:p>
+      <w:pPr>
+        <w:rPr>
+          <w:sz w:val="20"/>
+          <w:szCs w:val="20"/>
+        </w:rPr>
+      </w:pPr>
+      <w:r>
+        <w:rPr>
+          <w:sz w:val="20"/>
+          <w:szCs w:val="20"/>
+        </w:rPr>
+        <w:t>All prices are subject to a 18,00 % service and</w:t>
+      </w:r>
+    </w:p>
+    <w:p>
+      <w:pPr>
+        <w:rPr>
+          <w:b/>
+          <w:bCs/>
+          <w:sz w:val="20"/>
+          <w:szCs w:val="20"/>
+        </w:rPr>
+      </w:pPr>
+      <w:r>
+        <w:rPr>
+          <w:b/>
+          <w:bCs/>
+          <w:sz w:val="20"/>
+          <w:szCs w:val="20"/>
+        </w:rPr>
+        <w:t>Governing Terms</w:t>
+      </w:r>
+    </w:p>
+    <w:p>
+      <w:pPr>
+        <w:jc w:val="both"/>
+        <w:rPr>
+          <w:sz w:val="20"/>
+          <w:szCs w:val="20"/>
+        </w:rPr>
+      </w:pPr>
+      <w:proofErr w:type="spellStart"/>
+      <w:r>
+        <w:rPr>
+          <w:sz w:val="20"/>
+          <w:szCs w:val="20"/>
+        </w:rPr>
+        <w:t>Foodesign</w:t>
+      </w:r>
+      <w:proofErr w:type="spellEnd"/>
+      <w:r>
+        <w:rPr>
+          <w:sz w:val="20"/>
+          <w:szCs w:val="20"/>
+        </w:rPr>
+        <w:t xml:space="preserve"> Conceptual Events and the Client acknowledge and agree that this proposal is governed by the Master Caterer Agreement executed between the parties.</w:t>
+      </w:r>
+    </w:p>
+    <w:p>
+      <w:pPr>
+        <w:rPr>
+          <w:b/>
+          <w:bCs/>
+          <w:sz w:val="20"/>
+          <w:szCs w:val="20"/>
+        </w:rPr>
+      </w:pPr>
+      <w:r>
+        <w:rPr>
+          <w:b/>
+          <w:bCs/>
+          <w:sz w:val="20"/>
+          <w:szCs w:val="20"/>
+        </w:rPr>
+        <w:t>Acceptance By Client</w:t>
+      </w:r>
+    </w:p>
+    <w:p>
+      <w:pPr>
+        <w:jc w:val="both"/>
+        <w:rPr>
+          <w:sz w:val="20"/>
+          <w:szCs w:val="20"/>
+        </w:rPr>
+      </w:pPr>
+      <w:r>
+        <w:rPr>
+          <w:sz w:val="20"/>
+          <w:szCs w:val="20"/>
+        </w:rPr>
+        <w:t xml:space="preserve">The undersigned, as a duly authorized representative of the Client, Math for America, hereby contract the services of </w:t>
+      </w:r>
+      <w:proofErr w:type="spellStart"/>
+      <w:r>
+        <w:rPr>
+          <w:sz w:val="20"/>
+          <w:szCs w:val="20"/>
+        </w:rPr>
+        <w:t>Foodesign</w:t>
+      </w:r>
+      <w:proofErr w:type="spellEnd"/>
+      <w:r>
+        <w:rPr>
+          <w:sz w:val="20"/>
+          <w:szCs w:val="20"/>
+        </w:rPr>
+        <w:t xml:space="preserve"> Conceptual Events as listed and quoted in this proposal on behalf of the Client according to the terms and conditions herein.</w:t>
+      </w:r>
+    </w:p>
+    <w:p>
+      <w:pPr>
+        <w:jc w:val="both"/>
+        <w:rPr>
+          <w:b/>
+          <w:bCs/>
+          <w:sz w:val="28"/>
+          <w:szCs w:val="28"/>
+        </w:rPr>
+      </w:pPr>
+      <w:r>
+        <w:rPr>
+          <w:b/>
+          <w:bCs/>
+          <w:sz w:val="28"/>
+          <w:szCs w:val="28"/>
+        </w:rPr>
+        <w:t>Signed: _______________________________</w:t>
+      </w:r>
+    </w:p>
+    <w:p>
+      <w:pPr>
+        <w:jc w:val="both"/>
+        <w:rPr>
+          <w:b/>
+          <w:bCs/>
+          <w:sz w:val="28"/>
+          <w:szCs w:val="28"/>
+        </w:rPr>
+      </w:pPr>
+      <w:r>
+        <w:rPr>
+          <w:b/>
+          <w:bCs/>
+          <w:sz w:val="28"/>
+          <w:szCs w:val="28"/>
+        </w:rPr>
+        <w:t>Name: ________________________________</w:t>
+      </w:r>
+    </w:p>
     <w:p>
       <w:pPr>
         <w:pStyle w:val="Ttulo1"/>
         <w:spacing w:before="0"/>
       </w:pPr>
+      <w:r>
+        <w:t>Data: _________________________________</w:t>
+      </w:r>
     </w:p>
+    <w:p/>
     <w:sectPr>
-      <w:headerReference w:type="even" r:id="rId9"/>
-      <w:headerReference w:type="default" r:id="rId10"/>
-      <w:footerReference w:type="even" r:id="rId11"/>
-      <w:footerReference w:type="default" r:id="rId12"/>
-      <w:headerReference w:type="first" r:id="rId13"/>
-      <w:footerReference w:type="first" r:id="rId14"/>
       <w:pgSz w:w="12240" w:h="15840"/>
-      <w:pgMar w:top="1440" w:right="1800" w:bottom="1440" w:left="1800" w:header="0" w:footer="0" w:gutter="0"/>
+      <w:pgMar w:top="1440" w:right="1800" w:bottom="1440" w:left="4608" w:header="0" w:footer="0" w:gutter="0"/>
       <w:cols w:space="720"/>
       <w:formProt w:val="0"/>
-      <w:titlePg/>
       <w:docGrid w:linePitch="360" w:charSpace="4096"/>
     </w:sectPr>
   </w:body>
@@ -952,36 +839,6 @@
     </w:p>
   </w:endnote>
 </w:endnotes>
-</file>
-
-<file path=word/footer1.xml><?xml version="1.0" encoding="utf-8"?>
-<w:ftr xmlns:wpc="http://schemas.microsoft.com/office/word/2010/wordprocessingCanvas" xmlns:cx="http://schemas.microsoft.com/office/drawing/2014/chartex" xmlns:cx1="http://schemas.microsoft.com/office/drawing/2015/9/8/chartex" xmlns:cx2="http://schemas.microsoft.com/office/drawing/2015/10/21/chartex" xmlns:cx3="http://schemas.microsoft.com/office/drawing/2016/5/9/chartex" xmlns:cx4="http://schemas.microsoft.com/office/drawing/2016/5/10/chartex" xmlns:cx5="http://schemas.microsoft.com/office/drawing/2016/5/11/chartex" xmlns:cx6="http://schemas.microsoft.com/office/drawing/2016/5/12/chartex" xmlns:cx7="http://schemas.microsoft.com/office/drawing/2016/5/13/chartex" xmlns:cx8="http://schemas.microsoft.com/office/drawing/2016/5/14/chartex" xmlns:mc="http://schemas.openxmlformats.org/markup-compatibility/2006" xmlns:aink="http://schemas.microsoft.com/office/drawing/2016/ink" xmlns:am3d="http://schemas.microsoft.com/office/drawing/2017/model3d" xmlns:o="urn:schemas-microsoft-com:office:office" xmlns:oel="http://schemas.microsoft.com/office/2019/extlst" xmlns:r="http://schemas.openxmlformats.org/officeDocument/2006/relationships" xmlns:m="http://schemas.openxmlformats.org/officeDocument/2006/math" xmlns:v="urn:schemas-microsoft-com:vml" xmlns:wp14="http://schemas.microsoft.com/office/word/2010/wordprocessingDrawing" xmlns:wp="http://schemas.openxmlformats.org/drawingml/2006/wordprocessingDrawing" xmlns:w10="urn:schemas-microsoft-com:office:word" xmlns:w="http://schemas.openxmlformats.org/wordprocessingml/2006/main" xmlns:w14="http://schemas.microsoft.com/office/word/2010/wordml" xmlns:w15="http://schemas.microsoft.com/office/word/2012/wordml" xmlns:w16cex="http://schemas.microsoft.com/office/word/2018/wordml/cex" xmlns:w16cid="http://schemas.microsoft.com/office/word/2016/wordml/cid" xmlns:w16="http://schemas.microsoft.com/office/word/2018/wordml" xmlns:w16du="http://schemas.microsoft.com/office/word/2023/wordml/word16du" xmlns:w16sdtdh="http://schemas.microsoft.com/office/word/2020/wordml/sdtdatahash" xmlns:w16sdtfl="http://schemas.microsoft.com/office/word/2024/wordml/sdtformatlock" xmlns:w16se="http://schemas.microsoft.com/office/word/2015/wordml/symex" xmlns:wpg="http://schemas.microsoft.com/office/word/2010/wordprocessingGroup" xmlns:wpi="http://schemas.microsoft.com/office/word/2010/wordprocessingInk" xmlns:wne="http://schemas.microsoft.com/office/word/2006/wordml" xmlns:wps="http://schemas.microsoft.com/office/word/2010/wordprocessingShape" mc:Ignorable="w14 w15 w16se w16cid w16 w16cex w16sdtdh w16sdtfl w16du wp14">
-  <w:p>
-    <w:pPr>
-      <w:pStyle w:val="Piedepgina"/>
-    </w:pPr>
-  </w:p>
-</w:ftr>
-</file>
-
-<file path=word/footer2.xml><?xml version="1.0" encoding="utf-8"?>
-<w:ftr xmlns:wpc="http://schemas.microsoft.com/office/word/2010/wordprocessingCanvas" xmlns:cx="http://schemas.microsoft.com/office/drawing/2014/chartex" xmlns:cx1="http://schemas.microsoft.com/office/drawing/2015/9/8/chartex" xmlns:cx2="http://schemas.microsoft.com/office/drawing/2015/10/21/chartex" xmlns:cx3="http://schemas.microsoft.com/office/drawing/2016/5/9/chartex" xmlns:cx4="http://schemas.microsoft.com/office/drawing/2016/5/10/chartex" xmlns:cx5="http://schemas.microsoft.com/office/drawing/2016/5/11/chartex" xmlns:cx6="http://schemas.microsoft.com/office/drawing/2016/5/12/chartex" xmlns:cx7="http://schemas.microsoft.com/office/drawing/2016/5/13/chartex" xmlns:cx8="http://schemas.microsoft.com/office/drawing/2016/5/14/chartex" xmlns:mc="http://schemas.openxmlformats.org/markup-compatibility/2006" xmlns:aink="http://schemas.microsoft.com/office/drawing/2016/ink" xmlns:am3d="http://schemas.microsoft.com/office/drawing/2017/model3d" xmlns:o="urn:schemas-microsoft-com:office:office" xmlns:oel="http://schemas.microsoft.com/office/2019/extlst" xmlns:r="http://schemas.openxmlformats.org/officeDocument/2006/relationships" xmlns:m="http://schemas.openxmlformats.org/officeDocument/2006/math" xmlns:v="urn:schemas-microsoft-com:vml" xmlns:wp14="http://schemas.microsoft.com/office/word/2010/wordprocessingDrawing" xmlns:wp="http://schemas.openxmlformats.org/drawingml/2006/wordprocessingDrawing" xmlns:w10="urn:schemas-microsoft-com:office:word" xmlns:w="http://schemas.openxmlformats.org/wordprocessingml/2006/main" xmlns:w14="http://schemas.microsoft.com/office/word/2010/wordml" xmlns:w15="http://schemas.microsoft.com/office/word/2012/wordml" xmlns:w16cex="http://schemas.microsoft.com/office/word/2018/wordml/cex" xmlns:w16cid="http://schemas.microsoft.com/office/word/2016/wordml/cid" xmlns:w16="http://schemas.microsoft.com/office/word/2018/wordml" xmlns:w16du="http://schemas.microsoft.com/office/word/2023/wordml/word16du" xmlns:w16sdtdh="http://schemas.microsoft.com/office/word/2020/wordml/sdtdatahash" xmlns:w16sdtfl="http://schemas.microsoft.com/office/word/2024/wordml/sdtformatlock" xmlns:w16se="http://schemas.microsoft.com/office/word/2015/wordml/symex" xmlns:wpg="http://schemas.microsoft.com/office/word/2010/wordprocessingGroup" xmlns:wpi="http://schemas.microsoft.com/office/word/2010/wordprocessingInk" xmlns:wne="http://schemas.microsoft.com/office/word/2006/wordml" xmlns:wps="http://schemas.microsoft.com/office/word/2010/wordprocessingShape" mc:Ignorable="w14 w15 w16se w16cid w16 w16cex w16sdtdh w16sdtfl w16du wp14">
-  <w:p>
-    <w:pPr>
-      <w:pStyle w:val="Piedepgina"/>
-    </w:pPr>
-  </w:p>
-</w:ftr>
-</file>
-
-<file path=word/footer3.xml><?xml version="1.0" encoding="utf-8"?>
-<w:ftr xmlns:wpc="http://schemas.microsoft.com/office/word/2010/wordprocessingCanvas" xmlns:cx="http://schemas.microsoft.com/office/drawing/2014/chartex" xmlns:cx1="http://schemas.microsoft.com/office/drawing/2015/9/8/chartex" xmlns:cx2="http://schemas.microsoft.com/office/drawing/2015/10/21/chartex" xmlns:cx3="http://schemas.microsoft.com/office/drawing/2016/5/9/chartex" xmlns:cx4="http://schemas.microsoft.com/office/drawing/2016/5/10/chartex" xmlns:cx5="http://schemas.microsoft.com/office/drawing/2016/5/11/chartex" xmlns:cx6="http://schemas.microsoft.com/office/drawing/2016/5/12/chartex" xmlns:cx7="http://schemas.microsoft.com/office/drawing/2016/5/13/chartex" xmlns:cx8="http://schemas.microsoft.com/office/drawing/2016/5/14/chartex" xmlns:mc="http://schemas.openxmlformats.org/markup-compatibility/2006" xmlns:aink="http://schemas.microsoft.com/office/drawing/2016/ink" xmlns:am3d="http://schemas.microsoft.com/office/drawing/2017/model3d" xmlns:o="urn:schemas-microsoft-com:office:office" xmlns:oel="http://schemas.microsoft.com/office/2019/extlst" xmlns:r="http://schemas.openxmlformats.org/officeDocument/2006/relationships" xmlns:m="http://schemas.openxmlformats.org/officeDocument/2006/math" xmlns:v="urn:schemas-microsoft-com:vml" xmlns:wp14="http://schemas.microsoft.com/office/word/2010/wordprocessingDrawing" xmlns:wp="http://schemas.openxmlformats.org/drawingml/2006/wordprocessingDrawing" xmlns:w10="urn:schemas-microsoft-com:office:word" xmlns:w="http://schemas.openxmlformats.org/wordprocessingml/2006/main" xmlns:w14="http://schemas.microsoft.com/office/word/2010/wordml" xmlns:w15="http://schemas.microsoft.com/office/word/2012/wordml" xmlns:w16cex="http://schemas.microsoft.com/office/word/2018/wordml/cex" xmlns:w16cid="http://schemas.microsoft.com/office/word/2016/wordml/cid" xmlns:w16="http://schemas.microsoft.com/office/word/2018/wordml" xmlns:w16du="http://schemas.microsoft.com/office/word/2023/wordml/word16du" xmlns:w16sdtdh="http://schemas.microsoft.com/office/word/2020/wordml/sdtdatahash" xmlns:w16sdtfl="http://schemas.microsoft.com/office/word/2024/wordml/sdtformatlock" xmlns:w16se="http://schemas.microsoft.com/office/word/2015/wordml/symex" xmlns:wpg="http://schemas.microsoft.com/office/word/2010/wordprocessingGroup" xmlns:wpi="http://schemas.microsoft.com/office/word/2010/wordprocessingInk" xmlns:wne="http://schemas.microsoft.com/office/word/2006/wordml" xmlns:wps="http://schemas.microsoft.com/office/word/2010/wordprocessingShape" mc:Ignorable="w14 w15 w16se w16cid w16 w16cex w16sdtdh w16sdtfl w16du wp14">
-  <w:p>
-    <w:pPr>
-      <w:pStyle w:val="Piedepgina"/>
-    </w:pPr>
-  </w:p>
-</w:ftr>
 </file>
 
 <file path=word/footnotes.xml><?xml version="1.0" encoding="utf-8"?>
@@ -1015,16 +872,6 @@
     <w:pPr>
       <w:pStyle w:val="Encabezado"/>
     </w:pPr>
-  </w:p>
-</w:hdr>
-</file>
-
-<file path=word/header2.xml><?xml version="1.0" encoding="utf-8"?>
-<w:hdr xmlns:wpc="http://schemas.microsoft.com/office/word/2010/wordprocessingCanvas" xmlns:cx="http://schemas.microsoft.com/office/drawing/2014/chartex" xmlns:cx1="http://schemas.microsoft.com/office/drawing/2015/9/8/chartex" xmlns:cx2="http://schemas.microsoft.com/office/drawing/2015/10/21/chartex" xmlns:cx3="http://schemas.microsoft.com/office/drawing/2016/5/9/chartex" xmlns:cx4="http://schemas.microsoft.com/office/drawing/2016/5/10/chartex" xmlns:cx5="http://schemas.microsoft.com/office/drawing/2016/5/11/chartex" xmlns:cx6="http://schemas.microsoft.com/office/drawing/2016/5/12/chartex" xmlns:cx7="http://schemas.microsoft.com/office/drawing/2016/5/13/chartex" xmlns:cx8="http://schemas.microsoft.com/office/drawing/2016/5/14/chartex" xmlns:mc="http://schemas.openxmlformats.org/markup-compatibility/2006" xmlns:aink="http://schemas.microsoft.com/office/drawing/2016/ink" xmlns:am3d="http://schemas.microsoft.com/office/drawing/2017/model3d" xmlns:o="urn:schemas-microsoft-com:office:office" xmlns:oel="http://schemas.microsoft.com/office/2019/extlst" xmlns:r="http://schemas.openxmlformats.org/officeDocument/2006/relationships" xmlns:m="http://schemas.openxmlformats.org/officeDocument/2006/math" xmlns:v="urn:schemas-microsoft-com:vml" xmlns:wp14="http://schemas.microsoft.com/office/word/2010/wordprocessingDrawing" xmlns:wp="http://schemas.openxmlformats.org/drawingml/2006/wordprocessingDrawing" xmlns:w10="urn:schemas-microsoft-com:office:word" xmlns:w="http://schemas.openxmlformats.org/wordprocessingml/2006/main" xmlns:w14="http://schemas.microsoft.com/office/word/2010/wordml" xmlns:w15="http://schemas.microsoft.com/office/word/2012/wordml" xmlns:w16cex="http://schemas.microsoft.com/office/word/2018/wordml/cex" xmlns:w16cid="http://schemas.microsoft.com/office/word/2016/wordml/cid" xmlns:w16="http://schemas.microsoft.com/office/word/2018/wordml" xmlns:w16du="http://schemas.microsoft.com/office/word/2023/wordml/word16du" xmlns:w16sdtdh="http://schemas.microsoft.com/office/word/2020/wordml/sdtdatahash" xmlns:w16sdtfl="http://schemas.microsoft.com/office/word/2024/wordml/sdtformatlock" xmlns:w16se="http://schemas.microsoft.com/office/word/2015/wordml/symex" xmlns:wpg="http://schemas.microsoft.com/office/word/2010/wordprocessingGroup" xmlns:wpi="http://schemas.microsoft.com/office/word/2010/wordprocessingInk" xmlns:wne="http://schemas.microsoft.com/office/word/2006/wordml" xmlns:wps="http://schemas.microsoft.com/office/word/2010/wordprocessingShape" mc:Ignorable="w14 w15 w16se w16cid w16 w16cex w16sdtdh w16sdtfl w16du wp14">
-  <w:p>
-    <w:pPr>
-      <w:pStyle w:val="Encabezado"/>
-    </w:pPr>
     <w:r>
       <w:rPr>
         <w:noProof/>
@@ -1032,16 +879,16 @@
       <mc:AlternateContent>
         <mc:Choice Requires="wps">
           <w:drawing>
-            <wp:anchor distT="0" distB="0" distL="114300" distR="114300" simplePos="0" relativeHeight="251659264" behindDoc="1" locked="0" layoutInCell="1" allowOverlap="1" wp14:anchorId="33E41B47" wp14:editId="28A2B0BF">
+            <wp:anchor distT="0" distB="0" distL="114300" distR="114300" simplePos="0" relativeHeight="251659264" behindDoc="1" locked="0" layoutInCell="1" allowOverlap="1" wp14:anchorId="33E41B47" wp14:editId="08AB9E1A">
               <wp:simplePos x="0" y="0"/>
-              <wp:positionH relativeFrom="column">
-                <wp:posOffset>-38100</wp:posOffset>
+              <wp:positionH relativeFrom="page">
+                <wp:posOffset>457200</wp:posOffset>
               </wp:positionH>
-              <wp:positionV relativeFrom="paragraph">
-                <wp:posOffset>228600</wp:posOffset>
+              <wp:positionV relativeFrom="page">
+                <wp:posOffset>0</wp:posOffset>
               </wp:positionV>
-              <wp:extent cx="2095500" cy="8705850"/>
-              <wp:effectExtent l="0" t="0" r="0" b="0"/>
+              <wp:extent cx="2093976" cy="8705088"/>
+              <wp:effectExtent l="0" t="0" r="1905" b="1270"/>
               <wp:wrapNone/>
               <wp:docPr id="73020014" name="Rectángulo 1"/>
               <wp:cNvGraphicFramePr/>
@@ -1052,7 +899,7 @@
                     <wps:spPr>
                       <a:xfrm>
                         <a:off x="0" y="0"/>
-                        <a:ext cx="2095500" cy="8705850"/>
+                        <a:ext cx="2093976" cy="8705088"/>
                       </a:xfrm>
                       <a:prstGeom prst="rect">
                         <a:avLst/>
@@ -1083,7 +930,7 @@
                               <wp:inline distT="0" distB="0" distL="0" distR="0" wp14:anchorId="76F10CED" wp14:editId="1889C52E">
                                 <wp:extent cx="2397760" cy="1035685"/>
                                 <wp:effectExtent l="0" t="0" r="0" b="0"/>
-                                <wp:docPr id="2071678277" name="Imagen 2071678277"/>
+                                <wp:docPr id="1777830839" name="Imagen 1777830839"/>
                                 <wp:cNvGraphicFramePr>
                                   <a:graphicFrameLocks xmlns:a="http://schemas.openxmlformats.org/drawingml/2006/main" noChangeAspect="1"/>
                                 </wp:cNvGraphicFramePr>
@@ -1302,7 +1149,7 @@
                               <wp:inline distT="0" distB="0" distL="0" distR="0" wp14:anchorId="47EEC598" wp14:editId="61D17697">
                                 <wp:extent cx="1532890" cy="1261110"/>
                                 <wp:effectExtent l="0" t="0" r="0" b="0"/>
-                                <wp:docPr id="1001976319" name="Imagen 1001976319"/>
+                                <wp:docPr id="452091549" name="Imagen 452091549"/>
                                 <wp:cNvGraphicFramePr>
                                   <a:graphicFrameLocks xmlns:a="http://schemas.openxmlformats.org/drawingml/2006/main" noChangeAspect="1"/>
                                 </wp:cNvGraphicFramePr>
@@ -1349,6 +1196,9 @@
                   </wps:wsp>
                 </a:graphicData>
               </a:graphic>
+              <wp14:sizeRelH relativeFrom="margin">
+                <wp14:pctWidth>0</wp14:pctWidth>
+              </wp14:sizeRelH>
               <wp14:sizeRelV relativeFrom="margin">
                 <wp14:pctHeight>0</wp14:pctHeight>
               </wp14:sizeRelV>
@@ -1357,7 +1207,7 @@
         </mc:Choice>
         <mc:Fallback>
           <w:pict>
-            <v:rect w14:anchorId="33E41B47" id="Rectángulo 1" o:spid="_x0000_s1026" style="position:absolute;margin-left:-3pt;margin-top:18pt;width:165pt;height:685.5pt;z-index:-251657216;visibility:visible;mso-wrap-style:square;mso-height-percent:0;mso-wrap-distance-left:9pt;mso-wrap-distance-top:0;mso-wrap-distance-right:9pt;mso-wrap-distance-bottom:0;mso-position-horizontal:absolute;mso-position-horizontal-relative:text;mso-position-vertical:absolute;mso-position-vertical-relative:text;mso-height-percent:0;mso-height-relative:margin;v-text-anchor:middle" o:gfxdata="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" fillcolor="white [3201]" stroked="f" strokeweight="2pt">
+            <v:rect w14:anchorId="33E41B47" id="Rectángulo 1" o:spid="_x0000_s1026" style="position:absolute;margin-left:36pt;margin-top:0;width:164.9pt;height:685.45pt;z-index:-251657216;visibility:visible;mso-wrap-style:square;mso-width-percent:0;mso-height-percent:0;mso-wrap-distance-left:9pt;mso-wrap-distance-top:0;mso-wrap-distance-right:9pt;mso-wrap-distance-bottom:0;mso-position-horizontal:absolute;mso-position-horizontal-relative:page;mso-position-vertical:absolute;mso-position-vertical-relative:page;mso-width-percent:0;mso-height-percent:0;mso-width-relative:margin;mso-height-relative:margin;v-text-anchor:middle" o:gfxdata="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" fillcolor="white [3201]" stroked="f" strokeweight="2pt">
               <v:textbox>
                 <w:txbxContent>
                   <w:p>
@@ -1369,7 +1219,7 @@
                         <wp:inline distT="0" distB="0" distL="0" distR="0" wp14:anchorId="76F10CED" wp14:editId="1889C52E">
                           <wp:extent cx="2397760" cy="1035685"/>
                           <wp:effectExtent l="0" t="0" r="0" b="0"/>
-                          <wp:docPr id="2071678277" name="Imagen 2071678277"/>
+                          <wp:docPr id="1777830839" name="Imagen 1777830839"/>
                           <wp:cNvGraphicFramePr>
                             <a:graphicFrameLocks xmlns:a="http://schemas.openxmlformats.org/drawingml/2006/main" noChangeAspect="1"/>
                           </wp:cNvGraphicFramePr>
@@ -1588,7 +1438,7 @@
                         <wp:inline distT="0" distB="0" distL="0" distR="0" wp14:anchorId="47EEC598" wp14:editId="61D17697">
                           <wp:extent cx="1532890" cy="1261110"/>
                           <wp:effectExtent l="0" t="0" r="0" b="0"/>
-                          <wp:docPr id="1001976319" name="Imagen 1001976319"/>
+                          <wp:docPr id="452091549" name="Imagen 452091549"/>
                           <wp:cNvGraphicFramePr>
                             <a:graphicFrameLocks xmlns:a="http://schemas.openxmlformats.org/drawingml/2006/main" noChangeAspect="1"/>
                           </wp:cNvGraphicFramePr>
@@ -1626,21 +1476,12 @@
                   </w:p>
                 </w:txbxContent>
               </v:textbox>
+              <w10:wrap anchorx="page" anchory="page"/>
             </v:rect>
           </w:pict>
         </mc:Fallback>
       </mc:AlternateContent>
     </w:r>
-  </w:p>
-</w:hdr>
-</file>
-
-<file path=word/header3.xml><?xml version="1.0" encoding="utf-8"?>
-<w:hdr xmlns:wpc="http://schemas.microsoft.com/office/word/2010/wordprocessingCanvas" xmlns:cx="http://schemas.microsoft.com/office/drawing/2014/chartex" xmlns:cx1="http://schemas.microsoft.com/office/drawing/2015/9/8/chartex" xmlns:cx2="http://schemas.microsoft.com/office/drawing/2015/10/21/chartex" xmlns:cx3="http://schemas.microsoft.com/office/drawing/2016/5/9/chartex" xmlns:cx4="http://schemas.microsoft.com/office/drawing/2016/5/10/chartex" xmlns:cx5="http://schemas.microsoft.com/office/drawing/2016/5/11/chartex" xmlns:cx6="http://schemas.microsoft.com/office/drawing/2016/5/12/chartex" xmlns:cx7="http://schemas.microsoft.com/office/drawing/2016/5/13/chartex" xmlns:cx8="http://schemas.microsoft.com/office/drawing/2016/5/14/chartex" xmlns:mc="http://schemas.openxmlformats.org/markup-compatibility/2006" xmlns:aink="http://schemas.microsoft.com/office/drawing/2016/ink" xmlns:am3d="http://schemas.microsoft.com/office/drawing/2017/model3d" xmlns:o="urn:schemas-microsoft-com:office:office" xmlns:oel="http://schemas.microsoft.com/office/2019/extlst" xmlns:r="http://schemas.openxmlformats.org/officeDocument/2006/relationships" xmlns:m="http://schemas.openxmlformats.org/officeDocument/2006/math" xmlns:v="urn:schemas-microsoft-com:vml" xmlns:wp14="http://schemas.microsoft.com/office/word/2010/wordprocessingDrawing" xmlns:wp="http://schemas.openxmlformats.org/drawingml/2006/wordprocessingDrawing" xmlns:w10="urn:schemas-microsoft-com:office:word" xmlns:w="http://schemas.openxmlformats.org/wordprocessingml/2006/main" xmlns:w14="http://schemas.microsoft.com/office/word/2010/wordml" xmlns:w15="http://schemas.microsoft.com/office/word/2012/wordml" xmlns:w16cex="http://schemas.microsoft.com/office/word/2018/wordml/cex" xmlns:w16cid="http://schemas.microsoft.com/office/word/2016/wordml/cid" xmlns:w16="http://schemas.microsoft.com/office/word/2018/wordml" xmlns:w16du="http://schemas.microsoft.com/office/word/2023/wordml/word16du" xmlns:w16sdtdh="http://schemas.microsoft.com/office/word/2020/wordml/sdtdatahash" xmlns:w16sdtfl="http://schemas.microsoft.com/office/word/2024/wordml/sdtformatlock" xmlns:w16se="http://schemas.microsoft.com/office/word/2015/wordml/symex" xmlns:wpg="http://schemas.microsoft.com/office/word/2010/wordprocessingGroup" xmlns:wpi="http://schemas.microsoft.com/office/word/2010/wordprocessingInk" xmlns:wne="http://schemas.microsoft.com/office/word/2006/wordml" xmlns:wps="http://schemas.microsoft.com/office/word/2010/wordprocessingShape" mc:Ignorable="w14 w15 w16se w16cid w16 w16cex w16sdtdh w16sdtfl w16du wp14">
-  <w:p>
-    <w:pPr>
-      <w:pStyle w:val="Encabezado"/>
-    </w:pPr>
   </w:p>
 </w:hdr>
 </file>

--- a/estimate_template.docx
+++ b/estimate_template.docx
@@ -997,235 +997,6 @@
     </w:p>
     <w:p>
       <w:pPr>
-        <w:pStyle w:val="Ttulo1"/>
-        <w:spacing w:before="0" w:after="0"/>
-        <w:jc w:val="both"/>
-        <w:rPr>
-          <w:rFonts w:asciiTheme="minorHAnsi" w:hAnsiTheme="minorHAnsi"/>
-          <w:color w:val="501549" w:themeColor="accent5" w:themeShade="80"/>
-          <w:sz w:val="22"/>
-          <w:szCs w:val="22"/>
-          <w:lang w:val="en-US"/>
-        </w:rPr>
-      </w:pPr>
-      <w:r>
-        <w:rPr>
-          <w:rFonts w:asciiTheme="minorHAnsi" w:hAnsiTheme="minorHAnsi"/>
-          <w:color w:val="501549" w:themeColor="accent5" w:themeShade="80"/>
-          <w:sz w:val="22"/>
-          <w:szCs w:val="22"/>
-          <w:lang w:val="en-US"/>
-        </w:rPr>
-        <w:lastRenderedPageBreak/>
-        <w:t>{{CLIENT_NAME}}</w:t>
-      </w:r>
-    </w:p>
-    <w:p>
-      <w:pPr>
-        <w:spacing w:after="0"/>
-        <w:rPr>
-          <w:sz w:val="20"/>
-          <w:szCs w:val="20"/>
-          <w:lang w:val="en-US"/>
-        </w:rPr>
-      </w:pPr>
-      <w:r>
-        <w:rPr>
-          <w:sz w:val="20"/>
-          <w:szCs w:val="20"/>
-          <w:lang w:val="en-US"/>
-        </w:rPr>
-        <w:t>{{CLIENT_ADDRESS}}</w:t>
-      </w:r>
-    </w:p>
-    <w:p>
-      <w:pPr>
-        <w:spacing w:after="40"/>
-        <w:rPr>
-          <w:lang w:val="en-US"/>
-        </w:rPr>
-      </w:pPr>
-      <w:r>
-        <w:rPr>
-          <w:b/>
-          <w:bCs/>
-          <w:sz w:val="20"/>
-          <w:szCs w:val="20"/>
-          <w:lang w:val="en-US"/>
-        </w:rPr>
-        <w:t>Client Representative:</w:t>
-      </w:r>
-      <w:r>
-        <w:rPr>
-          <w:sz w:val="20"/>
-          <w:szCs w:val="20"/>
-          <w:lang w:val="en-US"/>
-        </w:rPr>
-        <w:t xml:space="preserve"> </w:t>
-      </w:r>
-      <w:r>
-        <w:rPr>
-          <w:sz w:val="20"/>
-          <w:lang w:val="en-US"/>
-        </w:rPr>
-        <w:t>{{REPRESENTATIVE_NAME}}</w:t>
-      </w:r>
-    </w:p>
-    <w:p>
-      <w:pPr>
-        <w:spacing w:after="40"/>
-        <w:rPr>
-          <w:lang w:val="en-US"/>
-        </w:rPr>
-      </w:pPr>
-      <w:r>
-        <w:rPr>
-          <w:sz w:val="20"/>
-          <w:lang w:val="en-US"/>
-        </w:rPr>
-        <w:t>{{REPRESENTATIVE_EMAIL}}</w:t>
-      </w:r>
-      <w:r>
-        <w:rPr>
-          <w:sz w:val="20"/>
-          <w:szCs w:val="20"/>
-          <w:lang w:val="en-US"/>
-        </w:rPr>
-        <w:t xml:space="preserve"> </w:t>
-      </w:r>
-    </w:p>
-    <w:p>
-      <w:pPr>
-        <w:spacing w:after="0"/>
-        <w:rPr>
-          <w:sz w:val="20"/>
-          <w:szCs w:val="20"/>
-          <w:lang w:val="en-US"/>
-        </w:rPr>
-      </w:pPr>
-      <w:r>
-        <w:rPr>
-          <w:sz w:val="20"/>
-          <w:szCs w:val="20"/>
-          <w:lang w:val="en-US"/>
-        </w:rPr>
-        <w:t xml:space="preserve">Ph: </w:t>
-      </w:r>
-      <w:r>
-        <w:rPr>
-          <w:sz w:val="20"/>
-          <w:lang w:val="en-US"/>
-        </w:rPr>
-        <w:t>{{REPRESENTATIVE_PHONE}}</w:t>
-      </w:r>
-    </w:p>
-    <w:p>
-      <w:pPr>
-        <w:spacing w:after="0"/>
-        <w:rPr>
-          <w:sz w:val="20"/>
-          <w:szCs w:val="20"/>
-          <w:lang w:val="en-US"/>
-        </w:rPr>
-      </w:pPr>
-      <w:r>
-        <w:rPr>
-          <w:b/>
-          <w:bCs/>
-          <w:sz w:val="20"/>
-          <w:szCs w:val="20"/>
-          <w:lang w:val="en-US"/>
-        </w:rPr>
-        <w:t>Start:</w:t>
-      </w:r>
-      <w:r>
-        <w:rPr>
-          <w:sz w:val="20"/>
-          <w:szCs w:val="20"/>
-          <w:lang w:val="en-US"/>
-        </w:rPr>
-        <w:t xml:space="preserve"> </w:t>
-      </w:r>
-      <w:r>
-        <w:rPr>
-          <w:sz w:val="20"/>
-          <w:lang w:val="en-US"/>
-        </w:rPr>
-        <w:t>{{EVENT_START}}</w:t>
-      </w:r>
-    </w:p>
-    <w:p>
-      <w:pPr>
-        <w:spacing w:after="0"/>
-        <w:rPr>
-          <w:sz w:val="20"/>
-          <w:szCs w:val="20"/>
-          <w:lang w:val="en-US"/>
-        </w:rPr>
-      </w:pPr>
-      <w:r>
-        <w:rPr>
-          <w:b/>
-          <w:bCs/>
-          <w:sz w:val="20"/>
-          <w:szCs w:val="20"/>
-          <w:lang w:val="en-US"/>
-        </w:rPr>
-        <w:t>End:</w:t>
-      </w:r>
-      <w:r>
-        <w:rPr>
-          <w:sz w:val="20"/>
-          <w:szCs w:val="20"/>
-          <w:lang w:val="en-US"/>
-        </w:rPr>
-        <w:t xml:space="preserve"> </w:t>
-      </w:r>
-      <w:r>
-        <w:rPr>
-          <w:sz w:val="20"/>
-          <w:lang w:val="en-US"/>
-        </w:rPr>
-        <w:t>{{EVENT_END}}</w:t>
-      </w:r>
-    </w:p>
-    <w:p>
-      <w:pPr>
-        <w:spacing w:after="0"/>
-        <w:rPr>
-          <w:sz w:val="20"/>
-          <w:szCs w:val="20"/>
-          <w:lang w:val="en-US"/>
-        </w:rPr>
-      </w:pPr>
-      <w:r>
-        <w:rPr>
-          <w:b/>
-          <w:bCs/>
-          <w:sz w:val="20"/>
-          <w:szCs w:val="20"/>
-          <w:lang w:val="en-US"/>
-        </w:rPr>
-        <w:t>Guests</w:t>
-      </w:r>
-      <w:r>
-        <w:rPr>
-          <w:sz w:val="20"/>
-          <w:szCs w:val="20"/>
-          <w:lang w:val="en-US"/>
-        </w:rPr>
-        <w:t xml:space="preserve">: </w:t>
-      </w:r>
-      <w:r>
-        <w:rPr>
-          <w:sz w:val="20"/>
-          <w:lang w:val="en-US"/>
-        </w:rPr>
-        <w:t>{{EVENT_GUESTS}}</w:t>
-      </w:r>
-    </w:p>
-    <w:p>
-      <w:pPr>
         <w:spacing w:after="0"/>
         <w:rPr>
           <w:sz w:val="22"/>
@@ -1422,6 +1193,50 @@
       <w:pPr>
         <w:spacing w:after="0"/>
         <w:jc w:val="center"/>
+        <w:rPr>
+          <w:sz w:val="22"/>
+          <w:szCs w:val="22"/>
+          <w:lang w:val="en-US"/>
+        </w:rPr>
+      </w:pPr>
+    </w:p>
+    <w:p>
+      <w:pPr>
+        <w:spacing w:after="0"/>
+        <w:jc w:val="both"/>
+        <w:rPr>
+          <w:sz w:val="22"/>
+          <w:szCs w:val="22"/>
+          <w:lang w:val="en-US"/>
+        </w:rPr>
+      </w:pPr>
+    </w:p>
+    <w:p>
+      <w:pPr>
+        <w:spacing w:after="0"/>
+        <w:jc w:val="both"/>
+        <w:rPr>
+          <w:sz w:val="22"/>
+          <w:szCs w:val="22"/>
+          <w:lang w:val="en-US"/>
+        </w:rPr>
+      </w:pPr>
+    </w:p>
+    <w:p>
+      <w:pPr>
+        <w:spacing w:after="0"/>
+        <w:jc w:val="both"/>
+        <w:rPr>
+          <w:sz w:val="22"/>
+          <w:szCs w:val="22"/>
+          <w:lang w:val="en-US"/>
+        </w:rPr>
+      </w:pPr>
+    </w:p>
+    <w:p>
+      <w:pPr>
+        <w:spacing w:after="0"/>
+        <w:jc w:val="both"/>
         <w:rPr>
           <w:sz w:val="22"/>
           <w:szCs w:val="22"/>
@@ -2395,6 +2210,7 @@
           <w:szCs w:val="22"/>
           <w:lang w:val="en-US"/>
         </w:rPr>
+        <w:lastRenderedPageBreak/>
         <mc:AlternateContent>
           <mc:Choice Requires="wps">
             <w:drawing>
@@ -2864,6 +2680,577 @@
 
 <file path=word/header1.xml><?xml version="1.0" encoding="utf-8"?>
 <w:hdr xmlns:wpc="http://schemas.microsoft.com/office/word/2010/wordprocessingCanvas" xmlns:cx="http://schemas.microsoft.com/office/drawing/2014/chartex" xmlns:cx1="http://schemas.microsoft.com/office/drawing/2015/9/8/chartex" xmlns:cx2="http://schemas.microsoft.com/office/drawing/2015/10/21/chartex" xmlns:cx3="http://schemas.microsoft.com/office/drawing/2016/5/9/chartex" xmlns:cx4="http://schemas.microsoft.com/office/drawing/2016/5/10/chartex" xmlns:cx5="http://schemas.microsoft.com/office/drawing/2016/5/11/chartex" xmlns:cx6="http://schemas.microsoft.com/office/drawing/2016/5/12/chartex" xmlns:cx7="http://schemas.microsoft.com/office/drawing/2016/5/13/chartex" xmlns:cx8="http://schemas.microsoft.com/office/drawing/2016/5/14/chartex" xmlns:mc="http://schemas.openxmlformats.org/markup-compatibility/2006" xmlns:aink="http://schemas.microsoft.com/office/drawing/2016/ink" xmlns:am3d="http://schemas.microsoft.com/office/drawing/2017/model3d" xmlns:o="urn:schemas-microsoft-com:office:office" xmlns:oel="http://schemas.microsoft.com/office/2019/extlst" xmlns:r="http://schemas.openxmlformats.org/officeDocument/2006/relationships" xmlns:m="http://schemas.openxmlformats.org/officeDocument/2006/math" xmlns:v="urn:schemas-microsoft-com:vml" xmlns:wp14="http://schemas.microsoft.com/office/word/2010/wordprocessingDrawing" xmlns:wp="http://schemas.openxmlformats.org/drawingml/2006/wordprocessingDrawing" xmlns:w10="urn:schemas-microsoft-com:office:word" xmlns:w="http://schemas.openxmlformats.org/wordprocessingml/2006/main" xmlns:w14="http://schemas.microsoft.com/office/word/2010/wordml" xmlns:w15="http://schemas.microsoft.com/office/word/2012/wordml" xmlns:w16cex="http://schemas.microsoft.com/office/word/2018/wordml/cex" xmlns:w16cid="http://schemas.microsoft.com/office/word/2016/wordml/cid" xmlns:w16="http://schemas.microsoft.com/office/word/2018/wordml" xmlns:w16du="http://schemas.microsoft.com/office/word/2023/wordml/word16du" xmlns:w16sdtdh="http://schemas.microsoft.com/office/word/2020/wordml/sdtdatahash" xmlns:w16sdtfl="http://schemas.microsoft.com/office/word/2024/wordml/sdtformatlock" xmlns:w16se="http://schemas.microsoft.com/office/word/2015/wordml/symex" xmlns:wpg="http://schemas.microsoft.com/office/word/2010/wordprocessingGroup" xmlns:wpi="http://schemas.microsoft.com/office/word/2010/wordprocessingInk" xmlns:wne="http://schemas.microsoft.com/office/word/2006/wordml" xmlns:wps="http://schemas.microsoft.com/office/word/2010/wordprocessingShape" mc:Ignorable="w14 w15 w16se w16cid w16 w16cex w16sdtdh w16sdtfl w16du wp14">
+  <w:p>
+    <w:pPr>
+      <w:jc w:val="right"/>
+      <w:rPr>
+        <w:sz w:val="18"/>
+        <w:szCs w:val="18"/>
+      </w:rPr>
+    </w:pPr>
+    <w:r>
+      <w:rPr>
+        <w:noProof/>
+        <w:sz w:val="18"/>
+        <w:szCs w:val="18"/>
+      </w:rPr>
+      <mc:AlternateContent>
+        <mc:Choice Requires="wps">
+          <w:drawing>
+            <wp:anchor distT="45720" distB="45720" distL="114300" distR="114300" simplePos="0" relativeHeight="251661312" behindDoc="0" locked="0" layoutInCell="1" allowOverlap="1" wp14:anchorId="517C2E98" wp14:editId="132ED2F9">
+              <wp:simplePos x="0" y="0"/>
+              <wp:positionH relativeFrom="column">
+                <wp:posOffset>-870585</wp:posOffset>
+              </wp:positionH>
+              <wp:positionV relativeFrom="paragraph">
+                <wp:posOffset>409575</wp:posOffset>
+              </wp:positionV>
+              <wp:extent cx="2360930" cy="1285875"/>
+              <wp:effectExtent l="0" t="0" r="3175" b="9525"/>
+              <wp:wrapSquare wrapText="bothSides"/>
+              <wp:docPr id="217" name="Cuadro de texto 2"/>
+              <wp:cNvGraphicFramePr>
+                <a:graphicFrameLocks xmlns:a="http://schemas.openxmlformats.org/drawingml/2006/main"/>
+              </wp:cNvGraphicFramePr>
+              <a:graphic xmlns:a="http://schemas.openxmlformats.org/drawingml/2006/main">
+                <a:graphicData uri="http://schemas.microsoft.com/office/word/2010/wordprocessingShape">
+                  <wps:wsp>
+                    <wps:cNvSpPr txBox="1">
+                      <a:spLocks noChangeArrowheads="1"/>
+                    </wps:cNvSpPr>
+                    <wps:spPr bwMode="auto">
+                      <a:xfrm>
+                        <a:off x="0" y="0"/>
+                        <a:ext cx="2360930" cy="1285875"/>
+                      </a:xfrm>
+                      <a:prstGeom prst="rect">
+                        <a:avLst/>
+                      </a:prstGeom>
+                      <a:solidFill>
+                        <a:srgbClr val="FFFFFF"/>
+                      </a:solidFill>
+                      <a:ln w="9525">
+                        <a:noFill/>
+                        <a:miter lim="800000"/>
+                        <a:headEnd/>
+                        <a:tailEnd/>
+                      </a:ln>
+                    </wps:spPr>
+                    <wps:txbx>
+                      <w:txbxContent>
+                        <w:p>
+                          <w:pPr>
+                            <w:pStyle w:val="Ttulo1"/>
+                            <w:spacing w:before="0" w:after="0"/>
+                            <w:jc w:val="both"/>
+                            <w:rPr>
+                              <w:rFonts w:asciiTheme="minorHAnsi" w:hAnsiTheme="minorHAnsi"/>
+                              <w:color w:val="501549" w:themeColor="accent5" w:themeShade="80"/>
+                              <w:sz w:val="16"/>
+                              <w:szCs w:val="16"/>
+                              <w:lang w:val="en-US"/>
+                            </w:rPr>
+                          </w:pPr>
+                          <w:r>
+                            <w:rPr>
+                              <w:rFonts w:asciiTheme="minorHAnsi" w:hAnsiTheme="minorHAnsi"/>
+                              <w:color w:val="501549" w:themeColor="accent5" w:themeShade="80"/>
+                              <w:sz w:val="16"/>
+                              <w:szCs w:val="16"/>
+                              <w:lang w:val="en-US"/>
+                            </w:rPr>
+                            <w:t>{{CLIENT_NAME}}</w:t>
+                          </w:r>
+                        </w:p>
+                        <w:p>
+                          <w:pPr>
+                            <w:spacing w:after="0"/>
+                            <w:rPr>
+                              <w:sz w:val="14"/>
+                              <w:szCs w:val="14"/>
+                              <w:lang w:val="en-US"/>
+                            </w:rPr>
+                          </w:pPr>
+                          <w:r>
+                            <w:rPr>
+                              <w:sz w:val="14"/>
+                              <w:szCs w:val="14"/>
+                              <w:lang w:val="en-US"/>
+                            </w:rPr>
+                            <w:t>{{CLIENT_ADDRESS}}</w:t>
+                          </w:r>
+                        </w:p>
+                        <w:p>
+                          <w:pPr>
+                            <w:spacing w:after="40"/>
+                            <w:rPr>
+                              <w:sz w:val="18"/>
+                              <w:szCs w:val="18"/>
+                              <w:lang w:val="en-US"/>
+                            </w:rPr>
+                          </w:pPr>
+                          <w:r>
+                            <w:rPr>
+                              <w:b/>
+                              <w:bCs/>
+                              <w:sz w:val="14"/>
+                              <w:szCs w:val="14"/>
+                              <w:lang w:val="en-US"/>
+                            </w:rPr>
+                            <w:t>Client Representative:</w:t>
+                          </w:r>
+                          <w:r>
+                            <w:rPr>
+                              <w:sz w:val="14"/>
+                              <w:szCs w:val="14"/>
+                              <w:lang w:val="en-US"/>
+                            </w:rPr>
+                            <w:t xml:space="preserve"> </w:t>
+                          </w:r>
+                          <w:r>
+                            <w:rPr>
+                              <w:sz w:val="14"/>
+                              <w:szCs w:val="18"/>
+                              <w:lang w:val="en-US"/>
+                            </w:rPr>
+                            <w:t>{{REPRESENTATIVE_NAME}}</w:t>
+                          </w:r>
+                        </w:p>
+                        <w:p>
+                          <w:pPr>
+                            <w:spacing w:after="40"/>
+                            <w:rPr>
+                              <w:sz w:val="18"/>
+                              <w:szCs w:val="18"/>
+                              <w:lang w:val="en-US"/>
+                            </w:rPr>
+                          </w:pPr>
+                          <w:r>
+                            <w:rPr>
+                              <w:sz w:val="14"/>
+                              <w:szCs w:val="18"/>
+                              <w:lang w:val="en-US"/>
+                            </w:rPr>
+                            <w:t>{{REPRESENTATIVE_EMAIL}}</w:t>
+                          </w:r>
+                          <w:r>
+                            <w:rPr>
+                              <w:sz w:val="14"/>
+                              <w:szCs w:val="14"/>
+                              <w:lang w:val="en-US"/>
+                            </w:rPr>
+                            <w:t xml:space="preserve"> </w:t>
+                          </w:r>
+                        </w:p>
+                        <w:p>
+                          <w:pPr>
+                            <w:spacing w:after="0"/>
+                            <w:rPr>
+                              <w:sz w:val="14"/>
+                              <w:szCs w:val="14"/>
+                              <w:lang w:val="en-US"/>
+                            </w:rPr>
+                          </w:pPr>
+                          <w:r>
+                            <w:rPr>
+                              <w:sz w:val="14"/>
+                              <w:szCs w:val="14"/>
+                              <w:lang w:val="en-US"/>
+                            </w:rPr>
+                            <w:t xml:space="preserve">Ph: </w:t>
+                          </w:r>
+                          <w:r>
+                            <w:rPr>
+                              <w:sz w:val="14"/>
+                              <w:szCs w:val="18"/>
+                              <w:lang w:val="en-US"/>
+                            </w:rPr>
+                            <w:t>{{REPRESENTATIVE_PHONE}}</w:t>
+                          </w:r>
+                        </w:p>
+                        <w:p>
+                          <w:pPr>
+                            <w:spacing w:after="0"/>
+                            <w:rPr>
+                              <w:sz w:val="14"/>
+                              <w:szCs w:val="14"/>
+                              <w:lang w:val="en-US"/>
+                            </w:rPr>
+                          </w:pPr>
+                          <w:r>
+                            <w:rPr>
+                              <w:b/>
+                              <w:bCs/>
+                              <w:sz w:val="14"/>
+                              <w:szCs w:val="14"/>
+                              <w:lang w:val="en-US"/>
+                            </w:rPr>
+                            <w:t>Start:</w:t>
+                          </w:r>
+                          <w:r>
+                            <w:rPr>
+                              <w:sz w:val="14"/>
+                              <w:szCs w:val="14"/>
+                              <w:lang w:val="en-US"/>
+                            </w:rPr>
+                            <w:t xml:space="preserve"> </w:t>
+                          </w:r>
+                          <w:r>
+                            <w:rPr>
+                              <w:sz w:val="14"/>
+                              <w:szCs w:val="18"/>
+                              <w:lang w:val="en-US"/>
+                            </w:rPr>
+                            <w:t>{{EVENT_START}}</w:t>
+                          </w:r>
+                        </w:p>
+                        <w:p>
+                          <w:pPr>
+                            <w:spacing w:after="0"/>
+                            <w:rPr>
+                              <w:sz w:val="14"/>
+                              <w:szCs w:val="14"/>
+                              <w:lang w:val="en-US"/>
+                            </w:rPr>
+                          </w:pPr>
+                          <w:r>
+                            <w:rPr>
+                              <w:b/>
+                              <w:bCs/>
+                              <w:sz w:val="14"/>
+                              <w:szCs w:val="14"/>
+                              <w:lang w:val="en-US"/>
+                            </w:rPr>
+                            <w:t>End:</w:t>
+                          </w:r>
+                          <w:r>
+                            <w:rPr>
+                              <w:sz w:val="14"/>
+                              <w:szCs w:val="14"/>
+                              <w:lang w:val="en-US"/>
+                            </w:rPr>
+                            <w:t xml:space="preserve"> </w:t>
+                          </w:r>
+                          <w:r>
+                            <w:rPr>
+                              <w:sz w:val="14"/>
+                              <w:szCs w:val="18"/>
+                              <w:lang w:val="en-US"/>
+                            </w:rPr>
+                            <w:t>{{EVENT_END}}</w:t>
+                          </w:r>
+                        </w:p>
+                        <w:p>
+                          <w:pPr>
+                            <w:spacing w:after="0"/>
+                            <w:rPr>
+                              <w:sz w:val="14"/>
+                              <w:szCs w:val="14"/>
+                              <w:lang w:val="en-US"/>
+                            </w:rPr>
+                          </w:pPr>
+                          <w:r>
+                            <w:rPr>
+                              <w:b/>
+                              <w:bCs/>
+                              <w:sz w:val="14"/>
+                              <w:szCs w:val="14"/>
+                              <w:lang w:val="en-US"/>
+                            </w:rPr>
+                            <w:t>Guests</w:t>
+                          </w:r>
+                          <w:r>
+                            <w:rPr>
+                              <w:sz w:val="14"/>
+                              <w:szCs w:val="14"/>
+                              <w:lang w:val="en-US"/>
+                            </w:rPr>
+                            <w:t xml:space="preserve">: </w:t>
+                          </w:r>
+                          <w:r>
+                            <w:rPr>
+                              <w:sz w:val="14"/>
+                              <w:szCs w:val="18"/>
+                              <w:lang w:val="en-US"/>
+                            </w:rPr>
+                            <w:t>{{EVENT_GUESTS}}</w:t>
+                          </w:r>
+                        </w:p>
+                        <w:p/>
+                      </w:txbxContent>
+                    </wps:txbx>
+                    <wps:bodyPr rot="0" vert="horz" wrap="square" lIns="91440" tIns="45720" rIns="91440" bIns="45720" anchor="t" anchorCtr="0">
+                      <a:noAutofit/>
+                    </wps:bodyPr>
+                  </wps:wsp>
+                </a:graphicData>
+              </a:graphic>
+              <wp14:sizeRelH relativeFrom="margin">
+                <wp14:pctWidth>40000</wp14:pctWidth>
+              </wp14:sizeRelH>
+              <wp14:sizeRelV relativeFrom="margin">
+                <wp14:pctHeight>0</wp14:pctHeight>
+              </wp14:sizeRelV>
+            </wp:anchor>
+          </w:drawing>
+        </mc:Choice>
+        <mc:Fallback>
+          <w:pict>
+            <v:shapetype w14:anchorId="517C2E98" id="_x0000_t202" coordsize="21600,21600" o:spt="202" path="m,l,21600r21600,l21600,xe">
+              <v:stroke joinstyle="miter"/>
+              <v:path gradientshapeok="t" o:connecttype="rect"/>
+            </v:shapetype>
+            <v:shape id="Cuadro de texto 2" o:spid="_x0000_s1026" type="#_x0000_t202" style="position:absolute;left:0;text-align:left;margin-left:-68.55pt;margin-top:32.25pt;width:185.9pt;height:101.25pt;z-index:251661312;visibility:visible;mso-wrap-style:square;mso-width-percent:400;mso-height-percent:0;mso-wrap-distance-left:9pt;mso-wrap-distance-top:3.6pt;mso-wrap-distance-right:9pt;mso-wrap-distance-bottom:3.6pt;mso-position-horizontal:absolute;mso-position-horizontal-relative:text;mso-position-vertical:absolute;mso-position-vertical-relative:text;mso-width-percent:400;mso-height-percent:0;mso-width-relative:margin;mso-height-relative:margin;v-text-anchor:top" o:gfxdata="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" stroked="f">
+              <v:textbox>
+                <w:txbxContent>
+                  <w:p>
+                    <w:pPr>
+                      <w:pStyle w:val="Ttulo1"/>
+                      <w:spacing w:before="0" w:after="0"/>
+                      <w:jc w:val="both"/>
+                      <w:rPr>
+                        <w:rFonts w:asciiTheme="minorHAnsi" w:hAnsiTheme="minorHAnsi"/>
+                        <w:color w:val="501549" w:themeColor="accent5" w:themeShade="80"/>
+                        <w:sz w:val="16"/>
+                        <w:szCs w:val="16"/>
+                        <w:lang w:val="en-US"/>
+                      </w:rPr>
+                    </w:pPr>
+                    <w:r>
+                      <w:rPr>
+                        <w:rFonts w:asciiTheme="minorHAnsi" w:hAnsiTheme="minorHAnsi"/>
+                        <w:color w:val="501549" w:themeColor="accent5" w:themeShade="80"/>
+                        <w:sz w:val="16"/>
+                        <w:szCs w:val="16"/>
+                        <w:lang w:val="en-US"/>
+                      </w:rPr>
+                      <w:t>{{CLIENT_NAME}}</w:t>
+                    </w:r>
+                  </w:p>
+                  <w:p>
+                    <w:pPr>
+                      <w:spacing w:after="0"/>
+                      <w:rPr>
+                        <w:sz w:val="14"/>
+                        <w:szCs w:val="14"/>
+                        <w:lang w:val="en-US"/>
+                      </w:rPr>
+                    </w:pPr>
+                    <w:r>
+                      <w:rPr>
+                        <w:sz w:val="14"/>
+                        <w:szCs w:val="14"/>
+                        <w:lang w:val="en-US"/>
+                      </w:rPr>
+                      <w:t>{{CLIENT_ADDRESS}}</w:t>
+                    </w:r>
+                  </w:p>
+                  <w:p>
+                    <w:pPr>
+                      <w:spacing w:after="40"/>
+                      <w:rPr>
+                        <w:sz w:val="18"/>
+                        <w:szCs w:val="18"/>
+                        <w:lang w:val="en-US"/>
+                      </w:rPr>
+                    </w:pPr>
+                    <w:r>
+                      <w:rPr>
+                        <w:b/>
+                        <w:bCs/>
+                        <w:sz w:val="14"/>
+                        <w:szCs w:val="14"/>
+                        <w:lang w:val="en-US"/>
+                      </w:rPr>
+                      <w:t>Client Representative:</w:t>
+                    </w:r>
+                    <w:r>
+                      <w:rPr>
+                        <w:sz w:val="14"/>
+                        <w:szCs w:val="14"/>
+                        <w:lang w:val="en-US"/>
+                      </w:rPr>
+                      <w:t xml:space="preserve"> </w:t>
+                    </w:r>
+                    <w:r>
+                      <w:rPr>
+                        <w:sz w:val="14"/>
+                        <w:szCs w:val="18"/>
+                        <w:lang w:val="en-US"/>
+                      </w:rPr>
+                      <w:t>{{REPRESENTATIVE_NAME}}</w:t>
+                    </w:r>
+                  </w:p>
+                  <w:p>
+                    <w:pPr>
+                      <w:spacing w:after="40"/>
+                      <w:rPr>
+                        <w:sz w:val="18"/>
+                        <w:szCs w:val="18"/>
+                        <w:lang w:val="en-US"/>
+                      </w:rPr>
+                    </w:pPr>
+                    <w:r>
+                      <w:rPr>
+                        <w:sz w:val="14"/>
+                        <w:szCs w:val="18"/>
+                        <w:lang w:val="en-US"/>
+                      </w:rPr>
+                      <w:t>{{REPRESENTATIVE_EMAIL}}</w:t>
+                    </w:r>
+                    <w:r>
+                      <w:rPr>
+                        <w:sz w:val="14"/>
+                        <w:szCs w:val="14"/>
+                        <w:lang w:val="en-US"/>
+                      </w:rPr>
+                      <w:t xml:space="preserve"> </w:t>
+                    </w:r>
+                  </w:p>
+                  <w:p>
+                    <w:pPr>
+                      <w:spacing w:after="0"/>
+                      <w:rPr>
+                        <w:sz w:val="14"/>
+                        <w:szCs w:val="14"/>
+                        <w:lang w:val="en-US"/>
+                      </w:rPr>
+                    </w:pPr>
+                    <w:r>
+                      <w:rPr>
+                        <w:sz w:val="14"/>
+                        <w:szCs w:val="14"/>
+                        <w:lang w:val="en-US"/>
+                      </w:rPr>
+                      <w:t xml:space="preserve">Ph: </w:t>
+                    </w:r>
+                    <w:r>
+                      <w:rPr>
+                        <w:sz w:val="14"/>
+                        <w:szCs w:val="18"/>
+                        <w:lang w:val="en-US"/>
+                      </w:rPr>
+                      <w:t>{{REPRESENTATIVE_PHONE}}</w:t>
+                    </w:r>
+                  </w:p>
+                  <w:p>
+                    <w:pPr>
+                      <w:spacing w:after="0"/>
+                      <w:rPr>
+                        <w:sz w:val="14"/>
+                        <w:szCs w:val="14"/>
+                        <w:lang w:val="en-US"/>
+                      </w:rPr>
+                    </w:pPr>
+                    <w:r>
+                      <w:rPr>
+                        <w:b/>
+                        <w:bCs/>
+                        <w:sz w:val="14"/>
+                        <w:szCs w:val="14"/>
+                        <w:lang w:val="en-US"/>
+                      </w:rPr>
+                      <w:t>Start:</w:t>
+                    </w:r>
+                    <w:r>
+                      <w:rPr>
+                        <w:sz w:val="14"/>
+                        <w:szCs w:val="14"/>
+                        <w:lang w:val="en-US"/>
+                      </w:rPr>
+                      <w:t xml:space="preserve"> </w:t>
+                    </w:r>
+                    <w:r>
+                      <w:rPr>
+                        <w:sz w:val="14"/>
+                        <w:szCs w:val="18"/>
+                        <w:lang w:val="en-US"/>
+                      </w:rPr>
+                      <w:t>{{EVENT_START}}</w:t>
+                    </w:r>
+                  </w:p>
+                  <w:p>
+                    <w:pPr>
+                      <w:spacing w:after="0"/>
+                      <w:rPr>
+                        <w:sz w:val="14"/>
+                        <w:szCs w:val="14"/>
+                        <w:lang w:val="en-US"/>
+                      </w:rPr>
+                    </w:pPr>
+                    <w:r>
+                      <w:rPr>
+                        <w:b/>
+                        <w:bCs/>
+                        <w:sz w:val="14"/>
+                        <w:szCs w:val="14"/>
+                        <w:lang w:val="en-US"/>
+                      </w:rPr>
+                      <w:t>End:</w:t>
+                    </w:r>
+                    <w:r>
+                      <w:rPr>
+                        <w:sz w:val="14"/>
+                        <w:szCs w:val="14"/>
+                        <w:lang w:val="en-US"/>
+                      </w:rPr>
+                      <w:t xml:space="preserve"> </w:t>
+                    </w:r>
+                    <w:r>
+                      <w:rPr>
+                        <w:sz w:val="14"/>
+                        <w:szCs w:val="18"/>
+                        <w:lang w:val="en-US"/>
+                      </w:rPr>
+                      <w:t>{{EVENT_END}}</w:t>
+                    </w:r>
+                  </w:p>
+                  <w:p>
+                    <w:pPr>
+                      <w:spacing w:after="0"/>
+                      <w:rPr>
+                        <w:sz w:val="14"/>
+                        <w:szCs w:val="14"/>
+                        <w:lang w:val="en-US"/>
+                      </w:rPr>
+                    </w:pPr>
+                    <w:r>
+                      <w:rPr>
+                        <w:b/>
+                        <w:bCs/>
+                        <w:sz w:val="14"/>
+                        <w:szCs w:val="14"/>
+                        <w:lang w:val="en-US"/>
+                      </w:rPr>
+                      <w:t>Guests</w:t>
+                    </w:r>
+                    <w:r>
+                      <w:rPr>
+                        <w:sz w:val="14"/>
+                        <w:szCs w:val="14"/>
+                        <w:lang w:val="en-US"/>
+                      </w:rPr>
+                      <w:t xml:space="preserve">: </w:t>
+                    </w:r>
+                    <w:r>
+                      <w:rPr>
+                        <w:sz w:val="14"/>
+                        <w:szCs w:val="18"/>
+                        <w:lang w:val="en-US"/>
+                      </w:rPr>
+                      <w:t>{{EVENT_GUESTS}}</w:t>
+                    </w:r>
+                  </w:p>
+                  <w:p/>
+                </w:txbxContent>
+              </v:textbox>
+              <w10:wrap type="square"/>
+            </v:shape>
+          </w:pict>
+        </mc:Fallback>
+      </mc:AlternateContent>
+    </w:r>
+  </w:p>
   <w:sdt>
     <w:sdtPr>
       <w:rPr>

--- a/estimate_template.docx
+++ b/estimate_template.docx
@@ -156,6 +156,7 @@
           <w:lang w:val="en-US"/>
         </w:rPr>
       </w:pPr>
+      <w:proofErr w:type="spellStart"/>
       <w:r>
         <w:rPr>
           <w:rFonts w:ascii="Open Sans" w:hAnsi="Open Sans" w:cs="Open Sans"/>
@@ -164,7 +165,62 @@
           <w:sz w:val="57"/>
           <w:szCs w:val="57"/>
         </w:rPr>
-        <w:t>Foodesign Conceptual Events Proposal.</w:t>
+        <w:t>Foodesign</w:t>
+      </w:r>
+      <w:proofErr w:type="spellEnd"/>
+      <w:r>
+        <w:rPr>
+          <w:rFonts w:ascii="Open Sans" w:hAnsi="Open Sans" w:cs="Open Sans"/>
+          <w:b/>
+          <w:color w:val="612D4A"/>
+          <w:sz w:val="57"/>
+          <w:szCs w:val="57"/>
+        </w:rPr>
+        <w:t xml:space="preserve"> Conceptual </w:t>
+      </w:r>
+      <w:proofErr w:type="spellStart"/>
+      <w:r>
+        <w:rPr>
+          <w:rFonts w:ascii="Open Sans" w:hAnsi="Open Sans" w:cs="Open Sans"/>
+          <w:b/>
+          <w:color w:val="612D4A"/>
+          <w:sz w:val="57"/>
+          <w:szCs w:val="57"/>
+        </w:rPr>
+        <w:t>Events</w:t>
+      </w:r>
+      <w:proofErr w:type="spellEnd"/>
+      <w:r>
+        <w:rPr>
+          <w:rFonts w:ascii="Open Sans" w:hAnsi="Open Sans" w:cs="Open Sans"/>
+          <w:b/>
+          <w:color w:val="612D4A"/>
+          <w:sz w:val="57"/>
+          <w:szCs w:val="57"/>
+        </w:rPr>
+        <w:t xml:space="preserve"> </w:t>
+      </w:r>
+      <w:proofErr w:type="spellStart"/>
+      <w:r>
+        <w:rPr>
+          <w:rFonts w:ascii="Open Sans" w:hAnsi="Open Sans" w:cs="Open Sans"/>
+          <w:b/>
+          <w:color w:val="612D4A"/>
+          <w:sz w:val="57"/>
+          <w:szCs w:val="57"/>
+        </w:rPr>
+        <w:t>Proposal</w:t>
+      </w:r>
+      <w:proofErr w:type="spellEnd"/>
+      <w:r>
+        <w:rPr>
+          <w:rFonts w:ascii="Open Sans" w:hAnsi="Open Sans" w:cs="Open Sans"/>
+          <w:b/>
+          <w:color w:val="612D4A"/>
+          <w:sz w:val="57"/>
+          <w:szCs w:val="57"/>
+        </w:rPr>
+        <w:t>.</w:t>
       </w:r>
       <w:r>
         <w:br w:type="page"/>
@@ -173,19 +229,17 @@
     <w:tbl>
       <w:tblPr>
         <w:tblStyle w:val="Tablaconcuadrcula"/>
-        <w:tblW w:w="10530" w:type="dxa"/>
-        <w:tblInd w:w="-810" w:type="dxa"/>
-        <w:tblLayout w:type="fixed"/>
+        <w:tblW w:w="5000" w:type="pct"/>
         <w:tblLook w:val="04A0" w:firstRow="1" w:lastRow="0" w:firstColumn="1" w:lastColumn="0" w:noHBand="0" w:noVBand="1"/>
       </w:tblPr>
       <w:tblGrid>
-        <w:gridCol w:w="3294"/>
-        <w:gridCol w:w="7236"/>
+        <w:gridCol w:w="2616"/>
+        <w:gridCol w:w="6960"/>
       </w:tblGrid>
       <w:tr>
         <w:tc>
           <w:tcPr>
-            <w:tcW w:w="3294" w:type="dxa"/>
+            <w:tcW w:w="1282" w:type="pct"/>
             <w:tcBorders>
               <w:top w:val="nil"/>
               <w:left w:val="nil"/>
@@ -620,7 +674,7 @@
         </w:tc>
         <w:tc>
           <w:tcPr>
-            <w:tcW w:w="7235" w:type="dxa"/>
+            <w:tcW w:w="3718" w:type="pct"/>
             <w:tcBorders>
               <w:top w:val="nil"/>
               <w:left w:val="nil"/>
@@ -831,6 +885,7 @@
                 <w:lang w:val="en-US"/>
               </w:rPr>
             </w:pPr>
+            <w:proofErr w:type="spellStart"/>
             <w:r>
               <w:rPr>
                 <w:rFonts w:ascii="Open Sans" w:eastAsiaTheme="minorEastAsia" w:hAnsi="Open Sans" w:cs="Open Sans"/>
@@ -839,7 +894,18 @@
                 <w:szCs w:val="20"/>
                 <w:lang w:val="en-US"/>
               </w:rPr>
-              <w:t>Foodesign Conceptual Event</w:t>
+              <w:t>Foodesign</w:t>
+            </w:r>
+            <w:proofErr w:type="spellEnd"/>
+            <w:r>
+              <w:rPr>
+                <w:rFonts w:ascii="Open Sans" w:eastAsiaTheme="minorEastAsia" w:hAnsi="Open Sans" w:cs="Open Sans"/>
+                <w:color w:val="323232"/>
+                <w:sz w:val="20"/>
+                <w:szCs w:val="20"/>
+                <w:lang w:val="en-US"/>
+              </w:rPr>
+              <w:t xml:space="preserve"> Conceptual Event</w:t>
             </w:r>
             <w:r>
               <w:rPr>
@@ -1409,7 +1475,47 @@
                 <w:szCs w:val="18"/>
                 <w:lang w:val="en-US"/>
               </w:rPr>
-              <w:t>If a client resquets that the caterer coordinate the venue rental &amp; décor, entertainment, photography, valet parking, flower arranging, or other aspects of planning the event, there will be a small fee charged for this service to account for the labor needed to plan the event as agreed upon in writing by the parties at the time of such request.</w:t>
+              <w:t xml:space="preserve">If a client </w:t>
+            </w:r>
+            <w:proofErr w:type="spellStart"/>
+            <w:r>
+              <w:rPr>
+                <w:rFonts w:ascii="Open Sans" w:eastAsia="Aptos" w:hAnsi="Open Sans" w:cs="Open Sans"/>
+                <w:sz w:val="18"/>
+                <w:szCs w:val="18"/>
+                <w:lang w:val="en-US"/>
+              </w:rPr>
+              <w:t>resquets</w:t>
+            </w:r>
+            <w:proofErr w:type="spellEnd"/>
+            <w:r>
+              <w:rPr>
+                <w:rFonts w:ascii="Open Sans" w:eastAsia="Aptos" w:hAnsi="Open Sans" w:cs="Open Sans"/>
+                <w:sz w:val="18"/>
+                <w:szCs w:val="18"/>
+                <w:lang w:val="en-US"/>
+              </w:rPr>
+              <w:t xml:space="preserve"> that the caterer </w:t>
+            </w:r>
+            <w:proofErr w:type="gramStart"/>
+            <w:r>
+              <w:rPr>
+                <w:rFonts w:ascii="Open Sans" w:eastAsia="Aptos" w:hAnsi="Open Sans" w:cs="Open Sans"/>
+                <w:sz w:val="18"/>
+                <w:szCs w:val="18"/>
+                <w:lang w:val="en-US"/>
+              </w:rPr>
+              <w:t>coordinate</w:t>
+            </w:r>
+            <w:proofErr w:type="gramEnd"/>
+            <w:r>
+              <w:rPr>
+                <w:rFonts w:ascii="Open Sans" w:eastAsia="Aptos" w:hAnsi="Open Sans" w:cs="Open Sans"/>
+                <w:sz w:val="18"/>
+                <w:szCs w:val="18"/>
+                <w:lang w:val="en-US"/>
+              </w:rPr>
+              <w:t xml:space="preserve"> the venue rental &amp; décor, entertainment, photography, valet parking, flower arranging, or other aspects of planning the event, there will be a small fee charged for this service to account for the labor needed to plan the event as agreed upon in writing by the parties at the time of such request.</w:t>
             </w:r>
           </w:p>
           <w:p>
@@ -1782,14 +1888,25 @@
                 <w:lang w:val="en-US"/>
               </w:rPr>
             </w:pPr>
-            <w:r>
-              <w:rPr>
-                <w:rFonts w:ascii="Open Sans" w:eastAsia="Aptos" w:hAnsi="Open Sans" w:cs="Open Sans"/>
-                <w:sz w:val="18"/>
-                <w:szCs w:val="18"/>
-                <w:lang w:val="en-US"/>
-              </w:rPr>
-              <w:t>Foodesign Conceptual Events and the Client acknowledge and agree that this proposal is governed by the Master Caterer Agreement executed between the parties.</w:t>
+            <w:proofErr w:type="spellStart"/>
+            <w:r>
+              <w:rPr>
+                <w:rFonts w:ascii="Open Sans" w:eastAsia="Aptos" w:hAnsi="Open Sans" w:cs="Open Sans"/>
+                <w:sz w:val="18"/>
+                <w:szCs w:val="18"/>
+                <w:lang w:val="en-US"/>
+              </w:rPr>
+              <w:t>Foodesign</w:t>
+            </w:r>
+            <w:proofErr w:type="spellEnd"/>
+            <w:r>
+              <w:rPr>
+                <w:rFonts w:ascii="Open Sans" w:eastAsia="Aptos" w:hAnsi="Open Sans" w:cs="Open Sans"/>
+                <w:sz w:val="18"/>
+                <w:szCs w:val="18"/>
+                <w:lang w:val="en-US"/>
+              </w:rPr>
+              <w:t xml:space="preserve"> Conceptual Events and the Client acknowledge and agree that this proposal is governed by the Master Caterer Agreement executed between the parties.</w:t>
             </w:r>
           </w:p>
           <w:p>
@@ -1847,7 +1964,27 @@
                 <w:szCs w:val="18"/>
                 <w:lang w:val="en-US"/>
               </w:rPr>
-              <w:t>The undersigned, as a duly authorized representative of the Client, {{CLIENT_NAME}}, hereby contract the services of Foodesign Conceptual Events as listed and quoted in this proposal on behalf of the Client according to the terms and conditions herein.</w:t>
+              <w:t xml:space="preserve">The undersigned, as a duly authorized representative of the Client, {{CLIENT_NAME}}, hereby contract the services of </w:t>
+            </w:r>
+            <w:proofErr w:type="spellStart"/>
+            <w:r>
+              <w:rPr>
+                <w:rFonts w:ascii="Open Sans" w:eastAsia="Aptos" w:hAnsi="Open Sans" w:cs="Open Sans"/>
+                <w:sz w:val="18"/>
+                <w:szCs w:val="18"/>
+                <w:lang w:val="en-US"/>
+              </w:rPr>
+              <w:t>Foodesign</w:t>
+            </w:r>
+            <w:proofErr w:type="spellEnd"/>
+            <w:r>
+              <w:rPr>
+                <w:rFonts w:ascii="Open Sans" w:eastAsia="Aptos" w:hAnsi="Open Sans" w:cs="Open Sans"/>
+                <w:sz w:val="18"/>
+                <w:szCs w:val="18"/>
+                <w:lang w:val="en-US"/>
+              </w:rPr>
+              <w:t xml:space="preserve"> Conceptual Events as listed and quoted in this proposal on behalf of the Client according to the terms and conditions herein.</w:t>
             </w:r>
           </w:p>
           <w:p>
@@ -1877,6 +2014,7 @@
                 <w:lang w:val="en-US"/>
               </w:rPr>
             </w:pPr>
+            <w:proofErr w:type="gramStart"/>
             <w:r>
               <w:rPr>
                 <w:rFonts w:ascii="Open Sans" w:eastAsia="Aptos" w:hAnsi="Open Sans" w:cs="Open Sans"/>
@@ -1895,7 +2033,17 @@
                 <w:szCs w:val="18"/>
                 <w:lang w:val="en-US"/>
               </w:rPr>
-              <w:t>:___________________________________</w:t>
+              <w:t>:_</w:t>
+            </w:r>
+            <w:proofErr w:type="gramEnd"/>
+            <w:r>
+              <w:rPr>
+                <w:rFonts w:ascii="Open Sans" w:eastAsia="Aptos" w:hAnsi="Open Sans" w:cs="Open Sans"/>
+                <w:sz w:val="18"/>
+                <w:szCs w:val="18"/>
+                <w:lang w:val="en-US"/>
+              </w:rPr>
+              <w:t>__________________________________</w:t>
             </w:r>
             <w:r>
               <w:rPr>
@@ -1906,7 +2054,31 @@
                 <w:szCs w:val="18"/>
                 <w:lang w:val="en-US"/>
               </w:rPr>
-              <w:t xml:space="preserve"> Name:____________________________________</w:t>
+              <w:t xml:space="preserve"> </w:t>
+            </w:r>
+            <w:proofErr w:type="gramStart"/>
+            <w:r>
+              <w:rPr>
+                <w:rFonts w:ascii="Open Sans" w:eastAsia="Aptos" w:hAnsi="Open Sans" w:cs="Open Sans"/>
+                <w:b/>
+                <w:bCs/>
+                <w:sz w:val="18"/>
+                <w:szCs w:val="18"/>
+                <w:lang w:val="en-US"/>
+              </w:rPr>
+              <w:t>Name:_</w:t>
+            </w:r>
+            <w:proofErr w:type="gramEnd"/>
+            <w:r>
+              <w:rPr>
+                <w:rFonts w:ascii="Open Sans" w:eastAsia="Aptos" w:hAnsi="Open Sans" w:cs="Open Sans"/>
+                <w:b/>
+                <w:bCs/>
+                <w:sz w:val="18"/>
+                <w:szCs w:val="18"/>
+                <w:lang w:val="en-US"/>
+              </w:rPr>
+              <w:t>___________________________________</w:t>
             </w:r>
           </w:p>
           <w:p>
@@ -1989,6 +2161,7 @@
                 <w:lang w:val="en-US"/>
               </w:rPr>
             </w:pPr>
+            <w:proofErr w:type="spellStart"/>
             <w:r>
               <w:rPr>
                 <w:rFonts w:ascii="Open Sans" w:eastAsia="Aptos" w:hAnsi="Open Sans" w:cs="Open Sans"/>
@@ -1999,7 +2172,19 @@
                 <w:lang w:val="en-US"/>
               </w:rPr>
               <w:lastRenderedPageBreak/>
-              <w:t>Foodesign Conceptual Events Policies</w:t>
+              <w:t>Foodesign</w:t>
+            </w:r>
+            <w:proofErr w:type="spellEnd"/>
+            <w:r>
+              <w:rPr>
+                <w:rFonts w:ascii="Open Sans" w:eastAsia="Aptos" w:hAnsi="Open Sans" w:cs="Open Sans"/>
+                <w:b/>
+                <w:bCs/>
+                <w:sz w:val="18"/>
+                <w:szCs w:val="18"/>
+                <w:lang w:val="en-US"/>
+              </w:rPr>
+              <w:t xml:space="preserve"> Conceptual Events Policies</w:t>
             </w:r>
           </w:p>
           <w:p>
@@ -2246,14 +2431,25 @@
                 <w:lang w:val="en-US"/>
               </w:rPr>
             </w:pPr>
-            <w:r>
-              <w:rPr>
-                <w:rFonts w:ascii="Open Sans" w:eastAsia="Aptos" w:hAnsi="Open Sans" w:cs="Open Sans"/>
-                <w:sz w:val="18"/>
-                <w:szCs w:val="18"/>
-                <w:lang w:val="en-US"/>
-              </w:rPr>
-              <w:t>Foodesign Conceptual Events accept cash, MasterCard, Visa, Amex or Personal Checks as Payment Options. If Mastercard, Visa, or AMEX is the preferred payment method, a 3.8% credit card fee will be added to the total amount.</w:t>
+            <w:proofErr w:type="spellStart"/>
+            <w:r>
+              <w:rPr>
+                <w:rFonts w:ascii="Open Sans" w:eastAsia="Aptos" w:hAnsi="Open Sans" w:cs="Open Sans"/>
+                <w:sz w:val="18"/>
+                <w:szCs w:val="18"/>
+                <w:lang w:val="en-US"/>
+              </w:rPr>
+              <w:t>Foodesign</w:t>
+            </w:r>
+            <w:proofErr w:type="spellEnd"/>
+            <w:r>
+              <w:rPr>
+                <w:rFonts w:ascii="Open Sans" w:eastAsia="Aptos" w:hAnsi="Open Sans" w:cs="Open Sans"/>
+                <w:sz w:val="18"/>
+                <w:szCs w:val="18"/>
+                <w:lang w:val="en-US"/>
+              </w:rPr>
+              <w:t xml:space="preserve"> Conceptual Events accept cash, MasterCard, Visa, Amex or Personal Checks as Payment Options. If Mastercard, Visa, or AMEX is the preferred payment method, a 3.8% credit card fee will be added to the total amount.</w:t>
             </w:r>
           </w:p>
           <w:p>
@@ -2273,14 +2469,25 @@
                 <w:lang w:val="en-US"/>
               </w:rPr>
             </w:pPr>
-            <w:r>
-              <w:rPr>
-                <w:rFonts w:ascii="Open Sans" w:eastAsia="Aptos" w:hAnsi="Open Sans" w:cs="Open Sans"/>
-                <w:sz w:val="18"/>
-                <w:szCs w:val="18"/>
-                <w:lang w:val="en-US"/>
-              </w:rPr>
-              <w:t>Foodesign Conceptual Events, will not be liable for a failure to perform this contract due to delays, strikes, storms, accidents, venue accessibility, or other causes beyond its control</w:t>
+            <w:proofErr w:type="spellStart"/>
+            <w:r>
+              <w:rPr>
+                <w:rFonts w:ascii="Open Sans" w:eastAsia="Aptos" w:hAnsi="Open Sans" w:cs="Open Sans"/>
+                <w:sz w:val="18"/>
+                <w:szCs w:val="18"/>
+                <w:lang w:val="en-US"/>
+              </w:rPr>
+              <w:t>Foodesign</w:t>
+            </w:r>
+            <w:proofErr w:type="spellEnd"/>
+            <w:r>
+              <w:rPr>
+                <w:rFonts w:ascii="Open Sans" w:eastAsia="Aptos" w:hAnsi="Open Sans" w:cs="Open Sans"/>
+                <w:sz w:val="18"/>
+                <w:szCs w:val="18"/>
+                <w:lang w:val="en-US"/>
+              </w:rPr>
+              <w:t xml:space="preserve"> Conceptual Events, will not be liable for a failure to perform this contract due to delays, strikes, storms, accidents, venue accessibility, or other causes beyond its control</w:t>
             </w:r>
           </w:p>
           <w:p>

--- a/estimate_template.docx
+++ b/estimate_template.docx
@@ -234,7 +234,7 @@
       </w:tblPr>
       <w:tblGrid>
         <w:gridCol w:w="2616"/>
-        <w:gridCol w:w="6960"/>
+        <w:gridCol w:w="5102"/>
       </w:tblGrid>
       <w:tr>
         <w:tc>
@@ -722,8 +722,8 @@
               <w:rPr>
                 <w:rFonts w:ascii="Open Sans" w:hAnsi="Open Sans" w:cs="Open Sans"/>
                 <w:color w:val="323232"/>
-                <w:sz w:val="20"/>
-                <w:szCs w:val="20"/>
+                <w:sz w:val="18"/>
+                <w:szCs w:val="18"/>
                 <w:lang w:val="en-US"/>
               </w:rPr>
             </w:pPr>
@@ -731,8 +731,8 @@
               <w:rPr>
                 <w:rFonts w:ascii="Open Sans" w:eastAsia="Aptos" w:hAnsi="Open Sans" w:cs="Open Sans"/>
                 <w:color w:val="323232"/>
-                <w:sz w:val="20"/>
-                <w:szCs w:val="20"/>
+                <w:sz w:val="18"/>
+                <w:szCs w:val="18"/>
                 <w:lang w:val="en-US"/>
               </w:rPr>
               <w:t>Dear {{CLIENT_NAME}}, thank you for the opportunity to provide our services for your events. We look forward to sharing our services with you and your guests. Booking staff, planning and directing an event can be stressful. Therefore, we promise to do everything we can to ease the burden on you.</w:t>
@@ -743,8 +743,8 @@
               <w:spacing w:after="0" w:line="240" w:lineRule="auto"/>
               <w:rPr>
                 <w:rFonts w:ascii="Open Sans" w:hAnsi="Open Sans" w:cs="Open Sans"/>
-                <w:sz w:val="20"/>
-                <w:szCs w:val="20"/>
+                <w:sz w:val="18"/>
+                <w:szCs w:val="18"/>
                 <w:lang w:val="en-US"/>
               </w:rPr>
             </w:pPr>
@@ -757,16 +757,16 @@
               <w:rPr>
                 <w:rFonts w:ascii="Open Sans" w:eastAsiaTheme="minorEastAsia" w:hAnsi="Open Sans" w:cs="Open Sans"/>
                 <w:color w:val="323232"/>
-                <w:sz w:val="20"/>
-                <w:szCs w:val="20"/>
+                <w:sz w:val="18"/>
+                <w:szCs w:val="18"/>
               </w:rPr>
             </w:pPr>
             <w:r>
               <w:rPr>
                 <w:rFonts w:ascii="Open Sans" w:eastAsiaTheme="minorEastAsia" w:hAnsi="Open Sans" w:cs="Open Sans"/>
                 <w:color w:val="323232"/>
-                <w:sz w:val="20"/>
-                <w:szCs w:val="20"/>
+                <w:sz w:val="18"/>
+                <w:szCs w:val="18"/>
               </w:rPr>
               <w:t>We have taken all your concerns and requests into consideration as we developed this proposal and quote. We would like to assure you that our wait staff, catering and event services will meet your high food standards and suit your personal tastes.</w:t>
             </w:r>
@@ -778,8 +778,8 @@
               <w:rPr>
                 <w:rFonts w:ascii="Open Sans" w:eastAsiaTheme="minorEastAsia" w:hAnsi="Open Sans" w:cs="Open Sans"/>
                 <w:color w:val="323232"/>
-                <w:sz w:val="20"/>
-                <w:szCs w:val="20"/>
+                <w:sz w:val="18"/>
+                <w:szCs w:val="18"/>
               </w:rPr>
             </w:pPr>
           </w:p>
@@ -791,16 +791,16 @@
               <w:rPr>
                 <w:rFonts w:ascii="Open Sans" w:eastAsiaTheme="minorEastAsia" w:hAnsi="Open Sans" w:cs="Open Sans"/>
                 <w:color w:val="323232"/>
-                <w:sz w:val="20"/>
-                <w:szCs w:val="20"/>
+                <w:sz w:val="18"/>
+                <w:szCs w:val="18"/>
               </w:rPr>
             </w:pPr>
             <w:r>
               <w:rPr>
                 <w:rFonts w:ascii="Open Sans" w:eastAsiaTheme="minorEastAsia" w:hAnsi="Open Sans" w:cs="Open Sans"/>
                 <w:color w:val="323232"/>
-                <w:sz w:val="20"/>
-                <w:szCs w:val="20"/>
+                <w:sz w:val="18"/>
+                <w:szCs w:val="18"/>
               </w:rPr>
               <w:t>In this proposal, we have only included the services that you have selected. Please feel free to notify us if you have any concerns or additional services that you would like to request. We hope that you will find this proposal to your liking. We are looking forward to helping provide all your guests with an enjoyable and unforgettable experience.</w:t>
             </w:r>
@@ -813,16 +813,16 @@
               <w:rPr>
                 <w:rFonts w:ascii="Open Sans" w:eastAsiaTheme="minorEastAsia" w:hAnsi="Open Sans" w:cs="Open Sans"/>
                 <w:color w:val="323232"/>
-                <w:sz w:val="20"/>
-                <w:szCs w:val="20"/>
+                <w:sz w:val="18"/>
+                <w:szCs w:val="18"/>
               </w:rPr>
             </w:pPr>
             <w:r>
               <w:rPr>
                 <w:rFonts w:ascii="Open Sans" w:eastAsiaTheme="minorEastAsia" w:hAnsi="Open Sans" w:cs="Open Sans"/>
                 <w:color w:val="323232"/>
-                <w:sz w:val="20"/>
-                <w:szCs w:val="20"/>
+                <w:sz w:val="18"/>
+                <w:szCs w:val="18"/>
               </w:rPr>
               <w:t>Sincerely.</w:t>
             </w:r>
@@ -835,8 +835,8 @@
               <w:rPr>
                 <w:rFonts w:ascii="Open Sans" w:eastAsiaTheme="minorEastAsia" w:hAnsi="Open Sans" w:cs="Open Sans"/>
                 <w:color w:val="323232"/>
-                <w:sz w:val="20"/>
-                <w:szCs w:val="20"/>
+                <w:sz w:val="18"/>
+                <w:szCs w:val="18"/>
               </w:rPr>
             </w:pPr>
           </w:p>
@@ -848,8 +848,8 @@
               <w:rPr>
                 <w:rFonts w:ascii="Open Sans" w:eastAsiaTheme="minorEastAsia" w:hAnsi="Open Sans" w:cs="Open Sans"/>
                 <w:color w:val="323232"/>
-                <w:sz w:val="20"/>
-                <w:szCs w:val="20"/>
+                <w:sz w:val="18"/>
+                <w:szCs w:val="18"/>
               </w:rPr>
             </w:pPr>
           </w:p>
@@ -860,16 +860,16 @@
               <w:rPr>
                 <w:rFonts w:ascii="Open Sans" w:eastAsiaTheme="minorEastAsia" w:hAnsi="Open Sans" w:cs="Open Sans"/>
                 <w:color w:val="323232"/>
-                <w:sz w:val="20"/>
-                <w:szCs w:val="20"/>
+                <w:sz w:val="18"/>
+                <w:szCs w:val="18"/>
               </w:rPr>
             </w:pPr>
             <w:r>
               <w:rPr>
                 <w:rFonts w:ascii="Open Sans" w:eastAsiaTheme="minorEastAsia" w:hAnsi="Open Sans" w:cs="Open Sans"/>
                 <w:color w:val="323232"/>
-                <w:sz w:val="20"/>
-                <w:szCs w:val="20"/>
+                <w:sz w:val="18"/>
+                <w:szCs w:val="18"/>
               </w:rPr>
               <w:t>____________________________________</w:t>
             </w:r>
@@ -890,8 +890,8 @@
               <w:rPr>
                 <w:rFonts w:ascii="Open Sans" w:eastAsiaTheme="minorEastAsia" w:hAnsi="Open Sans" w:cs="Open Sans"/>
                 <w:color w:val="323232"/>
-                <w:sz w:val="20"/>
-                <w:szCs w:val="20"/>
+                <w:sz w:val="18"/>
+                <w:szCs w:val="18"/>
                 <w:lang w:val="en-US"/>
               </w:rPr>
               <w:t>Foodesign</w:t>
@@ -901,21 +901,11 @@
               <w:rPr>
                 <w:rFonts w:ascii="Open Sans" w:eastAsiaTheme="minorEastAsia" w:hAnsi="Open Sans" w:cs="Open Sans"/>
                 <w:color w:val="323232"/>
-                <w:sz w:val="20"/>
-                <w:szCs w:val="20"/>
-                <w:lang w:val="en-US"/>
-              </w:rPr>
-              <w:t xml:space="preserve"> Conceptual Event</w:t>
-            </w:r>
-            <w:r>
-              <w:rPr>
-                <w:rFonts w:ascii="Open Sans" w:eastAsiaTheme="minorEastAsia" w:hAnsi="Open Sans" w:cs="Open Sans"/>
-                <w:color w:val="323232"/>
-                <w:sz w:val="22"/>
-                <w:szCs w:val="22"/>
-                <w:lang w:val="en-US"/>
-              </w:rPr>
-              <w:t>.</w:t>
+                <w:sz w:val="18"/>
+                <w:szCs w:val="18"/>
+                <w:lang w:val="en-US"/>
+              </w:rPr>
+              <w:t xml:space="preserve"> Conceptual Event.</w:t>
             </w:r>
           </w:p>
         </w:tc>
@@ -2610,7 +2600,7 @@
       <w:headerReference w:type="default" r:id="rId9"/>
       <w:footerReference w:type="default" r:id="rId10"/>
       <w:pgSz w:w="12240" w:h="15840"/>
-      <w:pgMar w:top="2880" w:right="1440" w:bottom="1440" w:left="1440" w:header="576" w:footer="706" w:gutter="0"/>
+      <w:pgMar w:top="2880" w:right="2261" w:bottom="1123" w:left="2261" w:header="576" w:footer="706" w:gutter="0"/>
       <w:cols w:space="720"/>
       <w:formProt w:val="0"/>
       <w:titlePg/>

--- a/estimate_template.docx
+++ b/estimate_template.docx
@@ -970,18 +970,17 @@
     <w:tbl>
       <w:tblPr>
         <w:tblStyle w:val="Tablaconcuadrcula"/>
-        <w:tblW w:w="9720" w:type="dxa"/>
-        <w:tblLayout w:type="fixed"/>
+        <w:tblW w:w="5000" w:type="pct"/>
         <w:tblLook w:val="04A0" w:firstRow="1" w:lastRow="0" w:firstColumn="1" w:lastColumn="0" w:noHBand="0" w:noVBand="1"/>
       </w:tblPr>
       <w:tblGrid>
-        <w:gridCol w:w="2970"/>
-        <w:gridCol w:w="6750"/>
+        <w:gridCol w:w="2616"/>
+        <w:gridCol w:w="5102"/>
       </w:tblGrid>
       <w:tr>
         <w:tc>
           <w:tcPr>
-            <w:tcW w:w="2970" w:type="dxa"/>
+            <w:tcW w:w="1528" w:type="pct"/>
             <w:tcBorders>
               <w:top w:val="nil"/>
               <w:left w:val="nil"/>
@@ -1378,7 +1377,7 @@
         </w:tc>
         <w:tc>
           <w:tcPr>
-            <w:tcW w:w="6749" w:type="dxa"/>
+            <w:tcW w:w="3472" w:type="pct"/>
             <w:tcBorders>
               <w:top w:val="nil"/>
               <w:left w:val="nil"/>
@@ -1393,8 +1392,8 @@
                 <w:rFonts w:ascii="Open Sans" w:hAnsi="Open Sans" w:cs="Open Sans"/>
                 <w:b/>
                 <w:color w:val="612D4B"/>
-                <w:sz w:val="20"/>
-                <w:szCs w:val="20"/>
+                <w:sz w:val="16"/>
+                <w:szCs w:val="16"/>
                 <w:lang w:val="en-US"/>
               </w:rPr>
             </w:pPr>
@@ -1403,8 +1402,8 @@
                 <w:rFonts w:ascii="Open Sans" w:eastAsia="Aptos" w:hAnsi="Open Sans" w:cs="Open Sans"/>
                 <w:b/>
                 <w:color w:val="612D4B"/>
-                <w:sz w:val="20"/>
-                <w:szCs w:val="20"/>
+                <w:sz w:val="16"/>
+                <w:szCs w:val="16"/>
                 <w:lang w:val="en-US"/>
               </w:rPr>
               <w:t>Explanation of Fees</w:t>
@@ -1417,8 +1416,8 @@
                 <w:rFonts w:ascii="Open Sans" w:hAnsi="Open Sans" w:cs="Open Sans"/>
                 <w:b/>
                 <w:color w:val="612D4B"/>
-                <w:sz w:val="20"/>
-                <w:szCs w:val="20"/>
+                <w:sz w:val="16"/>
+                <w:szCs w:val="16"/>
                 <w:lang w:val="en-US"/>
               </w:rPr>
             </w:pPr>
@@ -1430,8 +1429,8 @@
                 <w:rFonts w:ascii="Open Sans" w:hAnsi="Open Sans" w:cs="Open Sans"/>
                 <w:b/>
                 <w:bCs/>
-                <w:sz w:val="18"/>
-                <w:szCs w:val="18"/>
+                <w:sz w:val="16"/>
+                <w:szCs w:val="16"/>
                 <w:lang w:val="en-US"/>
               </w:rPr>
             </w:pPr>
@@ -1440,8 +1439,8 @@
                 <w:rFonts w:ascii="Open Sans" w:eastAsia="Aptos" w:hAnsi="Open Sans" w:cs="Open Sans"/>
                 <w:b/>
                 <w:bCs/>
-                <w:sz w:val="18"/>
-                <w:szCs w:val="18"/>
+                <w:sz w:val="16"/>
+                <w:szCs w:val="16"/>
                 <w:lang w:val="en-US"/>
               </w:rPr>
               <w:t>Event Planning Service</w:t>
@@ -1453,16 +1452,16 @@
               <w:jc w:val="both"/>
               <w:rPr>
                 <w:rFonts w:ascii="Open Sans" w:hAnsi="Open Sans" w:cs="Open Sans"/>
-                <w:sz w:val="18"/>
-                <w:szCs w:val="18"/>
-                <w:lang w:val="en-US"/>
-              </w:rPr>
-            </w:pPr>
-            <w:r>
-              <w:rPr>
-                <w:rFonts w:ascii="Open Sans" w:eastAsia="Aptos" w:hAnsi="Open Sans" w:cs="Open Sans"/>
-                <w:sz w:val="18"/>
-                <w:szCs w:val="18"/>
+                <w:sz w:val="16"/>
+                <w:szCs w:val="16"/>
+                <w:lang w:val="en-US"/>
+              </w:rPr>
+            </w:pPr>
+            <w:r>
+              <w:rPr>
+                <w:rFonts w:ascii="Open Sans" w:eastAsia="Aptos" w:hAnsi="Open Sans" w:cs="Open Sans"/>
+                <w:sz w:val="16"/>
+                <w:szCs w:val="16"/>
                 <w:lang w:val="en-US"/>
               </w:rPr>
               <w:t xml:space="preserve">If a client </w:t>
@@ -1471,8 +1470,8 @@
             <w:r>
               <w:rPr>
                 <w:rFonts w:ascii="Open Sans" w:eastAsia="Aptos" w:hAnsi="Open Sans" w:cs="Open Sans"/>
-                <w:sz w:val="18"/>
-                <w:szCs w:val="18"/>
+                <w:sz w:val="16"/>
+                <w:szCs w:val="16"/>
                 <w:lang w:val="en-US"/>
               </w:rPr>
               <w:t>resquets</w:t>
@@ -1481,8 +1480,8 @@
             <w:r>
               <w:rPr>
                 <w:rFonts w:ascii="Open Sans" w:eastAsia="Aptos" w:hAnsi="Open Sans" w:cs="Open Sans"/>
-                <w:sz w:val="18"/>
-                <w:szCs w:val="18"/>
+                <w:sz w:val="16"/>
+                <w:szCs w:val="16"/>
                 <w:lang w:val="en-US"/>
               </w:rPr>
               <w:t xml:space="preserve"> that the caterer </w:t>
@@ -1491,8 +1490,8 @@
             <w:r>
               <w:rPr>
                 <w:rFonts w:ascii="Open Sans" w:eastAsia="Aptos" w:hAnsi="Open Sans" w:cs="Open Sans"/>
-                <w:sz w:val="18"/>
-                <w:szCs w:val="18"/>
+                <w:sz w:val="16"/>
+                <w:szCs w:val="16"/>
                 <w:lang w:val="en-US"/>
               </w:rPr>
               <w:t>coordinate</w:t>
@@ -1501,8 +1500,8 @@
             <w:r>
               <w:rPr>
                 <w:rFonts w:ascii="Open Sans" w:eastAsia="Aptos" w:hAnsi="Open Sans" w:cs="Open Sans"/>
-                <w:sz w:val="18"/>
-                <w:szCs w:val="18"/>
+                <w:sz w:val="16"/>
+                <w:szCs w:val="16"/>
                 <w:lang w:val="en-US"/>
               </w:rPr>
               <w:t xml:space="preserve"> the venue rental &amp; décor, entertainment, photography, valet parking, flower arranging, or other aspects of planning the event, there will be a small fee charged for this service to account for the labor needed to plan the event as agreed upon in writing by the parties at the time of such request.</w:t>
@@ -1515,8 +1514,8 @@
                 <w:rFonts w:ascii="Open Sans" w:hAnsi="Open Sans" w:cs="Open Sans"/>
                 <w:b/>
                 <w:bCs/>
-                <w:sz w:val="18"/>
-                <w:szCs w:val="18"/>
+                <w:sz w:val="16"/>
+                <w:szCs w:val="16"/>
                 <w:lang w:val="en-US"/>
               </w:rPr>
             </w:pPr>
@@ -1528,8 +1527,8 @@
                 <w:rFonts w:ascii="Open Sans" w:hAnsi="Open Sans" w:cs="Open Sans"/>
                 <w:b/>
                 <w:bCs/>
-                <w:sz w:val="18"/>
-                <w:szCs w:val="18"/>
+                <w:sz w:val="16"/>
+                <w:szCs w:val="16"/>
                 <w:lang w:val="en-US"/>
               </w:rPr>
             </w:pPr>
@@ -1538,8 +1537,8 @@
                 <w:rFonts w:ascii="Open Sans" w:eastAsia="Aptos" w:hAnsi="Open Sans" w:cs="Open Sans"/>
                 <w:b/>
                 <w:bCs/>
-                <w:sz w:val="18"/>
-                <w:szCs w:val="18"/>
+                <w:sz w:val="16"/>
+                <w:szCs w:val="16"/>
                 <w:lang w:val="en-US"/>
               </w:rPr>
               <w:t>Delivery Fee</w:t>
@@ -1556,16 +1555,16 @@
               <w:ind w:left="290"/>
               <w:rPr>
                 <w:rFonts w:ascii="Open Sans" w:hAnsi="Open Sans" w:cs="Open Sans"/>
-                <w:sz w:val="18"/>
-                <w:szCs w:val="18"/>
-                <w:lang w:val="en-US"/>
-              </w:rPr>
-            </w:pPr>
-            <w:r>
-              <w:rPr>
-                <w:rFonts w:ascii="Open Sans" w:eastAsia="Aptos" w:hAnsi="Open Sans" w:cs="Open Sans"/>
-                <w:sz w:val="18"/>
-                <w:szCs w:val="18"/>
+                <w:sz w:val="16"/>
+                <w:szCs w:val="16"/>
+                <w:lang w:val="en-US"/>
+              </w:rPr>
+            </w:pPr>
+            <w:r>
+              <w:rPr>
+                <w:rFonts w:ascii="Open Sans" w:eastAsia="Aptos" w:hAnsi="Open Sans" w:cs="Open Sans"/>
+                <w:sz w:val="16"/>
+                <w:szCs w:val="16"/>
                 <w:lang w:val="en-US"/>
               </w:rPr>
               <w:t>Not Applicable.</w:t>
@@ -1582,16 +1581,16 @@
               <w:ind w:left="290"/>
               <w:rPr>
                 <w:rFonts w:ascii="Open Sans" w:hAnsi="Open Sans" w:cs="Open Sans"/>
-                <w:sz w:val="18"/>
-                <w:szCs w:val="18"/>
-                <w:lang w:val="en-US"/>
-              </w:rPr>
-            </w:pPr>
-            <w:r>
-              <w:rPr>
-                <w:rFonts w:ascii="Open Sans" w:eastAsia="Aptos" w:hAnsi="Open Sans" w:cs="Open Sans"/>
-                <w:sz w:val="18"/>
-                <w:szCs w:val="18"/>
+                <w:sz w:val="16"/>
+                <w:szCs w:val="16"/>
+                <w:lang w:val="en-US"/>
+              </w:rPr>
+            </w:pPr>
+            <w:r>
+              <w:rPr>
+                <w:rFonts w:ascii="Open Sans" w:eastAsia="Aptos" w:hAnsi="Open Sans" w:cs="Open Sans"/>
+                <w:sz w:val="16"/>
+                <w:szCs w:val="16"/>
                 <w:lang w:val="en-US"/>
               </w:rPr>
               <w:t>If the event takes place more than x miles from N/A, a fee of x$/mile will be added to the total costs to cover gas and vehicle mileage.</w:t>
@@ -1604,8 +1603,8 @@
                 <w:rFonts w:ascii="Open Sans" w:hAnsi="Open Sans" w:cs="Open Sans"/>
                 <w:b/>
                 <w:bCs/>
-                <w:sz w:val="18"/>
-                <w:szCs w:val="18"/>
+                <w:sz w:val="16"/>
+                <w:szCs w:val="16"/>
                 <w:lang w:val="en-US"/>
               </w:rPr>
             </w:pPr>
@@ -1617,8 +1616,8 @@
                 <w:rFonts w:ascii="Open Sans" w:hAnsi="Open Sans" w:cs="Open Sans"/>
                 <w:b/>
                 <w:bCs/>
-                <w:sz w:val="18"/>
-                <w:szCs w:val="18"/>
+                <w:sz w:val="16"/>
+                <w:szCs w:val="16"/>
                 <w:lang w:val="en-US"/>
               </w:rPr>
             </w:pPr>
@@ -1627,8 +1626,8 @@
                 <w:rFonts w:ascii="Open Sans" w:eastAsia="Aptos" w:hAnsi="Open Sans" w:cs="Open Sans"/>
                 <w:b/>
                 <w:bCs/>
-                <w:sz w:val="18"/>
-                <w:szCs w:val="18"/>
+                <w:sz w:val="16"/>
+                <w:szCs w:val="16"/>
                 <w:lang w:val="en-US"/>
               </w:rPr>
               <w:t>Service Charge</w:t>
@@ -1640,16 +1639,16 @@
               <w:jc w:val="both"/>
               <w:rPr>
                 <w:rFonts w:ascii="Open Sans" w:hAnsi="Open Sans" w:cs="Open Sans"/>
-                <w:sz w:val="18"/>
-                <w:szCs w:val="18"/>
-                <w:lang w:val="en-US"/>
-              </w:rPr>
-            </w:pPr>
-            <w:r>
-              <w:rPr>
-                <w:rFonts w:ascii="Open Sans" w:eastAsia="Aptos" w:hAnsi="Open Sans" w:cs="Open Sans"/>
-                <w:sz w:val="18"/>
-                <w:szCs w:val="18"/>
+                <w:sz w:val="16"/>
+                <w:szCs w:val="16"/>
+                <w:lang w:val="en-US"/>
+              </w:rPr>
+            </w:pPr>
+            <w:r>
+              <w:rPr>
+                <w:rFonts w:ascii="Open Sans" w:eastAsia="Aptos" w:hAnsi="Open Sans" w:cs="Open Sans"/>
+                <w:sz w:val="16"/>
+                <w:szCs w:val="16"/>
                 <w:lang w:val="en-US"/>
               </w:rPr>
               <w:t xml:space="preserve">A service charge of </w:t>
@@ -1659,8 +1658,8 @@
                 <w:rFonts w:ascii="Open Sans" w:eastAsia="Aptos" w:hAnsi="Open Sans" w:cs="Open Sans"/>
                 <w:b/>
                 <w:bCs/>
-                <w:sz w:val="18"/>
-                <w:szCs w:val="18"/>
+                <w:sz w:val="16"/>
+                <w:szCs w:val="16"/>
                 <w:lang w:val="en-US"/>
               </w:rPr>
               <w:t>{{SERVICE_CHARGE_RATE}}</w:t>
@@ -1668,8 +1667,8 @@
             <w:r>
               <w:rPr>
                 <w:rFonts w:ascii="Open Sans" w:eastAsia="Aptos" w:hAnsi="Open Sans" w:cs="Open Sans"/>
-                <w:sz w:val="18"/>
-                <w:szCs w:val="18"/>
+                <w:sz w:val="16"/>
+                <w:szCs w:val="16"/>
                 <w:lang w:val="en-US"/>
               </w:rPr>
               <w:t xml:space="preserve"> is Indicated in your proposal of service. This fee covers all administration, insurance fees, transportation, site visits, trucking, &amp; supplemental costs associated with the event planning.</w:t>
@@ -1682,8 +1681,8 @@
                 <w:rFonts w:ascii="Open Sans" w:hAnsi="Open Sans" w:cs="Open Sans"/>
                 <w:b/>
                 <w:bCs/>
-                <w:sz w:val="18"/>
-                <w:szCs w:val="18"/>
+                <w:sz w:val="16"/>
+                <w:szCs w:val="16"/>
                 <w:lang w:val="en-US"/>
               </w:rPr>
             </w:pPr>
@@ -1695,8 +1694,8 @@
                 <w:rFonts w:ascii="Open Sans" w:hAnsi="Open Sans" w:cs="Open Sans"/>
                 <w:b/>
                 <w:bCs/>
-                <w:sz w:val="18"/>
-                <w:szCs w:val="18"/>
+                <w:sz w:val="16"/>
+                <w:szCs w:val="16"/>
                 <w:lang w:val="en-US"/>
               </w:rPr>
             </w:pPr>
@@ -1705,8 +1704,8 @@
                 <w:rFonts w:ascii="Open Sans" w:eastAsia="Aptos" w:hAnsi="Open Sans" w:cs="Open Sans"/>
                 <w:b/>
                 <w:bCs/>
-                <w:sz w:val="18"/>
-                <w:szCs w:val="18"/>
+                <w:sz w:val="16"/>
+                <w:szCs w:val="16"/>
                 <w:lang w:val="en-US"/>
               </w:rPr>
               <w:t>Gratuities</w:t>
@@ -1718,16 +1717,16 @@
               <w:jc w:val="both"/>
               <w:rPr>
                 <w:rFonts w:ascii="Open Sans" w:hAnsi="Open Sans" w:cs="Open Sans"/>
-                <w:sz w:val="18"/>
-                <w:szCs w:val="18"/>
-                <w:lang w:val="en-US"/>
-              </w:rPr>
-            </w:pPr>
-            <w:r>
-              <w:rPr>
-                <w:rFonts w:ascii="Open Sans" w:eastAsia="Aptos" w:hAnsi="Open Sans" w:cs="Open Sans"/>
-                <w:sz w:val="18"/>
-                <w:szCs w:val="18"/>
+                <w:sz w:val="16"/>
+                <w:szCs w:val="16"/>
+                <w:lang w:val="en-US"/>
+              </w:rPr>
+            </w:pPr>
+            <w:r>
+              <w:rPr>
+                <w:rFonts w:ascii="Open Sans" w:eastAsia="Aptos" w:hAnsi="Open Sans" w:cs="Open Sans"/>
+                <w:sz w:val="16"/>
+                <w:szCs w:val="16"/>
                 <w:lang w:val="en-US"/>
               </w:rPr>
               <w:t>Gratuities are not included in the proposal and are at the sole discretion of the client.</w:t>
@@ -1740,8 +1739,8 @@
                 <w:rFonts w:ascii="Open Sans" w:hAnsi="Open Sans" w:cs="Open Sans"/>
                 <w:b/>
                 <w:bCs/>
-                <w:sz w:val="18"/>
-                <w:szCs w:val="18"/>
+                <w:sz w:val="16"/>
+                <w:szCs w:val="16"/>
                 <w:lang w:val="en-US"/>
               </w:rPr>
             </w:pPr>
@@ -1753,8 +1752,8 @@
                 <w:rFonts w:ascii="Open Sans" w:hAnsi="Open Sans" w:cs="Open Sans"/>
                 <w:b/>
                 <w:bCs/>
-                <w:sz w:val="18"/>
-                <w:szCs w:val="18"/>
+                <w:sz w:val="16"/>
+                <w:szCs w:val="16"/>
                 <w:lang w:val="en-US"/>
               </w:rPr>
             </w:pPr>
@@ -1763,8 +1762,8 @@
                 <w:rFonts w:ascii="Open Sans" w:eastAsia="Aptos" w:hAnsi="Open Sans" w:cs="Open Sans"/>
                 <w:b/>
                 <w:bCs/>
-                <w:sz w:val="18"/>
-                <w:szCs w:val="18"/>
+                <w:sz w:val="16"/>
+                <w:szCs w:val="16"/>
                 <w:lang w:val="en-US"/>
               </w:rPr>
               <w:t>Taxes and Insurance</w:t>
@@ -1775,16 +1774,16 @@
               <w:spacing w:after="0" w:line="240" w:lineRule="auto"/>
               <w:rPr>
                 <w:rFonts w:ascii="Open Sans" w:hAnsi="Open Sans" w:cs="Open Sans"/>
-                <w:sz w:val="18"/>
-                <w:szCs w:val="18"/>
-                <w:lang w:val="en-US"/>
-              </w:rPr>
-            </w:pPr>
-            <w:r>
-              <w:rPr>
-                <w:rFonts w:ascii="Open Sans" w:eastAsia="Aptos" w:hAnsi="Open Sans" w:cs="Open Sans"/>
-                <w:sz w:val="18"/>
-                <w:szCs w:val="18"/>
+                <w:sz w:val="16"/>
+                <w:szCs w:val="16"/>
+                <w:lang w:val="en-US"/>
+              </w:rPr>
+            </w:pPr>
+            <w:r>
+              <w:rPr>
+                <w:rFonts w:ascii="Open Sans" w:eastAsia="Aptos" w:hAnsi="Open Sans" w:cs="Open Sans"/>
+                <w:sz w:val="16"/>
+                <w:szCs w:val="16"/>
                 <w:lang w:val="en-US"/>
               </w:rPr>
               <w:t xml:space="preserve">All prices are subject to an </w:t>
@@ -1794,8 +1793,8 @@
                 <w:rFonts w:ascii="Open Sans" w:eastAsia="Aptos" w:hAnsi="Open Sans" w:cs="Open Sans"/>
                 <w:b/>
                 <w:bCs/>
-                <w:sz w:val="18"/>
-                <w:szCs w:val="18"/>
+                <w:sz w:val="16"/>
+                <w:szCs w:val="16"/>
                 <w:lang w:val="en-US"/>
               </w:rPr>
               <w:t>{{SERVICE_CHARGE_RATE}}</w:t>
@@ -1803,8 +1802,8 @@
             <w:r>
               <w:rPr>
                 <w:rFonts w:ascii="Open Sans" w:eastAsia="Aptos" w:hAnsi="Open Sans" w:cs="Open Sans"/>
-                <w:sz w:val="18"/>
-                <w:szCs w:val="18"/>
+                <w:sz w:val="16"/>
+                <w:szCs w:val="16"/>
                 <w:lang w:val="en-US"/>
               </w:rPr>
               <w:t xml:space="preserve"> service and {</w:t>
@@ -1814,8 +1813,8 @@
                 <w:rFonts w:ascii="Open Sans" w:eastAsia="Aptos" w:hAnsi="Open Sans" w:cs="Open Sans"/>
                 <w:b/>
                 <w:bCs/>
-                <w:sz w:val="18"/>
-                <w:szCs w:val="18"/>
+                <w:sz w:val="16"/>
+                <w:szCs w:val="16"/>
                 <w:lang w:val="en-US"/>
               </w:rPr>
               <w:t>{TAX_RATE}} {{TAX_NAME}}</w:t>
@@ -1823,8 +1822,8 @@
             <w:r>
               <w:rPr>
                 <w:rFonts w:ascii="Open Sans" w:eastAsia="Aptos" w:hAnsi="Open Sans" w:cs="Open Sans"/>
-                <w:sz w:val="18"/>
-                <w:szCs w:val="18"/>
+                <w:sz w:val="16"/>
+                <w:szCs w:val="16"/>
                 <w:lang w:val="en-US"/>
               </w:rPr>
               <w:t xml:space="preserve"> Sale Tax</w:t>
@@ -1837,8 +1836,8 @@
                 <w:rFonts w:ascii="Open Sans" w:hAnsi="Open Sans" w:cs="Open Sans"/>
                 <w:b/>
                 <w:bCs/>
-                <w:sz w:val="18"/>
-                <w:szCs w:val="18"/>
+                <w:sz w:val="16"/>
+                <w:szCs w:val="16"/>
                 <w:lang w:val="en-US"/>
               </w:rPr>
             </w:pPr>
@@ -1850,8 +1849,8 @@
                 <w:rFonts w:ascii="Open Sans" w:hAnsi="Open Sans" w:cs="Open Sans"/>
                 <w:b/>
                 <w:bCs/>
-                <w:sz w:val="18"/>
-                <w:szCs w:val="18"/>
+                <w:sz w:val="16"/>
+                <w:szCs w:val="16"/>
                 <w:lang w:val="en-US"/>
               </w:rPr>
             </w:pPr>
@@ -1860,8 +1859,8 @@
                 <w:rFonts w:ascii="Open Sans" w:eastAsia="Aptos" w:hAnsi="Open Sans" w:cs="Open Sans"/>
                 <w:b/>
                 <w:bCs/>
-                <w:sz w:val="18"/>
-                <w:szCs w:val="18"/>
+                <w:sz w:val="16"/>
+                <w:szCs w:val="16"/>
                 <w:lang w:val="en-US"/>
               </w:rPr>
               <w:t>Governing Terms</w:t>
@@ -1873,8 +1872,8 @@
               <w:jc w:val="both"/>
               <w:rPr>
                 <w:rFonts w:ascii="Open Sans" w:hAnsi="Open Sans" w:cs="Open Sans"/>
-                <w:sz w:val="18"/>
-                <w:szCs w:val="18"/>
+                <w:sz w:val="16"/>
+                <w:szCs w:val="16"/>
                 <w:lang w:val="en-US"/>
               </w:rPr>
             </w:pPr>
@@ -1882,8 +1881,8 @@
             <w:r>
               <w:rPr>
                 <w:rFonts w:ascii="Open Sans" w:eastAsia="Aptos" w:hAnsi="Open Sans" w:cs="Open Sans"/>
-                <w:sz w:val="18"/>
-                <w:szCs w:val="18"/>
+                <w:sz w:val="16"/>
+                <w:szCs w:val="16"/>
                 <w:lang w:val="en-US"/>
               </w:rPr>
               <w:t>Foodesign</w:t>
@@ -1892,8 +1891,8 @@
             <w:r>
               <w:rPr>
                 <w:rFonts w:ascii="Open Sans" w:eastAsia="Aptos" w:hAnsi="Open Sans" w:cs="Open Sans"/>
-                <w:sz w:val="18"/>
-                <w:szCs w:val="18"/>
+                <w:sz w:val="16"/>
+                <w:szCs w:val="16"/>
                 <w:lang w:val="en-US"/>
               </w:rPr>
               <w:t xml:space="preserve"> Conceptual Events and the Client acknowledge and agree that this proposal is governed by the Master Caterer Agreement executed between the parties.</w:t>
@@ -1906,8 +1905,8 @@
                 <w:rFonts w:ascii="Open Sans" w:hAnsi="Open Sans" w:cs="Open Sans"/>
                 <w:b/>
                 <w:bCs/>
-                <w:sz w:val="18"/>
-                <w:szCs w:val="18"/>
+                <w:sz w:val="16"/>
+                <w:szCs w:val="16"/>
                 <w:lang w:val="en-US"/>
               </w:rPr>
             </w:pPr>
@@ -1919,8 +1918,8 @@
                 <w:rFonts w:ascii="Open Sans" w:hAnsi="Open Sans" w:cs="Open Sans"/>
                 <w:b/>
                 <w:bCs/>
-                <w:sz w:val="18"/>
-                <w:szCs w:val="18"/>
+                <w:sz w:val="16"/>
+                <w:szCs w:val="16"/>
                 <w:lang w:val="en-US"/>
               </w:rPr>
             </w:pPr>
@@ -1929,8 +1928,8 @@
                 <w:rFonts w:ascii="Open Sans" w:eastAsia="Aptos" w:hAnsi="Open Sans" w:cs="Open Sans"/>
                 <w:b/>
                 <w:bCs/>
-                <w:sz w:val="18"/>
-                <w:szCs w:val="18"/>
+                <w:sz w:val="16"/>
+                <w:szCs w:val="16"/>
                 <w:lang w:val="en-US"/>
               </w:rPr>
               <w:t>Acceptance By Client</w:t>
@@ -1942,16 +1941,16 @@
               <w:jc w:val="both"/>
               <w:rPr>
                 <w:rFonts w:ascii="Open Sans" w:hAnsi="Open Sans" w:cs="Open Sans"/>
-                <w:sz w:val="18"/>
-                <w:szCs w:val="18"/>
-                <w:lang w:val="en-US"/>
-              </w:rPr>
-            </w:pPr>
-            <w:r>
-              <w:rPr>
-                <w:rFonts w:ascii="Open Sans" w:eastAsia="Aptos" w:hAnsi="Open Sans" w:cs="Open Sans"/>
-                <w:sz w:val="18"/>
-                <w:szCs w:val="18"/>
+                <w:sz w:val="16"/>
+                <w:szCs w:val="16"/>
+                <w:lang w:val="en-US"/>
+              </w:rPr>
+            </w:pPr>
+            <w:r>
+              <w:rPr>
+                <w:rFonts w:ascii="Open Sans" w:eastAsia="Aptos" w:hAnsi="Open Sans" w:cs="Open Sans"/>
+                <w:sz w:val="16"/>
+                <w:szCs w:val="16"/>
                 <w:lang w:val="en-US"/>
               </w:rPr>
               <w:t xml:space="preserve">The undersigned, as a duly authorized representative of the Client, {{CLIENT_NAME}}, hereby contract the services of </w:t>
@@ -1960,8 +1959,8 @@
             <w:r>
               <w:rPr>
                 <w:rFonts w:ascii="Open Sans" w:eastAsia="Aptos" w:hAnsi="Open Sans" w:cs="Open Sans"/>
-                <w:sz w:val="18"/>
-                <w:szCs w:val="18"/>
+                <w:sz w:val="16"/>
+                <w:szCs w:val="16"/>
                 <w:lang w:val="en-US"/>
               </w:rPr>
               <w:t>Foodesign</w:t>
@@ -1970,8 +1969,8 @@
             <w:r>
               <w:rPr>
                 <w:rFonts w:ascii="Open Sans" w:eastAsia="Aptos" w:hAnsi="Open Sans" w:cs="Open Sans"/>
-                <w:sz w:val="18"/>
-                <w:szCs w:val="18"/>
+                <w:sz w:val="16"/>
+                <w:szCs w:val="16"/>
                 <w:lang w:val="en-US"/>
               </w:rPr>
               <w:t xml:space="preserve"> Conceptual Events as listed and quoted in this proposal on behalf of the Client according to the terms and conditions herein.</w:t>
@@ -1985,8 +1984,8 @@
                 <w:rFonts w:ascii="Open Sans" w:hAnsi="Open Sans" w:cs="Open Sans"/>
                 <w:b/>
                 <w:bCs/>
-                <w:sz w:val="18"/>
-                <w:szCs w:val="18"/>
+                <w:sz w:val="16"/>
+                <w:szCs w:val="16"/>
                 <w:lang w:val="en-US"/>
               </w:rPr>
             </w:pPr>
@@ -1999,8 +1998,8 @@
                 <w:rFonts w:ascii="Open Sans" w:hAnsi="Open Sans" w:cs="Open Sans"/>
                 <w:b/>
                 <w:bCs/>
-                <w:sz w:val="18"/>
-                <w:szCs w:val="18"/>
+                <w:sz w:val="16"/>
+                <w:szCs w:val="16"/>
                 <w:lang w:val="en-US"/>
               </w:rPr>
             </w:pPr>
@@ -2010,8 +2009,8 @@
                 <w:rFonts w:ascii="Open Sans" w:eastAsia="Aptos" w:hAnsi="Open Sans" w:cs="Open Sans"/>
                 <w:b/>
                 <w:bCs/>
-                <w:sz w:val="18"/>
-                <w:szCs w:val="18"/>
+                <w:sz w:val="16"/>
+                <w:szCs w:val="16"/>
                 <w:lang w:val="en-US"/>
               </w:rPr>
               <w:t>Signed</w:t>
@@ -2019,8 +2018,8 @@
             <w:r>
               <w:rPr>
                 <w:rFonts w:ascii="Open Sans" w:eastAsia="Aptos" w:hAnsi="Open Sans" w:cs="Open Sans"/>
-                <w:sz w:val="18"/>
-                <w:szCs w:val="18"/>
+                <w:sz w:val="16"/>
+                <w:szCs w:val="16"/>
                 <w:lang w:val="en-US"/>
               </w:rPr>
               <w:t>:_</w:t>
@@ -2029,8 +2028,8 @@
             <w:r>
               <w:rPr>
                 <w:rFonts w:ascii="Open Sans" w:eastAsia="Aptos" w:hAnsi="Open Sans" w:cs="Open Sans"/>
-                <w:sz w:val="18"/>
-                <w:szCs w:val="18"/>
+                <w:sz w:val="16"/>
+                <w:szCs w:val="16"/>
                 <w:lang w:val="en-US"/>
               </w:rPr>
               <w:t>__________________________________</w:t>
@@ -2040,8 +2039,8 @@
                 <w:rFonts w:ascii="Open Sans" w:eastAsia="Aptos" w:hAnsi="Open Sans" w:cs="Open Sans"/>
                 <w:b/>
                 <w:bCs/>
-                <w:sz w:val="18"/>
-                <w:szCs w:val="18"/>
+                <w:sz w:val="16"/>
+                <w:szCs w:val="16"/>
                 <w:lang w:val="en-US"/>
               </w:rPr>
               <w:t xml:space="preserve"> </w:t>
@@ -2052,8 +2051,8 @@
                 <w:rFonts w:ascii="Open Sans" w:eastAsia="Aptos" w:hAnsi="Open Sans" w:cs="Open Sans"/>
                 <w:b/>
                 <w:bCs/>
-                <w:sz w:val="18"/>
-                <w:szCs w:val="18"/>
+                <w:sz w:val="16"/>
+                <w:szCs w:val="16"/>
                 <w:lang w:val="en-US"/>
               </w:rPr>
               <w:t>Name:_</w:t>
@@ -2064,8 +2063,8 @@
                 <w:rFonts w:ascii="Open Sans" w:eastAsia="Aptos" w:hAnsi="Open Sans" w:cs="Open Sans"/>
                 <w:b/>
                 <w:bCs/>
-                <w:sz w:val="18"/>
-                <w:szCs w:val="18"/>
+                <w:sz w:val="16"/>
+                <w:szCs w:val="16"/>
                 <w:lang w:val="en-US"/>
               </w:rPr>
               <w:t>___________________________________</w:t>
@@ -2077,8 +2076,8 @@
               <w:jc w:val="both"/>
               <w:rPr>
                 <w:rFonts w:ascii="Open Sans" w:hAnsi="Open Sans" w:cs="Open Sans"/>
-                <w:sz w:val="18"/>
-                <w:szCs w:val="18"/>
+                <w:sz w:val="16"/>
+                <w:szCs w:val="16"/>
                 <w:lang w:val="en-US"/>
               </w:rPr>
             </w:pPr>
@@ -2087,8 +2086,8 @@
                 <w:rFonts w:ascii="Open Sans" w:eastAsia="Aptos" w:hAnsi="Open Sans" w:cs="Open Sans"/>
                 <w:b/>
                 <w:bCs/>
-                <w:sz w:val="18"/>
-                <w:szCs w:val="18"/>
+                <w:sz w:val="16"/>
+                <w:szCs w:val="16"/>
                 <w:lang w:val="en-US"/>
               </w:rPr>
               <w:t>Data:</w:t>
@@ -2096,8 +2095,8 @@
             <w:r>
               <w:rPr>
                 <w:rFonts w:ascii="Open Sans" w:eastAsia="Aptos" w:hAnsi="Open Sans" w:cs="Open Sans"/>
-                <w:sz w:val="18"/>
-                <w:szCs w:val="18"/>
+                <w:sz w:val="16"/>
+                <w:szCs w:val="16"/>
                 <w:lang w:val="en-US"/>
               </w:rPr>
               <w:t xml:space="preserve"> _____________________________________</w:t>
@@ -2109,8 +2108,8 @@
               <w:jc w:val="both"/>
               <w:rPr>
                 <w:rFonts w:ascii="Open Sans" w:hAnsi="Open Sans" w:cs="Open Sans"/>
-                <w:sz w:val="18"/>
-                <w:szCs w:val="18"/>
+                <w:sz w:val="16"/>
+                <w:szCs w:val="16"/>
                 <w:lang w:val="en-US"/>
               </w:rPr>
             </w:pPr>
@@ -2121,8 +2120,8 @@
               <w:jc w:val="both"/>
               <w:rPr>
                 <w:rFonts w:ascii="Open Sans" w:hAnsi="Open Sans" w:cs="Open Sans"/>
-                <w:sz w:val="18"/>
-                <w:szCs w:val="18"/>
+                <w:sz w:val="16"/>
+                <w:szCs w:val="16"/>
                 <w:lang w:val="en-US"/>
               </w:rPr>
             </w:pPr>
@@ -2133,21 +2132,60 @@
               <w:jc w:val="both"/>
               <w:rPr>
                 <w:rFonts w:ascii="Open Sans" w:hAnsi="Open Sans" w:cs="Open Sans"/>
-                <w:sz w:val="18"/>
-                <w:szCs w:val="18"/>
-                <w:lang w:val="en-US"/>
-              </w:rPr>
-            </w:pPr>
-          </w:p>
-          <w:p>
-            <w:pPr>
-              <w:spacing w:after="0" w:line="240" w:lineRule="auto"/>
-              <w:rPr>
-                <w:rFonts w:ascii="Open Sans" w:hAnsi="Open Sans" w:cs="Open Sans"/>
+                <w:sz w:val="16"/>
+                <w:szCs w:val="16"/>
+                <w:lang w:val="en-US"/>
+              </w:rPr>
+            </w:pPr>
+          </w:p>
+          <w:p>
+            <w:pPr>
+              <w:spacing w:after="0" w:line="240" w:lineRule="auto"/>
+              <w:rPr>
+                <w:rFonts w:ascii="Open Sans" w:eastAsia="Aptos" w:hAnsi="Open Sans" w:cs="Open Sans"/>
                 <w:b/>
                 <w:bCs/>
-                <w:sz w:val="18"/>
-                <w:szCs w:val="18"/>
+                <w:sz w:val="16"/>
+                <w:szCs w:val="16"/>
+                <w:lang w:val="en-US"/>
+              </w:rPr>
+            </w:pPr>
+          </w:p>
+          <w:p>
+            <w:pPr>
+              <w:spacing w:after="0" w:line="240" w:lineRule="auto"/>
+              <w:rPr>
+                <w:rFonts w:ascii="Open Sans" w:eastAsia="Aptos" w:hAnsi="Open Sans" w:cs="Open Sans"/>
+                <w:b/>
+                <w:bCs/>
+                <w:sz w:val="16"/>
+                <w:szCs w:val="16"/>
+                <w:lang w:val="en-US"/>
+              </w:rPr>
+            </w:pPr>
+          </w:p>
+          <w:p>
+            <w:pPr>
+              <w:spacing w:after="0" w:line="240" w:lineRule="auto"/>
+              <w:rPr>
+                <w:rFonts w:ascii="Open Sans" w:eastAsia="Aptos" w:hAnsi="Open Sans" w:cs="Open Sans"/>
+                <w:b/>
+                <w:bCs/>
+                <w:sz w:val="16"/>
+                <w:szCs w:val="16"/>
+                <w:lang w:val="en-US"/>
+              </w:rPr>
+            </w:pPr>
+          </w:p>
+          <w:p>
+            <w:pPr>
+              <w:spacing w:after="0" w:line="240" w:lineRule="auto"/>
+              <w:rPr>
+                <w:rFonts w:ascii="Open Sans" w:hAnsi="Open Sans" w:cs="Open Sans"/>
+                <w:b/>
+                <w:bCs/>
+                <w:sz w:val="16"/>
+                <w:szCs w:val="16"/>
                 <w:lang w:val="en-US"/>
               </w:rPr>
             </w:pPr>
@@ -2157,8 +2195,8 @@
                 <w:rFonts w:ascii="Open Sans" w:eastAsia="Aptos" w:hAnsi="Open Sans" w:cs="Open Sans"/>
                 <w:b/>
                 <w:bCs/>
-                <w:sz w:val="18"/>
-                <w:szCs w:val="18"/>
+                <w:sz w:val="16"/>
+                <w:szCs w:val="16"/>
                 <w:lang w:val="en-US"/>
               </w:rPr>
               <w:lastRenderedPageBreak/>
@@ -2170,8 +2208,8 @@
                 <w:rFonts w:ascii="Open Sans" w:eastAsia="Aptos" w:hAnsi="Open Sans" w:cs="Open Sans"/>
                 <w:b/>
                 <w:bCs/>
-                <w:sz w:val="18"/>
-                <w:szCs w:val="18"/>
+                <w:sz w:val="16"/>
+                <w:szCs w:val="16"/>
                 <w:lang w:val="en-US"/>
               </w:rPr>
               <w:t xml:space="preserve"> Conceptual Events Policies</w:t>
@@ -2182,8 +2220,8 @@
               <w:spacing w:after="0" w:line="240" w:lineRule="auto"/>
               <w:rPr>
                 <w:rFonts w:ascii="Open Sans" w:hAnsi="Open Sans" w:cs="Open Sans"/>
-                <w:sz w:val="18"/>
-                <w:szCs w:val="18"/>
+                <w:sz w:val="16"/>
+                <w:szCs w:val="16"/>
                 <w:lang w:val="en-US"/>
               </w:rPr>
             </w:pPr>
@@ -2194,16 +2232,16 @@
               <w:jc w:val="both"/>
               <w:rPr>
                 <w:rFonts w:ascii="Open Sans" w:hAnsi="Open Sans" w:cs="Open Sans"/>
-                <w:sz w:val="18"/>
-                <w:szCs w:val="18"/>
-                <w:lang w:val="en-US"/>
-              </w:rPr>
-            </w:pPr>
-            <w:r>
-              <w:rPr>
-                <w:rFonts w:ascii="Open Sans" w:eastAsia="Aptos" w:hAnsi="Open Sans" w:cs="Open Sans"/>
-                <w:sz w:val="18"/>
-                <w:szCs w:val="18"/>
+                <w:sz w:val="16"/>
+                <w:szCs w:val="16"/>
+                <w:lang w:val="en-US"/>
+              </w:rPr>
+            </w:pPr>
+            <w:r>
+              <w:rPr>
+                <w:rFonts w:ascii="Open Sans" w:eastAsia="Aptos" w:hAnsi="Open Sans" w:cs="Open Sans"/>
+                <w:sz w:val="16"/>
+                <w:szCs w:val="16"/>
                 <w:lang w:val="en-US"/>
               </w:rPr>
               <w:t>The fees and pricing quoted in this proposal are estimates based on the client’s guaranteed minimum guest count and guaranteed time duration. If more guests are served or the caterer’s services are needed for additional time not included in the client’s estimated duration, the caterer reserves the right to charge a fair price for the additional food, drink, labor and services required. If fewer guests attend or less time is needed, the caterer will still be paid according to the guaranteed minimum guest count and time duration.</w:t>
@@ -2215,8 +2253,8 @@
               <w:jc w:val="both"/>
               <w:rPr>
                 <w:rFonts w:ascii="Open Sans" w:hAnsi="Open Sans" w:cs="Open Sans"/>
-                <w:sz w:val="18"/>
-                <w:szCs w:val="18"/>
+                <w:sz w:val="16"/>
+                <w:szCs w:val="16"/>
                 <w:lang w:val="en-US"/>
               </w:rPr>
             </w:pPr>
@@ -2229,8 +2267,8 @@
                 <w:rFonts w:ascii="Open Sans" w:hAnsi="Open Sans" w:cs="Open Sans"/>
                 <w:b/>
                 <w:bCs/>
-                <w:sz w:val="18"/>
-                <w:szCs w:val="18"/>
+                <w:sz w:val="16"/>
+                <w:szCs w:val="16"/>
                 <w:lang w:val="en-US"/>
               </w:rPr>
             </w:pPr>
@@ -2239,8 +2277,8 @@
                 <w:rFonts w:ascii="Open Sans" w:eastAsia="Aptos" w:hAnsi="Open Sans" w:cs="Open Sans"/>
                 <w:b/>
                 <w:bCs/>
-                <w:sz w:val="18"/>
-                <w:szCs w:val="18"/>
+                <w:sz w:val="16"/>
+                <w:szCs w:val="16"/>
                 <w:lang w:val="en-US"/>
               </w:rPr>
               <w:t>Deposit</w:t>
@@ -2252,16 +2290,16 @@
               <w:jc w:val="both"/>
               <w:rPr>
                 <w:rFonts w:ascii="Open Sans" w:hAnsi="Open Sans" w:cs="Open Sans"/>
-                <w:sz w:val="18"/>
-                <w:szCs w:val="18"/>
-                <w:lang w:val="en-US"/>
-              </w:rPr>
-            </w:pPr>
-            <w:r>
-              <w:rPr>
-                <w:rFonts w:ascii="Open Sans" w:eastAsia="Aptos" w:hAnsi="Open Sans" w:cs="Open Sans"/>
-                <w:sz w:val="18"/>
-                <w:szCs w:val="18"/>
+                <w:sz w:val="16"/>
+                <w:szCs w:val="16"/>
+                <w:lang w:val="en-US"/>
+              </w:rPr>
+            </w:pPr>
+            <w:r>
+              <w:rPr>
+                <w:rFonts w:ascii="Open Sans" w:eastAsia="Aptos" w:hAnsi="Open Sans" w:cs="Open Sans"/>
+                <w:sz w:val="16"/>
+                <w:szCs w:val="16"/>
                 <w:lang w:val="en-US"/>
               </w:rPr>
               <w:t>An initial deposit of 50% of the Final total costs is required to contract the caterer for the event. Upon cancellation of the caterer’s services within 31 days of the planned event date, a full refund of the deposit will be supplied. If the caterer’s services are canceled within 25 to 30 days of the event, 50% of the deposit will be refunded. If cancellation notice is given less than 25 days before the event, no refund of the deposit will be supplied.</w:t>
@@ -2273,8 +2311,8 @@
               <w:jc w:val="both"/>
               <w:rPr>
                 <w:rFonts w:ascii="Open Sans" w:hAnsi="Open Sans" w:cs="Open Sans"/>
-                <w:sz w:val="18"/>
-                <w:szCs w:val="18"/>
+                <w:sz w:val="16"/>
+                <w:szCs w:val="16"/>
                 <w:lang w:val="en-US"/>
               </w:rPr>
             </w:pPr>
@@ -2285,8 +2323,8 @@
               <w:jc w:val="both"/>
               <w:rPr>
                 <w:rFonts w:ascii="Open Sans" w:hAnsi="Open Sans" w:cs="Open Sans"/>
-                <w:sz w:val="18"/>
-                <w:szCs w:val="18"/>
+                <w:sz w:val="16"/>
+                <w:szCs w:val="16"/>
                 <w:lang w:val="en-US"/>
               </w:rPr>
             </w:pPr>
@@ -2295,8 +2333,8 @@
                 <w:rFonts w:ascii="Open Sans" w:eastAsia="Aptos" w:hAnsi="Open Sans" w:cs="Open Sans"/>
                 <w:b/>
                 <w:bCs/>
-                <w:sz w:val="18"/>
-                <w:szCs w:val="18"/>
+                <w:sz w:val="16"/>
+                <w:szCs w:val="16"/>
                 <w:lang w:val="en-US"/>
               </w:rPr>
               <w:t>Terms</w:t>
@@ -2308,16 +2346,16 @@
               <w:jc w:val="both"/>
               <w:rPr>
                 <w:rFonts w:ascii="Open Sans" w:hAnsi="Open Sans" w:cs="Open Sans"/>
-                <w:sz w:val="18"/>
-                <w:szCs w:val="18"/>
-                <w:lang w:val="en-US"/>
-              </w:rPr>
-            </w:pPr>
-            <w:r>
-              <w:rPr>
-                <w:rFonts w:ascii="Open Sans" w:eastAsia="Aptos" w:hAnsi="Open Sans" w:cs="Open Sans"/>
-                <w:sz w:val="18"/>
-                <w:szCs w:val="18"/>
+                <w:sz w:val="16"/>
+                <w:szCs w:val="16"/>
+                <w:lang w:val="en-US"/>
+              </w:rPr>
+            </w:pPr>
+            <w:r>
+              <w:rPr>
+                <w:rFonts w:ascii="Open Sans" w:eastAsia="Aptos" w:hAnsi="Open Sans" w:cs="Open Sans"/>
+                <w:sz w:val="16"/>
+                <w:szCs w:val="16"/>
                 <w:lang w:val="en-US"/>
               </w:rPr>
               <w:t>Terms for payment of the event are the following:</w:t>
@@ -2335,16 +2373,16 @@
               <w:jc w:val="both"/>
               <w:rPr>
                 <w:rFonts w:ascii="Open Sans" w:hAnsi="Open Sans" w:cs="Open Sans"/>
-                <w:sz w:val="18"/>
-                <w:szCs w:val="18"/>
-                <w:lang w:val="en-US"/>
-              </w:rPr>
-            </w:pPr>
-            <w:r>
-              <w:rPr>
-                <w:rFonts w:ascii="Open Sans" w:eastAsia="Aptos" w:hAnsi="Open Sans" w:cs="Open Sans"/>
-                <w:sz w:val="18"/>
-                <w:szCs w:val="18"/>
+                <w:sz w:val="16"/>
+                <w:szCs w:val="16"/>
+                <w:lang w:val="en-US"/>
+              </w:rPr>
+            </w:pPr>
+            <w:r>
+              <w:rPr>
+                <w:rFonts w:ascii="Open Sans" w:eastAsia="Aptos" w:hAnsi="Open Sans" w:cs="Open Sans"/>
+                <w:sz w:val="16"/>
+                <w:szCs w:val="16"/>
                 <w:lang w:val="en-US"/>
               </w:rPr>
               <w:t>The quoted Final cost, minus the deposit, must be paid a week before the event.</w:t>
@@ -2362,16 +2400,16 @@
               <w:jc w:val="both"/>
               <w:rPr>
                 <w:rFonts w:ascii="Open Sans" w:hAnsi="Open Sans" w:cs="Open Sans"/>
-                <w:sz w:val="18"/>
-                <w:szCs w:val="18"/>
-                <w:lang w:val="en-US"/>
-              </w:rPr>
-            </w:pPr>
-            <w:r>
-              <w:rPr>
-                <w:rFonts w:ascii="Open Sans" w:eastAsia="Aptos" w:hAnsi="Open Sans" w:cs="Open Sans"/>
-                <w:sz w:val="18"/>
-                <w:szCs w:val="18"/>
+                <w:sz w:val="16"/>
+                <w:szCs w:val="16"/>
+                <w:lang w:val="en-US"/>
+              </w:rPr>
+            </w:pPr>
+            <w:r>
+              <w:rPr>
+                <w:rFonts w:ascii="Open Sans" w:eastAsia="Aptos" w:hAnsi="Open Sans" w:cs="Open Sans"/>
+                <w:sz w:val="16"/>
+                <w:szCs w:val="16"/>
                 <w:lang w:val="en-US"/>
               </w:rPr>
               <w:t>Any added costs due to higher than minimum guaranteed guest counts, extra ser vices or additional duration of services will be billed to the client within 3 business days after the event and must be paid within 5 business days after the event.</w:t>
@@ -2389,16 +2427,16 @@
               <w:jc w:val="both"/>
               <w:rPr>
                 <w:rFonts w:ascii="Open Sans" w:hAnsi="Open Sans" w:cs="Open Sans"/>
-                <w:sz w:val="18"/>
-                <w:szCs w:val="18"/>
-                <w:lang w:val="en-US"/>
-              </w:rPr>
-            </w:pPr>
-            <w:r>
-              <w:rPr>
-                <w:rFonts w:ascii="Open Sans" w:eastAsia="Aptos" w:hAnsi="Open Sans" w:cs="Open Sans"/>
-                <w:sz w:val="18"/>
-                <w:szCs w:val="18"/>
+                <w:sz w:val="16"/>
+                <w:szCs w:val="16"/>
+                <w:lang w:val="en-US"/>
+              </w:rPr>
+            </w:pPr>
+            <w:r>
+              <w:rPr>
+                <w:rFonts w:ascii="Open Sans" w:eastAsia="Aptos" w:hAnsi="Open Sans" w:cs="Open Sans"/>
+                <w:sz w:val="16"/>
+                <w:szCs w:val="16"/>
                 <w:lang w:val="en-US"/>
               </w:rPr>
               <w:t>If payment is not received according to the terms of this contract, the caterer reserves the right to take legal action and charge a fair amount of interest on the billed amount.</w:t>
@@ -2416,8 +2454,8 @@
               <w:jc w:val="both"/>
               <w:rPr>
                 <w:rFonts w:ascii="Open Sans" w:hAnsi="Open Sans" w:cs="Open Sans"/>
-                <w:sz w:val="18"/>
-                <w:szCs w:val="18"/>
+                <w:sz w:val="16"/>
+                <w:szCs w:val="16"/>
                 <w:lang w:val="en-US"/>
               </w:rPr>
             </w:pPr>
@@ -2425,8 +2463,8 @@
             <w:r>
               <w:rPr>
                 <w:rFonts w:ascii="Open Sans" w:eastAsia="Aptos" w:hAnsi="Open Sans" w:cs="Open Sans"/>
-                <w:sz w:val="18"/>
-                <w:szCs w:val="18"/>
+                <w:sz w:val="16"/>
+                <w:szCs w:val="16"/>
                 <w:lang w:val="en-US"/>
               </w:rPr>
               <w:t>Foodesign</w:t>
@@ -2435,8 +2473,8 @@
             <w:r>
               <w:rPr>
                 <w:rFonts w:ascii="Open Sans" w:eastAsia="Aptos" w:hAnsi="Open Sans" w:cs="Open Sans"/>
-                <w:sz w:val="18"/>
-                <w:szCs w:val="18"/>
+                <w:sz w:val="16"/>
+                <w:szCs w:val="16"/>
                 <w:lang w:val="en-US"/>
               </w:rPr>
               <w:t xml:space="preserve"> Conceptual Events accept cash, MasterCard, Visa, Amex or Personal Checks as Payment Options. If Mastercard, Visa, or AMEX is the preferred payment method, a 3.8% credit card fee will be added to the total amount.</w:t>
@@ -2454,8 +2492,8 @@
               <w:jc w:val="both"/>
               <w:rPr>
                 <w:rFonts w:ascii="Open Sans" w:hAnsi="Open Sans" w:cs="Open Sans"/>
-                <w:sz w:val="18"/>
-                <w:szCs w:val="18"/>
+                <w:sz w:val="16"/>
+                <w:szCs w:val="16"/>
                 <w:lang w:val="en-US"/>
               </w:rPr>
             </w:pPr>
@@ -2463,8 +2501,8 @@
             <w:r>
               <w:rPr>
                 <w:rFonts w:ascii="Open Sans" w:eastAsia="Aptos" w:hAnsi="Open Sans" w:cs="Open Sans"/>
-                <w:sz w:val="18"/>
-                <w:szCs w:val="18"/>
+                <w:sz w:val="16"/>
+                <w:szCs w:val="16"/>
                 <w:lang w:val="en-US"/>
               </w:rPr>
               <w:t>Foodesign</w:t>
@@ -2473,8 +2511,8 @@
             <w:r>
               <w:rPr>
                 <w:rFonts w:ascii="Open Sans" w:eastAsia="Aptos" w:hAnsi="Open Sans" w:cs="Open Sans"/>
-                <w:sz w:val="18"/>
-                <w:szCs w:val="18"/>
+                <w:sz w:val="16"/>
+                <w:szCs w:val="16"/>
                 <w:lang w:val="en-US"/>
               </w:rPr>
               <w:t xml:space="preserve"> Conceptual Events, will not be liable for a failure to perform this contract due to delays, strikes, storms, accidents, venue accessibility, or other causes beyond its control</w:t>
@@ -2488,8 +2526,8 @@
               <w:jc w:val="both"/>
               <w:rPr>
                 <w:rFonts w:ascii="Open Sans" w:hAnsi="Open Sans" w:cs="Open Sans"/>
-                <w:sz w:val="18"/>
-                <w:szCs w:val="18"/>
+                <w:sz w:val="16"/>
+                <w:szCs w:val="16"/>
                 <w:lang w:val="en-US"/>
               </w:rPr>
             </w:pPr>
@@ -2502,16 +2540,16 @@
               <w:jc w:val="both"/>
               <w:rPr>
                 <w:rFonts w:ascii="Open Sans" w:hAnsi="Open Sans" w:cs="Open Sans"/>
-                <w:sz w:val="18"/>
-                <w:szCs w:val="18"/>
-                <w:lang w:val="en-US"/>
-              </w:rPr>
-            </w:pPr>
-            <w:r>
-              <w:rPr>
-                <w:rFonts w:ascii="Open Sans" w:eastAsia="Aptos" w:hAnsi="Open Sans" w:cs="Open Sans"/>
-                <w:sz w:val="18"/>
-                <w:szCs w:val="18"/>
+                <w:sz w:val="16"/>
+                <w:szCs w:val="16"/>
+                <w:lang w:val="en-US"/>
+              </w:rPr>
+            </w:pPr>
+            <w:r>
+              <w:rPr>
+                <w:rFonts w:ascii="Open Sans" w:eastAsia="Aptos" w:hAnsi="Open Sans" w:cs="Open Sans"/>
+                <w:sz w:val="16"/>
+                <w:szCs w:val="16"/>
                 <w:lang w:val="en-US"/>
               </w:rPr>
               <w:t>I, ______________________, hereby contract the caterer’s services as listed and quoted in this proposal according to the terms and conditions herein.</w:t>
@@ -2525,8 +2563,8 @@
               <w:jc w:val="both"/>
               <w:rPr>
                 <w:rFonts w:ascii="Open Sans" w:hAnsi="Open Sans" w:cs="Open Sans"/>
-                <w:sz w:val="18"/>
-                <w:szCs w:val="18"/>
+                <w:sz w:val="16"/>
+                <w:szCs w:val="16"/>
                 <w:lang w:val="en-US"/>
               </w:rPr>
             </w:pPr>
@@ -2539,16 +2577,16 @@
               <w:jc w:val="both"/>
               <w:rPr>
                 <w:rFonts w:ascii="Open Sans" w:hAnsi="Open Sans" w:cs="Open Sans"/>
-                <w:sz w:val="18"/>
-                <w:szCs w:val="18"/>
-                <w:lang w:val="en-US"/>
-              </w:rPr>
-            </w:pPr>
-            <w:r>
-              <w:rPr>
-                <w:rFonts w:ascii="Open Sans" w:eastAsia="Aptos" w:hAnsi="Open Sans" w:cs="Open Sans"/>
-                <w:sz w:val="18"/>
-                <w:szCs w:val="18"/>
+                <w:sz w:val="16"/>
+                <w:szCs w:val="16"/>
+                <w:lang w:val="en-US"/>
+              </w:rPr>
+            </w:pPr>
+            <w:r>
+              <w:rPr>
+                <w:rFonts w:ascii="Open Sans" w:eastAsia="Aptos" w:hAnsi="Open Sans" w:cs="Open Sans"/>
+                <w:sz w:val="16"/>
+                <w:szCs w:val="16"/>
                 <w:lang w:val="en-US"/>
               </w:rPr>
               <w:t>__________________________________________</w:t>
@@ -2556,29 +2594,12 @@
             <w:r>
               <w:rPr>
                 <w:rFonts w:ascii="Open Sans" w:eastAsia="Aptos" w:hAnsi="Open Sans" w:cs="Open Sans"/>
-                <w:sz w:val="18"/>
-                <w:szCs w:val="18"/>
+                <w:sz w:val="16"/>
+                <w:szCs w:val="16"/>
                 <w:lang w:val="en-US"/>
               </w:rPr>
               <w:br/>
-            </w:r>
-            <w:r>
-              <w:rPr>
-                <w:rFonts w:ascii="Open Sans" w:eastAsia="Aptos" w:hAnsi="Open Sans" w:cs="Open Sans"/>
-                <w:sz w:val="18"/>
-                <w:szCs w:val="18"/>
-                <w:lang w:val="en-US"/>
-              </w:rPr>
-              <w:t>Client’s Signature &amp; Dat</w:t>
-            </w:r>
-            <w:r>
-              <w:rPr>
-                <w:rFonts w:ascii="Open Sans" w:eastAsia="Aptos" w:hAnsi="Open Sans" w:cs="Open Sans"/>
-                <w:sz w:val="18"/>
-                <w:szCs w:val="18"/>
-                <w:lang w:val="en-US"/>
-              </w:rPr>
-              <w:t>e</w:t>
+              <w:t>Client’s Signature &amp; Date</w:t>
             </w:r>
           </w:p>
         </w:tc>

--- a/estimate_template.docx
+++ b/estimate_template.docx
@@ -11,11 +11,13 @@
           <w:b/>
           <w:color w:val="5A2D5A"/>
           <w:sz w:val="96"/>
+          <w:lang w:val="en-US"/>
         </w:rPr>
       </w:pPr>
       <w:r>
         <w:rPr>
           <w:noProof/>
+          <w:lang w:val="en-US"/>
         </w:rPr>
         <w:drawing>
           <wp:anchor distT="0" distB="0" distL="0" distR="0" simplePos="0" relativeHeight="10" behindDoc="0" locked="0" layoutInCell="1" allowOverlap="1" wp14:anchorId="5E7733A2" wp14:editId="1E04AF43">
@@ -70,6 +72,7 @@
           <w:b/>
           <w:color w:val="5A2D5A"/>
           <w:sz w:val="96"/>
+          <w:lang w:val="en-US"/>
         </w:rPr>
         <w:br/>
       </w:r>
@@ -79,6 +82,7 @@
           <w:b/>
           <w:color w:val="5A2D5A"/>
           <w:sz w:val="96"/>
+          <w:lang w:val="en-US"/>
         </w:rPr>
         <w:br/>
       </w:r>
@@ -88,6 +92,7 @@
           <w:b/>
           <w:color w:val="5A2D5A"/>
           <w:sz w:val="96"/>
+          <w:lang w:val="en-US"/>
         </w:rPr>
         <w:br/>
       </w:r>
@@ -97,6 +102,7 @@
           <w:b/>
           <w:color w:val="5A2D5A"/>
           <w:sz w:val="96"/>
+          <w:lang w:val="en-US"/>
         </w:rPr>
         <w:br/>
       </w:r>
@@ -110,6 +116,7 @@
           <w:b/>
           <w:color w:val="5A2D5A"/>
           <w:sz w:val="96"/>
+          <w:lang w:val="en-US"/>
         </w:rPr>
       </w:pPr>
     </w:p>
@@ -156,7 +163,6 @@
           <w:lang w:val="en-US"/>
         </w:rPr>
       </w:pPr>
-      <w:proofErr w:type="spellStart"/>
       <w:r>
         <w:rPr>
           <w:rFonts w:ascii="Open Sans" w:hAnsi="Open Sans" w:cs="Open Sans"/>
@@ -164,82 +170,32 @@
           <w:color w:val="612D4A"/>
           <w:sz w:val="57"/>
           <w:szCs w:val="57"/>
+          <w:lang w:val="en-US"/>
         </w:rPr>
-        <w:t>Foodesign</w:t>
+        <w:t>Foodesign Conceptual Events Proposal.</w:t>
       </w:r>
-      <w:proofErr w:type="spellEnd"/>
       <w:r>
         <w:rPr>
-          <w:rFonts w:ascii="Open Sans" w:hAnsi="Open Sans" w:cs="Open Sans"/>
-          <w:b/>
-          <w:color w:val="612D4A"/>
-          <w:sz w:val="57"/>
-          <w:szCs w:val="57"/>
+          <w:lang w:val="en-US"/>
         </w:rPr>
-        <w:t xml:space="preserve"> Conceptual </w:t>
-      </w:r>
-      <w:proofErr w:type="spellStart"/>
-      <w:r>
-        <w:rPr>
-          <w:rFonts w:ascii="Open Sans" w:hAnsi="Open Sans" w:cs="Open Sans"/>
-          <w:b/>
-          <w:color w:val="612D4A"/>
-          <w:sz w:val="57"/>
-          <w:szCs w:val="57"/>
-        </w:rPr>
-        <w:t>Events</w:t>
-      </w:r>
-      <w:proofErr w:type="spellEnd"/>
-      <w:r>
-        <w:rPr>
-          <w:rFonts w:ascii="Open Sans" w:hAnsi="Open Sans" w:cs="Open Sans"/>
-          <w:b/>
-          <w:color w:val="612D4A"/>
-          <w:sz w:val="57"/>
-          <w:szCs w:val="57"/>
-        </w:rPr>
-        <w:t xml:space="preserve"> </w:t>
-      </w:r>
-      <w:proofErr w:type="spellStart"/>
-      <w:r>
-        <w:rPr>
-          <w:rFonts w:ascii="Open Sans" w:hAnsi="Open Sans" w:cs="Open Sans"/>
-          <w:b/>
-          <w:color w:val="612D4A"/>
-          <w:sz w:val="57"/>
-          <w:szCs w:val="57"/>
-        </w:rPr>
-        <w:t>Proposal</w:t>
-      </w:r>
-      <w:proofErr w:type="spellEnd"/>
-      <w:r>
-        <w:rPr>
-          <w:rFonts w:ascii="Open Sans" w:hAnsi="Open Sans" w:cs="Open Sans"/>
-          <w:b/>
-          <w:color w:val="612D4A"/>
-          <w:sz w:val="57"/>
-          <w:szCs w:val="57"/>
-        </w:rPr>
-        <w:t>.</w:t>
-      </w:r>
-      <w:r>
         <w:br w:type="page"/>
       </w:r>
     </w:p>
     <w:tbl>
       <w:tblPr>
         <w:tblStyle w:val="Tablaconcuadrcula"/>
-        <w:tblW w:w="5000" w:type="pct"/>
+        <w:tblW w:w="4632" w:type="pct"/>
+        <w:tblLayout w:type="fixed"/>
         <w:tblLook w:val="04A0" w:firstRow="1" w:lastRow="0" w:firstColumn="1" w:lastColumn="0" w:noHBand="0" w:noVBand="1"/>
       </w:tblPr>
       <w:tblGrid>
-        <w:gridCol w:w="2616"/>
-        <w:gridCol w:w="5102"/>
+        <w:gridCol w:w="2268"/>
+        <w:gridCol w:w="4882"/>
       </w:tblGrid>
       <w:tr>
         <w:tc>
           <w:tcPr>
-            <w:tcW w:w="1282" w:type="pct"/>
+            <w:tcW w:w="1586" w:type="pct"/>
             <w:tcBorders>
               <w:top w:val="nil"/>
               <w:left w:val="nil"/>
@@ -292,8 +248,8 @@
               <w:spacing w:after="0" w:line="240" w:lineRule="auto"/>
               <w:rPr>
                 <w:rFonts w:ascii="Open Sans" w:hAnsi="Open Sans" w:cs="Open Sans"/>
-                <w:sz w:val="18"/>
-                <w:szCs w:val="18"/>
+                <w:sz w:val="17"/>
+                <w:szCs w:val="17"/>
                 <w:lang w:val="en-US"/>
               </w:rPr>
             </w:pPr>
@@ -303,8 +259,8 @@
                 <w:b/>
                 <w:i/>
                 <w:color w:val="612D4B"/>
-                <w:sz w:val="18"/>
-                <w:szCs w:val="18"/>
+                <w:sz w:val="17"/>
+                <w:szCs w:val="17"/>
                 <w:lang w:val="en-US"/>
               </w:rPr>
               <w:t>We create everlasting moments</w:t>
@@ -315,19 +271,19 @@
               <w:spacing w:after="0" w:line="240" w:lineRule="auto"/>
               <w:rPr>
                 <w:rFonts w:ascii="Open Sans" w:hAnsi="Open Sans" w:cs="Open Sans"/>
-                <w:sz w:val="18"/>
-                <w:szCs w:val="18"/>
-                <w:lang w:val="en-US"/>
-              </w:rPr>
-            </w:pPr>
-          </w:p>
-          <w:p>
-            <w:pPr>
-              <w:spacing w:after="0" w:line="240" w:lineRule="auto"/>
-              <w:rPr>
-                <w:rFonts w:ascii="Open Sans" w:hAnsi="Open Sans" w:cs="Open Sans"/>
-                <w:sz w:val="18"/>
-                <w:szCs w:val="18"/>
+                <w:sz w:val="17"/>
+                <w:szCs w:val="17"/>
+                <w:lang w:val="en-US"/>
+              </w:rPr>
+            </w:pPr>
+          </w:p>
+          <w:p>
+            <w:pPr>
+              <w:spacing w:after="0" w:line="240" w:lineRule="auto"/>
+              <w:rPr>
+                <w:rFonts w:ascii="Open Sans" w:hAnsi="Open Sans" w:cs="Open Sans"/>
+                <w:sz w:val="17"/>
+                <w:szCs w:val="17"/>
                 <w:lang w:val="en-US"/>
               </w:rPr>
             </w:pPr>
@@ -336,8 +292,8 @@
                 <w:rFonts w:ascii="Open Sans" w:eastAsia="Aptos" w:hAnsi="Open Sans" w:cs="Open Sans"/>
                 <w:b/>
                 <w:color w:val="612D4B"/>
-                <w:sz w:val="18"/>
-                <w:szCs w:val="18"/>
+                <w:sz w:val="17"/>
+                <w:szCs w:val="17"/>
                 <w:lang w:val="en-US"/>
               </w:rPr>
               <w:t>Client</w:t>
@@ -349,8 +305,8 @@
               <w:rPr>
                 <w:rFonts w:ascii="Open Sans" w:hAnsi="Open Sans" w:cs="Open Sans"/>
                 <w:color w:val="000000"/>
-                <w:sz w:val="18"/>
-                <w:szCs w:val="18"/>
+                <w:sz w:val="17"/>
+                <w:szCs w:val="17"/>
                 <w:lang w:val="en-US"/>
               </w:rPr>
             </w:pPr>
@@ -358,8 +314,8 @@
               <w:rPr>
                 <w:rFonts w:ascii="Open Sans" w:eastAsia="Aptos" w:hAnsi="Open Sans" w:cs="Open Sans"/>
                 <w:color w:val="000000"/>
-                <w:sz w:val="18"/>
-                <w:szCs w:val="18"/>
+                <w:sz w:val="17"/>
+                <w:szCs w:val="17"/>
                 <w:lang w:val="en-US"/>
               </w:rPr>
               <w:t>{{CLIENT_NAME}}</w:t>
@@ -370,16 +326,16 @@
               <w:spacing w:after="0" w:line="240" w:lineRule="auto"/>
               <w:rPr>
                 <w:rFonts w:ascii="Open Sans" w:hAnsi="Open Sans" w:cs="Open Sans"/>
-                <w:sz w:val="18"/>
-                <w:szCs w:val="18"/>
-                <w:lang w:val="en-US"/>
-              </w:rPr>
-            </w:pPr>
-            <w:r>
-              <w:rPr>
-                <w:rFonts w:ascii="Open Sans" w:eastAsia="Aptos" w:hAnsi="Open Sans" w:cs="Open Sans"/>
-                <w:sz w:val="18"/>
-                <w:szCs w:val="18"/>
+                <w:sz w:val="17"/>
+                <w:szCs w:val="17"/>
+                <w:lang w:val="en-US"/>
+              </w:rPr>
+            </w:pPr>
+            <w:r>
+              <w:rPr>
+                <w:rFonts w:ascii="Open Sans" w:eastAsia="Aptos" w:hAnsi="Open Sans" w:cs="Open Sans"/>
+                <w:sz w:val="17"/>
+                <w:szCs w:val="17"/>
                 <w:lang w:val="en-US"/>
               </w:rPr>
               <w:t>{{CLIENT_ADDRESS}}</w:t>
@@ -390,16 +346,16 @@
               <w:spacing w:after="0" w:line="240" w:lineRule="auto"/>
               <w:rPr>
                 <w:rFonts w:ascii="Open Sans" w:hAnsi="Open Sans" w:cs="Open Sans"/>
-                <w:sz w:val="18"/>
-                <w:szCs w:val="18"/>
-                <w:lang w:val="en-US"/>
-              </w:rPr>
-            </w:pPr>
-            <w:r>
-              <w:rPr>
-                <w:rFonts w:ascii="Open Sans" w:eastAsia="Aptos" w:hAnsi="Open Sans" w:cs="Open Sans"/>
-                <w:sz w:val="18"/>
-                <w:szCs w:val="18"/>
+                <w:sz w:val="17"/>
+                <w:szCs w:val="17"/>
+                <w:lang w:val="en-US"/>
+              </w:rPr>
+            </w:pPr>
+            <w:r>
+              <w:rPr>
+                <w:rFonts w:ascii="Open Sans" w:eastAsia="Aptos" w:hAnsi="Open Sans" w:cs="Open Sans"/>
+                <w:sz w:val="17"/>
+                <w:szCs w:val="17"/>
                 <w:lang w:val="en-US"/>
               </w:rPr>
               <w:t>{{CLIENT_EMAIL}}</w:t>
@@ -410,8 +366,8 @@
               <w:spacing w:after="0" w:line="240" w:lineRule="auto"/>
               <w:rPr>
                 <w:rFonts w:ascii="Open Sans" w:hAnsi="Open Sans" w:cs="Open Sans"/>
-                <w:sz w:val="18"/>
-                <w:szCs w:val="18"/>
+                <w:sz w:val="17"/>
+                <w:szCs w:val="17"/>
                 <w:lang w:val="en-US"/>
               </w:rPr>
             </w:pPr>
@@ -423,8 +379,8 @@
                 <w:rFonts w:ascii="Open Sans" w:hAnsi="Open Sans" w:cs="Open Sans"/>
                 <w:b/>
                 <w:color w:val="612D4B"/>
-                <w:sz w:val="18"/>
-                <w:szCs w:val="18"/>
+                <w:sz w:val="17"/>
+                <w:szCs w:val="17"/>
                 <w:lang w:val="en-US"/>
               </w:rPr>
             </w:pPr>
@@ -433,8 +389,8 @@
                 <w:rFonts w:ascii="Open Sans" w:eastAsia="Aptos" w:hAnsi="Open Sans" w:cs="Open Sans"/>
                 <w:b/>
                 <w:color w:val="612D4B"/>
-                <w:sz w:val="18"/>
-                <w:szCs w:val="18"/>
+                <w:sz w:val="17"/>
+                <w:szCs w:val="17"/>
                 <w:lang w:val="en-US"/>
               </w:rPr>
               <w:t>Client Representative</w:t>
@@ -445,16 +401,16 @@
               <w:spacing w:after="0" w:line="240" w:lineRule="auto"/>
               <w:rPr>
                 <w:rFonts w:ascii="Open Sans" w:hAnsi="Open Sans" w:cs="Open Sans"/>
-                <w:sz w:val="18"/>
-                <w:szCs w:val="18"/>
-                <w:lang w:val="en-US"/>
-              </w:rPr>
-            </w:pPr>
-            <w:r>
-              <w:rPr>
-                <w:rFonts w:ascii="Open Sans" w:eastAsia="Aptos" w:hAnsi="Open Sans" w:cs="Open Sans"/>
-                <w:sz w:val="18"/>
-                <w:szCs w:val="18"/>
+                <w:sz w:val="17"/>
+                <w:szCs w:val="17"/>
+                <w:lang w:val="en-US"/>
+              </w:rPr>
+            </w:pPr>
+            <w:r>
+              <w:rPr>
+                <w:rFonts w:ascii="Open Sans" w:eastAsia="Aptos" w:hAnsi="Open Sans" w:cs="Open Sans"/>
+                <w:sz w:val="17"/>
+                <w:szCs w:val="17"/>
                 <w:lang w:val="en-US"/>
               </w:rPr>
               <w:t>{{REPRESENTATIVE_NAME}}</w:t>
@@ -465,16 +421,16 @@
               <w:spacing w:after="0" w:line="240" w:lineRule="auto"/>
               <w:rPr>
                 <w:rFonts w:ascii="Open Sans" w:hAnsi="Open Sans" w:cs="Open Sans"/>
-                <w:sz w:val="18"/>
-                <w:szCs w:val="18"/>
-                <w:lang w:val="en-US"/>
-              </w:rPr>
-            </w:pPr>
-            <w:r>
-              <w:rPr>
-                <w:rFonts w:ascii="Open Sans" w:eastAsia="Aptos" w:hAnsi="Open Sans" w:cs="Open Sans"/>
-                <w:sz w:val="18"/>
-                <w:szCs w:val="18"/>
+                <w:sz w:val="17"/>
+                <w:szCs w:val="17"/>
+                <w:lang w:val="en-US"/>
+              </w:rPr>
+            </w:pPr>
+            <w:r>
+              <w:rPr>
+                <w:rFonts w:ascii="Open Sans" w:eastAsia="Aptos" w:hAnsi="Open Sans" w:cs="Open Sans"/>
+                <w:sz w:val="17"/>
+                <w:szCs w:val="17"/>
                 <w:lang w:val="en-US"/>
               </w:rPr>
               <w:t>{{REPRESENTATIVE_EMAIL}}</w:t>
@@ -485,16 +441,16 @@
               <w:spacing w:after="0" w:line="240" w:lineRule="auto"/>
               <w:rPr>
                 <w:rFonts w:ascii="Open Sans" w:hAnsi="Open Sans" w:cs="Open Sans"/>
-                <w:sz w:val="18"/>
-                <w:szCs w:val="18"/>
-                <w:lang w:val="en-US"/>
-              </w:rPr>
-            </w:pPr>
-            <w:r>
-              <w:rPr>
-                <w:rFonts w:ascii="Open Sans" w:eastAsia="Aptos" w:hAnsi="Open Sans" w:cs="Open Sans"/>
-                <w:sz w:val="18"/>
-                <w:szCs w:val="18"/>
+                <w:sz w:val="17"/>
+                <w:szCs w:val="17"/>
+                <w:lang w:val="en-US"/>
+              </w:rPr>
+            </w:pPr>
+            <w:r>
+              <w:rPr>
+                <w:rFonts w:ascii="Open Sans" w:eastAsia="Aptos" w:hAnsi="Open Sans" w:cs="Open Sans"/>
+                <w:sz w:val="17"/>
+                <w:szCs w:val="17"/>
                 <w:lang w:val="en-US"/>
               </w:rPr>
               <w:t>Ph: {{REPRESENTATIVE_PHONE}}</w:t>
@@ -505,8 +461,8 @@
               <w:spacing w:after="0" w:line="240" w:lineRule="auto"/>
               <w:rPr>
                 <w:rFonts w:ascii="Open Sans" w:hAnsi="Open Sans" w:cs="Open Sans"/>
-                <w:sz w:val="18"/>
-                <w:szCs w:val="18"/>
+                <w:sz w:val="17"/>
+                <w:szCs w:val="17"/>
                 <w:lang w:val="en-US"/>
               </w:rPr>
             </w:pPr>
@@ -518,8 +474,8 @@
                 <w:rFonts w:ascii="Open Sans" w:eastAsia="Aptos" w:hAnsi="Open Sans" w:cs="Open Sans"/>
                 <w:b/>
                 <w:color w:val="612D4B"/>
-                <w:sz w:val="18"/>
-                <w:szCs w:val="18"/>
+                <w:sz w:val="17"/>
+                <w:szCs w:val="17"/>
                 <w:lang w:val="en-US"/>
               </w:rPr>
             </w:pPr>
@@ -528,8 +484,8 @@
                 <w:rFonts w:ascii="Open Sans" w:eastAsia="Aptos" w:hAnsi="Open Sans" w:cs="Open Sans"/>
                 <w:b/>
                 <w:color w:val="612D4B"/>
-                <w:sz w:val="18"/>
-                <w:szCs w:val="18"/>
+                <w:sz w:val="17"/>
+                <w:szCs w:val="17"/>
                 <w:lang w:val="en-US"/>
               </w:rPr>
               <w:t>Event Details</w:t>
@@ -542,16 +498,16 @@
                 <w:rFonts w:ascii="Open Sans" w:eastAsia="Aptos" w:hAnsi="Open Sans" w:cs="Open Sans"/>
                 <w:b/>
                 <w:color w:val="612D4B"/>
-                <w:sz w:val="18"/>
-                <w:szCs w:val="18"/>
-                <w:lang w:val="en-US"/>
-              </w:rPr>
-            </w:pPr>
-            <w:r>
-              <w:rPr>
-                <w:rFonts w:ascii="Open Sans" w:eastAsia="Aptos" w:hAnsi="Open Sans" w:cs="Open Sans"/>
-                <w:sz w:val="18"/>
-                <w:szCs w:val="18"/>
+                <w:sz w:val="17"/>
+                <w:szCs w:val="17"/>
+                <w:lang w:val="en-US"/>
+              </w:rPr>
+            </w:pPr>
+            <w:r>
+              <w:rPr>
+                <w:rFonts w:ascii="Open Sans" w:eastAsia="Aptos" w:hAnsi="Open Sans" w:cs="Open Sans"/>
+                <w:sz w:val="17"/>
+                <w:szCs w:val="17"/>
                 <w:lang w:val="en-US"/>
               </w:rPr>
               <w:t>{{EVENT_NAME}}</w:t>
@@ -562,16 +518,16 @@
               <w:spacing w:after="0" w:line="240" w:lineRule="auto"/>
               <w:rPr>
                 <w:rFonts w:ascii="Open Sans" w:hAnsi="Open Sans" w:cs="Open Sans"/>
-                <w:sz w:val="18"/>
-                <w:szCs w:val="18"/>
-                <w:lang w:val="en-US"/>
-              </w:rPr>
-            </w:pPr>
-            <w:r>
-              <w:rPr>
-                <w:rFonts w:ascii="Open Sans" w:eastAsia="Aptos" w:hAnsi="Open Sans" w:cs="Open Sans"/>
-                <w:sz w:val="18"/>
-                <w:szCs w:val="18"/>
+                <w:sz w:val="17"/>
+                <w:szCs w:val="17"/>
+                <w:lang w:val="en-US"/>
+              </w:rPr>
+            </w:pPr>
+            <w:r>
+              <w:rPr>
+                <w:rFonts w:ascii="Open Sans" w:eastAsia="Aptos" w:hAnsi="Open Sans" w:cs="Open Sans"/>
+                <w:sz w:val="17"/>
+                <w:szCs w:val="17"/>
                 <w:lang w:val="en-US"/>
               </w:rPr>
               <w:t>{{EVENT_ADDRESS}}</w:t>
@@ -582,16 +538,16 @@
               <w:spacing w:after="0" w:line="240" w:lineRule="auto"/>
               <w:rPr>
                 <w:rFonts w:ascii="Open Sans" w:hAnsi="Open Sans" w:cs="Open Sans"/>
-                <w:sz w:val="18"/>
-                <w:szCs w:val="18"/>
-                <w:lang w:val="en-US"/>
-              </w:rPr>
-            </w:pPr>
-            <w:r>
-              <w:rPr>
-                <w:rFonts w:ascii="Open Sans" w:eastAsia="Aptos" w:hAnsi="Open Sans" w:cs="Open Sans"/>
-                <w:sz w:val="18"/>
-                <w:szCs w:val="18"/>
+                <w:sz w:val="17"/>
+                <w:szCs w:val="17"/>
+                <w:lang w:val="en-US"/>
+              </w:rPr>
+            </w:pPr>
+            <w:r>
+              <w:rPr>
+                <w:rFonts w:ascii="Open Sans" w:eastAsia="Aptos" w:hAnsi="Open Sans" w:cs="Open Sans"/>
+                <w:sz w:val="17"/>
+                <w:szCs w:val="17"/>
                 <w:lang w:val="en-US"/>
               </w:rPr>
               <w:t>Event Code: {{EVENT_CODE}}</w:t>
@@ -602,16 +558,16 @@
               <w:spacing w:after="0" w:line="240" w:lineRule="auto"/>
               <w:rPr>
                 <w:rFonts w:ascii="Open Sans" w:hAnsi="Open Sans" w:cs="Open Sans"/>
-                <w:sz w:val="18"/>
-                <w:szCs w:val="18"/>
-                <w:lang w:val="en-US"/>
-              </w:rPr>
-            </w:pPr>
-            <w:r>
-              <w:rPr>
-                <w:rFonts w:ascii="Open Sans" w:eastAsia="Aptos" w:hAnsi="Open Sans" w:cs="Open Sans"/>
-                <w:sz w:val="18"/>
-                <w:szCs w:val="18"/>
+                <w:sz w:val="17"/>
+                <w:szCs w:val="17"/>
+                <w:lang w:val="en-US"/>
+              </w:rPr>
+            </w:pPr>
+            <w:r>
+              <w:rPr>
+                <w:rFonts w:ascii="Open Sans" w:eastAsia="Aptos" w:hAnsi="Open Sans" w:cs="Open Sans"/>
+                <w:sz w:val="17"/>
+                <w:szCs w:val="17"/>
                 <w:lang w:val="en-US"/>
               </w:rPr>
               <w:t>Start: {{EVENT_START}}</w:t>
@@ -622,16 +578,16 @@
               <w:spacing w:after="0" w:line="240" w:lineRule="auto"/>
               <w:rPr>
                 <w:rFonts w:ascii="Open Sans" w:hAnsi="Open Sans" w:cs="Open Sans"/>
-                <w:sz w:val="18"/>
-                <w:szCs w:val="18"/>
-                <w:lang w:val="en-US"/>
-              </w:rPr>
-            </w:pPr>
-            <w:r>
-              <w:rPr>
-                <w:rFonts w:ascii="Open Sans" w:eastAsia="Aptos" w:hAnsi="Open Sans" w:cs="Open Sans"/>
-                <w:sz w:val="18"/>
-                <w:szCs w:val="18"/>
+                <w:sz w:val="17"/>
+                <w:szCs w:val="17"/>
+                <w:lang w:val="en-US"/>
+              </w:rPr>
+            </w:pPr>
+            <w:r>
+              <w:rPr>
+                <w:rFonts w:ascii="Open Sans" w:eastAsia="Aptos" w:hAnsi="Open Sans" w:cs="Open Sans"/>
+                <w:sz w:val="17"/>
+                <w:szCs w:val="17"/>
                 <w:lang w:val="en-US"/>
               </w:rPr>
               <w:t>End: {{EVENT_END}}</w:t>
@@ -639,8 +595,8 @@
             <w:r>
               <w:rPr>
                 <w:rFonts w:ascii="Open Sans" w:eastAsia="Aptos" w:hAnsi="Open Sans" w:cs="Open Sans"/>
-                <w:sz w:val="18"/>
-                <w:szCs w:val="18"/>
+                <w:sz w:val="17"/>
+                <w:szCs w:val="17"/>
                 <w:lang w:val="en-US"/>
               </w:rPr>
               <w:br/>
@@ -674,7 +630,7 @@
         </w:tc>
         <w:tc>
           <w:tcPr>
-            <w:tcW w:w="3718" w:type="pct"/>
+            <w:tcW w:w="3414" w:type="pct"/>
             <w:tcBorders>
               <w:top w:val="nil"/>
               <w:left w:val="nil"/>
@@ -720,7 +676,7 @@
               <w:spacing w:after="0" w:line="240" w:lineRule="auto"/>
               <w:jc w:val="both"/>
               <w:rPr>
-                <w:rFonts w:ascii="Open Sans" w:hAnsi="Open Sans" w:cs="Open Sans"/>
+                <w:rFonts w:ascii="Open Sans" w:eastAsia="Aptos" w:hAnsi="Open Sans" w:cs="Open Sans"/>
                 <w:color w:val="323232"/>
                 <w:sz w:val="18"/>
                 <w:szCs w:val="18"/>
@@ -735,7 +691,63 @@
                 <w:szCs w:val="18"/>
                 <w:lang w:val="en-US"/>
               </w:rPr>
-              <w:t>Dear {{CLIENT_NAME}}, thank you for the opportunity to provide our services for your events. We look forward to sharing our services with you and your guests. Booking staff, planning and directing an event can be stressful. Therefore, we promise to do everything we can to ease the burden on you.</w:t>
+              <w:t>Dear {{CLIENT_NAME}}</w:t>
+            </w:r>
+            <w:r>
+              <w:rPr>
+                <w:rFonts w:ascii="Open Sans" w:eastAsia="Aptos" w:hAnsi="Open Sans" w:cs="Open Sans"/>
+                <w:color w:val="323232"/>
+                <w:sz w:val="18"/>
+                <w:szCs w:val="18"/>
+                <w:lang w:val="en-US"/>
+              </w:rPr>
+              <w:t>.</w:t>
+            </w:r>
+          </w:p>
+          <w:p>
+            <w:pPr>
+              <w:spacing w:after="0" w:line="240" w:lineRule="auto"/>
+              <w:jc w:val="both"/>
+              <w:rPr>
+                <w:rFonts w:ascii="Open Sans" w:eastAsia="Aptos" w:hAnsi="Open Sans" w:cs="Open Sans"/>
+                <w:color w:val="323232"/>
+                <w:sz w:val="18"/>
+                <w:szCs w:val="18"/>
+                <w:lang w:val="en-US"/>
+              </w:rPr>
+            </w:pPr>
+          </w:p>
+          <w:p>
+            <w:pPr>
+              <w:spacing w:after="0" w:line="240" w:lineRule="auto"/>
+              <w:jc w:val="both"/>
+              <w:rPr>
+                <w:rFonts w:ascii="Open Sans" w:hAnsi="Open Sans" w:cs="Open Sans"/>
+                <w:color w:val="323232"/>
+                <w:sz w:val="18"/>
+                <w:szCs w:val="18"/>
+                <w:lang w:val="en-US"/>
+              </w:rPr>
+            </w:pPr>
+            <w:r>
+              <w:rPr>
+                <w:rFonts w:ascii="Open Sans" w:eastAsia="Aptos" w:hAnsi="Open Sans" w:cs="Open Sans"/>
+                <w:color w:val="323232"/>
+                <w:sz w:val="18"/>
+                <w:szCs w:val="18"/>
+                <w:lang w:val="en-US"/>
+              </w:rPr>
+              <w:t>T</w:t>
+            </w:r>
+            <w:r>
+              <w:rPr>
+                <w:rFonts w:ascii="Open Sans" w:eastAsia="Aptos" w:hAnsi="Open Sans" w:cs="Open Sans"/>
+                <w:color w:val="323232"/>
+                <w:sz w:val="18"/>
+                <w:szCs w:val="18"/>
+                <w:lang w:val="en-US"/>
+              </w:rPr>
+              <w:t>hank you for the opportunity to provide our services for your events. We look forward to sharing our services with you and your guests. Booking staff, planning and directing an event can be stressful. Therefore, we promise to do everything we can to ease the burden on you.</w:t>
             </w:r>
           </w:p>
           <w:p>
@@ -885,7 +897,6 @@
                 <w:lang w:val="en-US"/>
               </w:rPr>
             </w:pPr>
-            <w:proofErr w:type="spellStart"/>
             <w:r>
               <w:rPr>
                 <w:rFonts w:ascii="Open Sans" w:eastAsiaTheme="minorEastAsia" w:hAnsi="Open Sans" w:cs="Open Sans"/>
@@ -894,18 +905,7 @@
                 <w:szCs w:val="18"/>
                 <w:lang w:val="en-US"/>
               </w:rPr>
-              <w:t>Foodesign</w:t>
-            </w:r>
-            <w:proofErr w:type="spellEnd"/>
-            <w:r>
-              <w:rPr>
-                <w:rFonts w:ascii="Open Sans" w:eastAsiaTheme="minorEastAsia" w:hAnsi="Open Sans" w:cs="Open Sans"/>
-                <w:color w:val="323232"/>
-                <w:sz w:val="18"/>
-                <w:szCs w:val="18"/>
-                <w:lang w:val="en-US"/>
-              </w:rPr>
-              <w:t xml:space="preserve"> Conceptual Event.</w:t>
+              <w:t>Foodesign Conceptual Event.</w:t>
             </w:r>
           </w:p>
         </w:tc>
@@ -934,6 +934,9 @@
         </w:rPr>
       </w:pPr>
       <w:r>
+        <w:rPr>
+          <w:lang w:val="en-US"/>
+        </w:rPr>
         <w:br w:type="page"/>
       </w:r>
     </w:p>
@@ -961,9 +964,13 @@
       <w:pPr>
         <w:rPr>
           <w:rFonts w:ascii="Open Sans" w:hAnsi="Open Sans" w:cs="Open Sans"/>
+          <w:lang w:val="en-US"/>
         </w:rPr>
       </w:pPr>
       <w:r>
+        <w:rPr>
+          <w:lang w:val="en-US"/>
+        </w:rPr>
         <w:br w:type="page"/>
       </w:r>
     </w:p>
@@ -974,8 +981,8 @@
         <w:tblLook w:val="04A0" w:firstRow="1" w:lastRow="0" w:firstColumn="1" w:lastColumn="0" w:noHBand="0" w:noVBand="1"/>
       </w:tblPr>
       <w:tblGrid>
-        <w:gridCol w:w="2616"/>
-        <w:gridCol w:w="5102"/>
+        <w:gridCol w:w="2490"/>
+        <w:gridCol w:w="5228"/>
       </w:tblGrid>
       <w:tr>
         <w:tc>
@@ -994,8 +1001,8 @@
               <w:spacing w:after="0" w:line="240" w:lineRule="auto"/>
               <w:rPr>
                 <w:rFonts w:ascii="Open Sans" w:hAnsi="Open Sans" w:cs="Open Sans"/>
-                <w:sz w:val="18"/>
-                <w:szCs w:val="18"/>
+                <w:sz w:val="17"/>
+                <w:szCs w:val="17"/>
                 <w:lang w:val="en-US"/>
               </w:rPr>
             </w:pPr>
@@ -1005,8 +1012,8 @@
                 <w:b/>
                 <w:i/>
                 <w:color w:val="612D4B"/>
-                <w:sz w:val="18"/>
-                <w:szCs w:val="18"/>
+                <w:sz w:val="17"/>
+                <w:szCs w:val="17"/>
                 <w:lang w:val="en-US"/>
               </w:rPr>
               <w:lastRenderedPageBreak/>
@@ -1018,19 +1025,19 @@
               <w:spacing w:after="0" w:line="240" w:lineRule="auto"/>
               <w:rPr>
                 <w:rFonts w:ascii="Open Sans" w:hAnsi="Open Sans" w:cs="Open Sans"/>
-                <w:sz w:val="18"/>
-                <w:szCs w:val="18"/>
-                <w:lang w:val="en-US"/>
-              </w:rPr>
-            </w:pPr>
-          </w:p>
-          <w:p>
-            <w:pPr>
-              <w:spacing w:after="0" w:line="240" w:lineRule="auto"/>
-              <w:rPr>
-                <w:rFonts w:ascii="Open Sans" w:hAnsi="Open Sans" w:cs="Open Sans"/>
-                <w:sz w:val="18"/>
-                <w:szCs w:val="18"/>
+                <w:sz w:val="17"/>
+                <w:szCs w:val="17"/>
+                <w:lang w:val="en-US"/>
+              </w:rPr>
+            </w:pPr>
+          </w:p>
+          <w:p>
+            <w:pPr>
+              <w:spacing w:after="0" w:line="240" w:lineRule="auto"/>
+              <w:rPr>
+                <w:rFonts w:ascii="Open Sans" w:hAnsi="Open Sans" w:cs="Open Sans"/>
+                <w:sz w:val="17"/>
+                <w:szCs w:val="17"/>
                 <w:lang w:val="en-US"/>
               </w:rPr>
             </w:pPr>
@@ -1039,8 +1046,8 @@
                 <w:rFonts w:ascii="Open Sans" w:eastAsia="Aptos" w:hAnsi="Open Sans" w:cs="Open Sans"/>
                 <w:b/>
                 <w:color w:val="612D4B"/>
-                <w:sz w:val="18"/>
-                <w:szCs w:val="18"/>
+                <w:sz w:val="17"/>
+                <w:szCs w:val="17"/>
                 <w:lang w:val="en-US"/>
               </w:rPr>
               <w:t>Client</w:t>
@@ -1052,8 +1059,8 @@
               <w:rPr>
                 <w:rFonts w:ascii="Open Sans" w:hAnsi="Open Sans" w:cs="Open Sans"/>
                 <w:color w:val="000000"/>
-                <w:sz w:val="18"/>
-                <w:szCs w:val="18"/>
+                <w:sz w:val="17"/>
+                <w:szCs w:val="17"/>
                 <w:lang w:val="en-US"/>
               </w:rPr>
             </w:pPr>
@@ -1061,8 +1068,8 @@
               <w:rPr>
                 <w:rFonts w:ascii="Open Sans" w:eastAsia="Aptos" w:hAnsi="Open Sans" w:cs="Open Sans"/>
                 <w:color w:val="000000"/>
-                <w:sz w:val="18"/>
-                <w:szCs w:val="18"/>
+                <w:sz w:val="17"/>
+                <w:szCs w:val="17"/>
                 <w:lang w:val="en-US"/>
               </w:rPr>
               <w:t>{{CLIENT_NAME}}</w:t>
@@ -1073,16 +1080,16 @@
               <w:spacing w:after="0" w:line="240" w:lineRule="auto"/>
               <w:rPr>
                 <w:rFonts w:ascii="Open Sans" w:hAnsi="Open Sans" w:cs="Open Sans"/>
-                <w:sz w:val="18"/>
-                <w:szCs w:val="18"/>
-                <w:lang w:val="en-US"/>
-              </w:rPr>
-            </w:pPr>
-            <w:r>
-              <w:rPr>
-                <w:rFonts w:ascii="Open Sans" w:eastAsia="Aptos" w:hAnsi="Open Sans" w:cs="Open Sans"/>
-                <w:sz w:val="18"/>
-                <w:szCs w:val="18"/>
+                <w:sz w:val="17"/>
+                <w:szCs w:val="17"/>
+                <w:lang w:val="en-US"/>
+              </w:rPr>
+            </w:pPr>
+            <w:r>
+              <w:rPr>
+                <w:rFonts w:ascii="Open Sans" w:eastAsia="Aptos" w:hAnsi="Open Sans" w:cs="Open Sans"/>
+                <w:sz w:val="17"/>
+                <w:szCs w:val="17"/>
                 <w:lang w:val="en-US"/>
               </w:rPr>
               <w:t>{{CLIENT_ADDRESS}}</w:t>
@@ -1093,16 +1100,16 @@
               <w:spacing w:after="0" w:line="240" w:lineRule="auto"/>
               <w:rPr>
                 <w:rFonts w:ascii="Open Sans" w:hAnsi="Open Sans" w:cs="Open Sans"/>
-                <w:sz w:val="18"/>
-                <w:szCs w:val="18"/>
-                <w:lang w:val="en-US"/>
-              </w:rPr>
-            </w:pPr>
-            <w:r>
-              <w:rPr>
-                <w:rFonts w:ascii="Open Sans" w:eastAsia="Aptos" w:hAnsi="Open Sans" w:cs="Open Sans"/>
-                <w:sz w:val="18"/>
-                <w:szCs w:val="18"/>
+                <w:sz w:val="17"/>
+                <w:szCs w:val="17"/>
+                <w:lang w:val="en-US"/>
+              </w:rPr>
+            </w:pPr>
+            <w:r>
+              <w:rPr>
+                <w:rFonts w:ascii="Open Sans" w:eastAsia="Aptos" w:hAnsi="Open Sans" w:cs="Open Sans"/>
+                <w:sz w:val="17"/>
+                <w:szCs w:val="17"/>
                 <w:lang w:val="en-US"/>
               </w:rPr>
               <w:t>{{CLIENT_EMAIL}}</w:t>
@@ -1113,8 +1120,8 @@
               <w:spacing w:after="0" w:line="240" w:lineRule="auto"/>
               <w:rPr>
                 <w:rFonts w:ascii="Open Sans" w:hAnsi="Open Sans" w:cs="Open Sans"/>
-                <w:sz w:val="18"/>
-                <w:szCs w:val="18"/>
+                <w:sz w:val="17"/>
+                <w:szCs w:val="17"/>
                 <w:lang w:val="en-US"/>
               </w:rPr>
             </w:pPr>
@@ -1126,8 +1133,8 @@
                 <w:rFonts w:ascii="Open Sans" w:hAnsi="Open Sans" w:cs="Open Sans"/>
                 <w:b/>
                 <w:color w:val="612D4B"/>
-                <w:sz w:val="18"/>
-                <w:szCs w:val="18"/>
+                <w:sz w:val="17"/>
+                <w:szCs w:val="17"/>
                 <w:lang w:val="en-US"/>
               </w:rPr>
             </w:pPr>
@@ -1136,8 +1143,8 @@
                 <w:rFonts w:ascii="Open Sans" w:eastAsia="Aptos" w:hAnsi="Open Sans" w:cs="Open Sans"/>
                 <w:b/>
                 <w:color w:val="612D4B"/>
-                <w:sz w:val="18"/>
-                <w:szCs w:val="18"/>
+                <w:sz w:val="17"/>
+                <w:szCs w:val="17"/>
                 <w:lang w:val="en-US"/>
               </w:rPr>
               <w:t>Client Representative</w:t>
@@ -1148,16 +1155,16 @@
               <w:spacing w:after="0" w:line="240" w:lineRule="auto"/>
               <w:rPr>
                 <w:rFonts w:ascii="Open Sans" w:hAnsi="Open Sans" w:cs="Open Sans"/>
-                <w:sz w:val="18"/>
-                <w:szCs w:val="18"/>
-                <w:lang w:val="en-US"/>
-              </w:rPr>
-            </w:pPr>
-            <w:r>
-              <w:rPr>
-                <w:rFonts w:ascii="Open Sans" w:eastAsia="Aptos" w:hAnsi="Open Sans" w:cs="Open Sans"/>
-                <w:sz w:val="18"/>
-                <w:szCs w:val="18"/>
+                <w:sz w:val="17"/>
+                <w:szCs w:val="17"/>
+                <w:lang w:val="en-US"/>
+              </w:rPr>
+            </w:pPr>
+            <w:r>
+              <w:rPr>
+                <w:rFonts w:ascii="Open Sans" w:eastAsia="Aptos" w:hAnsi="Open Sans" w:cs="Open Sans"/>
+                <w:sz w:val="17"/>
+                <w:szCs w:val="17"/>
                 <w:lang w:val="en-US"/>
               </w:rPr>
               <w:t>{{REPRESENTATIVE_NAME}}</w:t>
@@ -1168,16 +1175,16 @@
               <w:spacing w:after="0" w:line="240" w:lineRule="auto"/>
               <w:rPr>
                 <w:rFonts w:ascii="Open Sans" w:hAnsi="Open Sans" w:cs="Open Sans"/>
-                <w:sz w:val="18"/>
-                <w:szCs w:val="18"/>
-                <w:lang w:val="en-US"/>
-              </w:rPr>
-            </w:pPr>
-            <w:r>
-              <w:rPr>
-                <w:rFonts w:ascii="Open Sans" w:eastAsia="Aptos" w:hAnsi="Open Sans" w:cs="Open Sans"/>
-                <w:sz w:val="18"/>
-                <w:szCs w:val="18"/>
+                <w:sz w:val="17"/>
+                <w:szCs w:val="17"/>
+                <w:lang w:val="en-US"/>
+              </w:rPr>
+            </w:pPr>
+            <w:r>
+              <w:rPr>
+                <w:rFonts w:ascii="Open Sans" w:eastAsia="Aptos" w:hAnsi="Open Sans" w:cs="Open Sans"/>
+                <w:sz w:val="17"/>
+                <w:szCs w:val="17"/>
                 <w:lang w:val="en-US"/>
               </w:rPr>
               <w:t>{{REPRESENTATIVE_EMAIL}}</w:t>
@@ -1188,16 +1195,16 @@
               <w:spacing w:after="0" w:line="240" w:lineRule="auto"/>
               <w:rPr>
                 <w:rFonts w:ascii="Open Sans" w:hAnsi="Open Sans" w:cs="Open Sans"/>
-                <w:sz w:val="18"/>
-                <w:szCs w:val="18"/>
-                <w:lang w:val="en-US"/>
-              </w:rPr>
-            </w:pPr>
-            <w:r>
-              <w:rPr>
-                <w:rFonts w:ascii="Open Sans" w:eastAsia="Aptos" w:hAnsi="Open Sans" w:cs="Open Sans"/>
-                <w:sz w:val="18"/>
-                <w:szCs w:val="18"/>
+                <w:sz w:val="17"/>
+                <w:szCs w:val="17"/>
+                <w:lang w:val="en-US"/>
+              </w:rPr>
+            </w:pPr>
+            <w:r>
+              <w:rPr>
+                <w:rFonts w:ascii="Open Sans" w:eastAsia="Aptos" w:hAnsi="Open Sans" w:cs="Open Sans"/>
+                <w:sz w:val="17"/>
+                <w:szCs w:val="17"/>
                 <w:lang w:val="en-US"/>
               </w:rPr>
               <w:t>Ph: {{REPRESENTATIVE_PHONE}}</w:t>
@@ -1208,8 +1215,8 @@
               <w:spacing w:after="0" w:line="240" w:lineRule="auto"/>
               <w:rPr>
                 <w:rFonts w:ascii="Open Sans" w:hAnsi="Open Sans" w:cs="Open Sans"/>
-                <w:sz w:val="18"/>
-                <w:szCs w:val="18"/>
+                <w:sz w:val="17"/>
+                <w:szCs w:val="17"/>
                 <w:lang w:val="en-US"/>
               </w:rPr>
             </w:pPr>
@@ -1221,8 +1228,8 @@
                 <w:rFonts w:ascii="Open Sans" w:eastAsia="Aptos" w:hAnsi="Open Sans" w:cs="Open Sans"/>
                 <w:b/>
                 <w:color w:val="612D4B"/>
-                <w:sz w:val="18"/>
-                <w:szCs w:val="18"/>
+                <w:sz w:val="17"/>
+                <w:szCs w:val="17"/>
                 <w:lang w:val="en-US"/>
               </w:rPr>
             </w:pPr>
@@ -1231,8 +1238,8 @@
                 <w:rFonts w:ascii="Open Sans" w:eastAsia="Aptos" w:hAnsi="Open Sans" w:cs="Open Sans"/>
                 <w:b/>
                 <w:color w:val="612D4B"/>
-                <w:sz w:val="18"/>
-                <w:szCs w:val="18"/>
+                <w:sz w:val="17"/>
+                <w:szCs w:val="17"/>
                 <w:lang w:val="en-US"/>
               </w:rPr>
               <w:t>Event Details</w:t>
@@ -1245,16 +1252,16 @@
                 <w:rFonts w:ascii="Open Sans" w:eastAsia="Aptos" w:hAnsi="Open Sans" w:cs="Open Sans"/>
                 <w:b/>
                 <w:color w:val="612D4B"/>
-                <w:sz w:val="18"/>
-                <w:szCs w:val="18"/>
-                <w:lang w:val="en-US"/>
-              </w:rPr>
-            </w:pPr>
-            <w:r>
-              <w:rPr>
-                <w:rFonts w:ascii="Open Sans" w:eastAsia="Aptos" w:hAnsi="Open Sans" w:cs="Open Sans"/>
-                <w:sz w:val="18"/>
-                <w:szCs w:val="18"/>
+                <w:sz w:val="17"/>
+                <w:szCs w:val="17"/>
+                <w:lang w:val="en-US"/>
+              </w:rPr>
+            </w:pPr>
+            <w:r>
+              <w:rPr>
+                <w:rFonts w:ascii="Open Sans" w:eastAsia="Aptos" w:hAnsi="Open Sans" w:cs="Open Sans"/>
+                <w:sz w:val="17"/>
+                <w:szCs w:val="17"/>
                 <w:lang w:val="en-US"/>
               </w:rPr>
               <w:t>{{EVENT_NAME}}</w:t>
@@ -1265,16 +1272,16 @@
               <w:spacing w:after="0" w:line="240" w:lineRule="auto"/>
               <w:rPr>
                 <w:rFonts w:ascii="Open Sans" w:hAnsi="Open Sans" w:cs="Open Sans"/>
-                <w:sz w:val="18"/>
-                <w:szCs w:val="18"/>
-                <w:lang w:val="en-US"/>
-              </w:rPr>
-            </w:pPr>
-            <w:r>
-              <w:rPr>
-                <w:rFonts w:ascii="Open Sans" w:eastAsia="Aptos" w:hAnsi="Open Sans" w:cs="Open Sans"/>
-                <w:sz w:val="18"/>
-                <w:szCs w:val="18"/>
+                <w:sz w:val="17"/>
+                <w:szCs w:val="17"/>
+                <w:lang w:val="en-US"/>
+              </w:rPr>
+            </w:pPr>
+            <w:r>
+              <w:rPr>
+                <w:rFonts w:ascii="Open Sans" w:eastAsia="Aptos" w:hAnsi="Open Sans" w:cs="Open Sans"/>
+                <w:sz w:val="17"/>
+                <w:szCs w:val="17"/>
                 <w:lang w:val="en-US"/>
               </w:rPr>
               <w:t>{{EVENT_ADDRESS}}</w:t>
@@ -1285,16 +1292,16 @@
               <w:spacing w:after="0" w:line="240" w:lineRule="auto"/>
               <w:rPr>
                 <w:rFonts w:ascii="Open Sans" w:hAnsi="Open Sans" w:cs="Open Sans"/>
-                <w:sz w:val="18"/>
-                <w:szCs w:val="18"/>
-                <w:lang w:val="en-US"/>
-              </w:rPr>
-            </w:pPr>
-            <w:r>
-              <w:rPr>
-                <w:rFonts w:ascii="Open Sans" w:eastAsia="Aptos" w:hAnsi="Open Sans" w:cs="Open Sans"/>
-                <w:sz w:val="18"/>
-                <w:szCs w:val="18"/>
+                <w:sz w:val="17"/>
+                <w:szCs w:val="17"/>
+                <w:lang w:val="en-US"/>
+              </w:rPr>
+            </w:pPr>
+            <w:r>
+              <w:rPr>
+                <w:rFonts w:ascii="Open Sans" w:eastAsia="Aptos" w:hAnsi="Open Sans" w:cs="Open Sans"/>
+                <w:sz w:val="17"/>
+                <w:szCs w:val="17"/>
                 <w:lang w:val="en-US"/>
               </w:rPr>
               <w:t>Event Code: {{EVENT_CODE}}</w:t>
@@ -1305,16 +1312,16 @@
               <w:spacing w:after="0" w:line="240" w:lineRule="auto"/>
               <w:rPr>
                 <w:rFonts w:ascii="Open Sans" w:hAnsi="Open Sans" w:cs="Open Sans"/>
-                <w:sz w:val="18"/>
-                <w:szCs w:val="18"/>
-                <w:lang w:val="en-US"/>
-              </w:rPr>
-            </w:pPr>
-            <w:r>
-              <w:rPr>
-                <w:rFonts w:ascii="Open Sans" w:eastAsia="Aptos" w:hAnsi="Open Sans" w:cs="Open Sans"/>
-                <w:sz w:val="18"/>
-                <w:szCs w:val="18"/>
+                <w:sz w:val="17"/>
+                <w:szCs w:val="17"/>
+                <w:lang w:val="en-US"/>
+              </w:rPr>
+            </w:pPr>
+            <w:r>
+              <w:rPr>
+                <w:rFonts w:ascii="Open Sans" w:eastAsia="Aptos" w:hAnsi="Open Sans" w:cs="Open Sans"/>
+                <w:sz w:val="17"/>
+                <w:szCs w:val="17"/>
                 <w:lang w:val="en-US"/>
               </w:rPr>
               <w:t>Start: {{EVENT_START}}</w:t>
@@ -1325,16 +1332,16 @@
               <w:spacing w:after="0" w:line="240" w:lineRule="auto"/>
               <w:rPr>
                 <w:rFonts w:ascii="Open Sans" w:hAnsi="Open Sans" w:cs="Open Sans"/>
-                <w:sz w:val="18"/>
-                <w:szCs w:val="18"/>
-                <w:lang w:val="en-US"/>
-              </w:rPr>
-            </w:pPr>
-            <w:r>
-              <w:rPr>
-                <w:rFonts w:ascii="Open Sans" w:eastAsia="Aptos" w:hAnsi="Open Sans" w:cs="Open Sans"/>
-                <w:sz w:val="18"/>
-                <w:szCs w:val="18"/>
+                <w:sz w:val="17"/>
+                <w:szCs w:val="17"/>
+                <w:lang w:val="en-US"/>
+              </w:rPr>
+            </w:pPr>
+            <w:r>
+              <w:rPr>
+                <w:rFonts w:ascii="Open Sans" w:eastAsia="Aptos" w:hAnsi="Open Sans" w:cs="Open Sans"/>
+                <w:sz w:val="17"/>
+                <w:szCs w:val="17"/>
                 <w:lang w:val="en-US"/>
               </w:rPr>
               <w:t>End: {{EVENT_END}}</w:t>
@@ -1342,8 +1349,8 @@
             <w:r>
               <w:rPr>
                 <w:rFonts w:ascii="Open Sans" w:eastAsia="Aptos" w:hAnsi="Open Sans" w:cs="Open Sans"/>
-                <w:sz w:val="18"/>
-                <w:szCs w:val="18"/>
+                <w:sz w:val="17"/>
+                <w:szCs w:val="17"/>
                 <w:lang w:val="en-US"/>
               </w:rPr>
               <w:br/>
@@ -1466,45 +1473,32 @@
               </w:rPr>
               <w:t xml:space="preserve">If a client </w:t>
             </w:r>
-            <w:proofErr w:type="spellStart"/>
-            <w:r>
-              <w:rPr>
-                <w:rFonts w:ascii="Open Sans" w:eastAsia="Aptos" w:hAnsi="Open Sans" w:cs="Open Sans"/>
-                <w:sz w:val="16"/>
-                <w:szCs w:val="16"/>
-                <w:lang w:val="en-US"/>
-              </w:rPr>
-              <w:t>resquets</w:t>
-            </w:r>
-            <w:proofErr w:type="spellEnd"/>
-            <w:r>
-              <w:rPr>
-                <w:rFonts w:ascii="Open Sans" w:eastAsia="Aptos" w:hAnsi="Open Sans" w:cs="Open Sans"/>
-                <w:sz w:val="16"/>
-                <w:szCs w:val="16"/>
-                <w:lang w:val="en-US"/>
-              </w:rPr>
-              <w:t xml:space="preserve"> that the caterer </w:t>
-            </w:r>
-            <w:proofErr w:type="gramStart"/>
-            <w:r>
-              <w:rPr>
-                <w:rFonts w:ascii="Open Sans" w:eastAsia="Aptos" w:hAnsi="Open Sans" w:cs="Open Sans"/>
-                <w:sz w:val="16"/>
-                <w:szCs w:val="16"/>
-                <w:lang w:val="en-US"/>
-              </w:rPr>
-              <w:t>coordinate</w:t>
-            </w:r>
-            <w:proofErr w:type="gramEnd"/>
-            <w:r>
-              <w:rPr>
-                <w:rFonts w:ascii="Open Sans" w:eastAsia="Aptos" w:hAnsi="Open Sans" w:cs="Open Sans"/>
-                <w:sz w:val="16"/>
-                <w:szCs w:val="16"/>
-                <w:lang w:val="en-US"/>
-              </w:rPr>
-              <w:t xml:space="preserve"> the venue rental &amp; décor, entertainment, photography, valet parking, flower arranging, or other aspects of planning the event, there will be a small fee charged for this service to account for the labor needed to plan the event as agreed upon in writing by the parties at the time of such request.</w:t>
+            <w:r>
+              <w:rPr>
+                <w:rFonts w:ascii="Open Sans" w:eastAsia="Aptos" w:hAnsi="Open Sans" w:cs="Open Sans"/>
+                <w:sz w:val="16"/>
+                <w:szCs w:val="16"/>
+                <w:lang w:val="en-US"/>
+              </w:rPr>
+              <w:t>requests</w:t>
+            </w:r>
+            <w:r>
+              <w:rPr>
+                <w:rFonts w:ascii="Open Sans" w:eastAsia="Aptos" w:hAnsi="Open Sans" w:cs="Open Sans"/>
+                <w:sz w:val="16"/>
+                <w:szCs w:val="16"/>
+                <w:lang w:val="en-US"/>
+              </w:rPr>
+              <w:t xml:space="preserve"> </w:t>
+            </w:r>
+            <w:r>
+              <w:rPr>
+                <w:rFonts w:ascii="Open Sans" w:eastAsia="Aptos" w:hAnsi="Open Sans" w:cs="Open Sans"/>
+                <w:sz w:val="16"/>
+                <w:szCs w:val="16"/>
+                <w:lang w:val="en-US"/>
+              </w:rPr>
+              <w:t>that the caterer coordinate the venue rental &amp; décor, entertainment, photography, valet parking, flower arranging, or other aspects of planning the event, there will be a small fee charged for this service to account for the labor needed to plan the event as agreed upon in writing by the parties at the time of such request.</w:t>
             </w:r>
           </w:p>
           <w:p>
@@ -1877,25 +1871,14 @@
                 <w:lang w:val="en-US"/>
               </w:rPr>
             </w:pPr>
-            <w:proofErr w:type="spellStart"/>
-            <w:r>
-              <w:rPr>
-                <w:rFonts w:ascii="Open Sans" w:eastAsia="Aptos" w:hAnsi="Open Sans" w:cs="Open Sans"/>
-                <w:sz w:val="16"/>
-                <w:szCs w:val="16"/>
-                <w:lang w:val="en-US"/>
-              </w:rPr>
-              <w:t>Foodesign</w:t>
-            </w:r>
-            <w:proofErr w:type="spellEnd"/>
-            <w:r>
-              <w:rPr>
-                <w:rFonts w:ascii="Open Sans" w:eastAsia="Aptos" w:hAnsi="Open Sans" w:cs="Open Sans"/>
-                <w:sz w:val="16"/>
-                <w:szCs w:val="16"/>
-                <w:lang w:val="en-US"/>
-              </w:rPr>
-              <w:t xml:space="preserve"> Conceptual Events and the Client acknowledge and agree that this proposal is governed by the Master Caterer Agreement executed between the parties.</w:t>
+            <w:r>
+              <w:rPr>
+                <w:rFonts w:ascii="Open Sans" w:eastAsia="Aptos" w:hAnsi="Open Sans" w:cs="Open Sans"/>
+                <w:sz w:val="16"/>
+                <w:szCs w:val="16"/>
+                <w:lang w:val="en-US"/>
+              </w:rPr>
+              <w:t>Foodesign Conceptual Events and the Client acknowledge and agree that this proposal is governed by the Master Caterer Agreement executed between the parties.</w:t>
             </w:r>
           </w:p>
           <w:p>
@@ -1953,27 +1936,7 @@
                 <w:szCs w:val="16"/>
                 <w:lang w:val="en-US"/>
               </w:rPr>
-              <w:t xml:space="preserve">The undersigned, as a duly authorized representative of the Client, {{CLIENT_NAME}}, hereby contract the services of </w:t>
-            </w:r>
-            <w:proofErr w:type="spellStart"/>
-            <w:r>
-              <w:rPr>
-                <w:rFonts w:ascii="Open Sans" w:eastAsia="Aptos" w:hAnsi="Open Sans" w:cs="Open Sans"/>
-                <w:sz w:val="16"/>
-                <w:szCs w:val="16"/>
-                <w:lang w:val="en-US"/>
-              </w:rPr>
-              <w:t>Foodesign</w:t>
-            </w:r>
-            <w:proofErr w:type="spellEnd"/>
-            <w:r>
-              <w:rPr>
-                <w:rFonts w:ascii="Open Sans" w:eastAsia="Aptos" w:hAnsi="Open Sans" w:cs="Open Sans"/>
-                <w:sz w:val="16"/>
-                <w:szCs w:val="16"/>
-                <w:lang w:val="en-US"/>
-              </w:rPr>
-              <w:t xml:space="preserve"> Conceptual Events as listed and quoted in this proposal on behalf of the Client according to the terms and conditions herein.</w:t>
+              <w:t>The undersigned, as a duly authorized representative of the Client, {{CLIENT_NAME}}, hereby contract the services of Foodesign Conceptual Events as listed and quoted in this proposal on behalf of the Client according to the terms and conditions herein.</w:t>
             </w:r>
           </w:p>
           <w:p>
@@ -2003,7 +1966,6 @@
                 <w:lang w:val="en-US"/>
               </w:rPr>
             </w:pPr>
-            <w:proofErr w:type="gramStart"/>
             <w:r>
               <w:rPr>
                 <w:rFonts w:ascii="Open Sans" w:eastAsia="Aptos" w:hAnsi="Open Sans" w:cs="Open Sans"/>
@@ -2022,17 +1984,7 @@
                 <w:szCs w:val="16"/>
                 <w:lang w:val="en-US"/>
               </w:rPr>
-              <w:t>:_</w:t>
-            </w:r>
-            <w:proofErr w:type="gramEnd"/>
-            <w:r>
-              <w:rPr>
-                <w:rFonts w:ascii="Open Sans" w:eastAsia="Aptos" w:hAnsi="Open Sans" w:cs="Open Sans"/>
-                <w:sz w:val="16"/>
-                <w:szCs w:val="16"/>
-                <w:lang w:val="en-US"/>
-              </w:rPr>
-              <w:t>__________________________________</w:t>
+              <w:t>:___________________________________</w:t>
             </w:r>
             <w:r>
               <w:rPr>
@@ -2043,9 +1995,20 @@
                 <w:szCs w:val="16"/>
                 <w:lang w:val="en-US"/>
               </w:rPr>
-              <w:t xml:space="preserve"> </w:t>
-            </w:r>
-            <w:proofErr w:type="gramStart"/>
+              <w:t xml:space="preserve"> Name:____________________________________</w:t>
+            </w:r>
+          </w:p>
+          <w:p>
+            <w:pPr>
+              <w:spacing w:after="0" w:line="240" w:lineRule="auto"/>
+              <w:jc w:val="both"/>
+              <w:rPr>
+                <w:rFonts w:ascii="Open Sans" w:hAnsi="Open Sans" w:cs="Open Sans"/>
+                <w:sz w:val="16"/>
+                <w:szCs w:val="16"/>
+                <w:lang w:val="en-US"/>
+              </w:rPr>
+            </w:pPr>
             <w:r>
               <w:rPr>
                 <w:rFonts w:ascii="Open Sans" w:eastAsia="Aptos" w:hAnsi="Open Sans" w:cs="Open Sans"/>
@@ -2055,10 +2018,57 @@
                 <w:szCs w:val="16"/>
                 <w:lang w:val="en-US"/>
               </w:rPr>
-              <w:t>Name:_</w:t>
-            </w:r>
-            <w:proofErr w:type="gramEnd"/>
-            <w:r>
+              <w:t>Data:</w:t>
+            </w:r>
+            <w:r>
+              <w:rPr>
+                <w:rFonts w:ascii="Open Sans" w:eastAsia="Aptos" w:hAnsi="Open Sans" w:cs="Open Sans"/>
+                <w:sz w:val="16"/>
+                <w:szCs w:val="16"/>
+                <w:lang w:val="en-US"/>
+              </w:rPr>
+              <w:t xml:space="preserve"> _____________________________________</w:t>
+            </w:r>
+          </w:p>
+          <w:p>
+            <w:pPr>
+              <w:spacing w:after="0" w:line="240" w:lineRule="auto"/>
+              <w:jc w:val="both"/>
+              <w:rPr>
+                <w:rFonts w:ascii="Open Sans" w:hAnsi="Open Sans" w:cs="Open Sans"/>
+                <w:sz w:val="16"/>
+                <w:szCs w:val="16"/>
+                <w:lang w:val="en-US"/>
+              </w:rPr>
+            </w:pPr>
+          </w:p>
+          <w:p>
+            <w:pPr>
+              <w:spacing w:after="0" w:line="240" w:lineRule="auto"/>
+              <w:jc w:val="both"/>
+              <w:rPr>
+                <w:rFonts w:ascii="Open Sans" w:hAnsi="Open Sans" w:cs="Open Sans"/>
+                <w:sz w:val="16"/>
+                <w:szCs w:val="16"/>
+                <w:lang w:val="en-US"/>
+              </w:rPr>
+            </w:pPr>
+          </w:p>
+          <w:p>
+            <w:pPr>
+              <w:spacing w:after="0" w:line="240" w:lineRule="auto"/>
+              <w:jc w:val="both"/>
+              <w:rPr>
+                <w:rFonts w:ascii="Open Sans" w:hAnsi="Open Sans" w:cs="Open Sans"/>
+                <w:sz w:val="16"/>
+                <w:szCs w:val="16"/>
+                <w:lang w:val="en-US"/>
+              </w:rPr>
+            </w:pPr>
+          </w:p>
+          <w:p>
+            <w:pPr>
+              <w:spacing w:after="0" w:line="240" w:lineRule="auto"/>
               <w:rPr>
                 <w:rFonts w:ascii="Open Sans" w:eastAsia="Aptos" w:hAnsi="Open Sans" w:cs="Open Sans"/>
                 <w:b/>
@@ -2067,21 +2077,11 @@
                 <w:szCs w:val="16"/>
                 <w:lang w:val="en-US"/>
               </w:rPr>
-              <w:t>___________________________________</w:t>
-            </w:r>
-          </w:p>
-          <w:p>
-            <w:pPr>
-              <w:spacing w:after="0" w:line="240" w:lineRule="auto"/>
-              <w:jc w:val="both"/>
-              <w:rPr>
-                <w:rFonts w:ascii="Open Sans" w:hAnsi="Open Sans" w:cs="Open Sans"/>
-                <w:sz w:val="16"/>
-                <w:szCs w:val="16"/>
-                <w:lang w:val="en-US"/>
-              </w:rPr>
-            </w:pPr>
-            <w:r>
+            </w:pPr>
+          </w:p>
+          <w:p>
+            <w:pPr>
+              <w:spacing w:after="0" w:line="240" w:lineRule="auto"/>
               <w:rPr>
                 <w:rFonts w:ascii="Open Sans" w:eastAsia="Aptos" w:hAnsi="Open Sans" w:cs="Open Sans"/>
                 <w:b/>
@@ -2090,52 +2090,6 @@
                 <w:szCs w:val="16"/>
                 <w:lang w:val="en-US"/>
               </w:rPr>
-              <w:t>Data:</w:t>
-            </w:r>
-            <w:r>
-              <w:rPr>
-                <w:rFonts w:ascii="Open Sans" w:eastAsia="Aptos" w:hAnsi="Open Sans" w:cs="Open Sans"/>
-                <w:sz w:val="16"/>
-                <w:szCs w:val="16"/>
-                <w:lang w:val="en-US"/>
-              </w:rPr>
-              <w:t xml:space="preserve"> _____________________________________</w:t>
-            </w:r>
-          </w:p>
-          <w:p>
-            <w:pPr>
-              <w:spacing w:after="0" w:line="240" w:lineRule="auto"/>
-              <w:jc w:val="both"/>
-              <w:rPr>
-                <w:rFonts w:ascii="Open Sans" w:hAnsi="Open Sans" w:cs="Open Sans"/>
-                <w:sz w:val="16"/>
-                <w:szCs w:val="16"/>
-                <w:lang w:val="en-US"/>
-              </w:rPr>
-            </w:pPr>
-          </w:p>
-          <w:p>
-            <w:pPr>
-              <w:spacing w:after="0" w:line="240" w:lineRule="auto"/>
-              <w:jc w:val="both"/>
-              <w:rPr>
-                <w:rFonts w:ascii="Open Sans" w:hAnsi="Open Sans" w:cs="Open Sans"/>
-                <w:sz w:val="16"/>
-                <w:szCs w:val="16"/>
-                <w:lang w:val="en-US"/>
-              </w:rPr>
-            </w:pPr>
-          </w:p>
-          <w:p>
-            <w:pPr>
-              <w:spacing w:after="0" w:line="240" w:lineRule="auto"/>
-              <w:jc w:val="both"/>
-              <w:rPr>
-                <w:rFonts w:ascii="Open Sans" w:hAnsi="Open Sans" w:cs="Open Sans"/>
-                <w:sz w:val="16"/>
-                <w:szCs w:val="16"/>
-                <w:lang w:val="en-US"/>
-              </w:rPr>
             </w:pPr>
           </w:p>
           <w:p>
@@ -2155,7 +2109,7 @@
             <w:pPr>
               <w:spacing w:after="0" w:line="240" w:lineRule="auto"/>
               <w:rPr>
-                <w:rFonts w:ascii="Open Sans" w:eastAsia="Aptos" w:hAnsi="Open Sans" w:cs="Open Sans"/>
+                <w:rFonts w:ascii="Open Sans" w:hAnsi="Open Sans" w:cs="Open Sans"/>
                 <w:b/>
                 <w:bCs/>
                 <w:sz w:val="16"/>
@@ -2163,10 +2117,7 @@
                 <w:lang w:val="en-US"/>
               </w:rPr>
             </w:pPr>
-          </w:p>
-          <w:p>
-            <w:pPr>
-              <w:spacing w:after="0" w:line="240" w:lineRule="auto"/>
+            <w:r>
               <w:rPr>
                 <w:rFonts w:ascii="Open Sans" w:eastAsia="Aptos" w:hAnsi="Open Sans" w:cs="Open Sans"/>
                 <w:b/>
@@ -2175,44 +2126,8 @@
                 <w:szCs w:val="16"/>
                 <w:lang w:val="en-US"/>
               </w:rPr>
-            </w:pPr>
-          </w:p>
-          <w:p>
-            <w:pPr>
-              <w:spacing w:after="0" w:line="240" w:lineRule="auto"/>
-              <w:rPr>
-                <w:rFonts w:ascii="Open Sans" w:hAnsi="Open Sans" w:cs="Open Sans"/>
-                <w:b/>
-                <w:bCs/>
-                <w:sz w:val="16"/>
-                <w:szCs w:val="16"/>
-                <w:lang w:val="en-US"/>
-              </w:rPr>
-            </w:pPr>
-            <w:proofErr w:type="spellStart"/>
-            <w:r>
-              <w:rPr>
-                <w:rFonts w:ascii="Open Sans" w:eastAsia="Aptos" w:hAnsi="Open Sans" w:cs="Open Sans"/>
-                <w:b/>
-                <w:bCs/>
-                <w:sz w:val="16"/>
-                <w:szCs w:val="16"/>
-                <w:lang w:val="en-US"/>
-              </w:rPr>
               <w:lastRenderedPageBreak/>
-              <w:t>Foodesign</w:t>
-            </w:r>
-            <w:proofErr w:type="spellEnd"/>
-            <w:r>
-              <w:rPr>
-                <w:rFonts w:ascii="Open Sans" w:eastAsia="Aptos" w:hAnsi="Open Sans" w:cs="Open Sans"/>
-                <w:b/>
-                <w:bCs/>
-                <w:sz w:val="16"/>
-                <w:szCs w:val="16"/>
-                <w:lang w:val="en-US"/>
-              </w:rPr>
-              <w:t xml:space="preserve"> Conceptual Events Policies</w:t>
+              <w:t>Foodesign Conceptual Events Policies</w:t>
             </w:r>
           </w:p>
           <w:p>
@@ -2459,25 +2374,14 @@
                 <w:lang w:val="en-US"/>
               </w:rPr>
             </w:pPr>
-            <w:proofErr w:type="spellStart"/>
-            <w:r>
-              <w:rPr>
-                <w:rFonts w:ascii="Open Sans" w:eastAsia="Aptos" w:hAnsi="Open Sans" w:cs="Open Sans"/>
-                <w:sz w:val="16"/>
-                <w:szCs w:val="16"/>
-                <w:lang w:val="en-US"/>
-              </w:rPr>
-              <w:t>Foodesign</w:t>
-            </w:r>
-            <w:proofErr w:type="spellEnd"/>
-            <w:r>
-              <w:rPr>
-                <w:rFonts w:ascii="Open Sans" w:eastAsia="Aptos" w:hAnsi="Open Sans" w:cs="Open Sans"/>
-                <w:sz w:val="16"/>
-                <w:szCs w:val="16"/>
-                <w:lang w:val="en-US"/>
-              </w:rPr>
-              <w:t xml:space="preserve"> Conceptual Events accept cash, MasterCard, Visa, Amex or Personal Checks as Payment Options. If Mastercard, Visa, or AMEX is the preferred payment method, a 3.8% credit card fee will be added to the total amount.</w:t>
+            <w:r>
+              <w:rPr>
+                <w:rFonts w:ascii="Open Sans" w:eastAsia="Aptos" w:hAnsi="Open Sans" w:cs="Open Sans"/>
+                <w:sz w:val="16"/>
+                <w:szCs w:val="16"/>
+                <w:lang w:val="en-US"/>
+              </w:rPr>
+              <w:t>Foodesign Conceptual Events accept cash, MasterCard, Visa, Amex or Personal Checks as Payment Options. If Mastercard, Visa, or AMEX is the preferred payment method, a 3.8% credit card fee will be added to the total amount.</w:t>
             </w:r>
           </w:p>
           <w:p>
@@ -2497,25 +2401,32 @@
                 <w:lang w:val="en-US"/>
               </w:rPr>
             </w:pPr>
-            <w:proofErr w:type="spellStart"/>
-            <w:r>
-              <w:rPr>
-                <w:rFonts w:ascii="Open Sans" w:eastAsia="Aptos" w:hAnsi="Open Sans" w:cs="Open Sans"/>
-                <w:sz w:val="16"/>
-                <w:szCs w:val="16"/>
-                <w:lang w:val="en-US"/>
-              </w:rPr>
-              <w:t>Foodesign</w:t>
-            </w:r>
-            <w:proofErr w:type="spellEnd"/>
-            <w:r>
-              <w:rPr>
-                <w:rFonts w:ascii="Open Sans" w:eastAsia="Aptos" w:hAnsi="Open Sans" w:cs="Open Sans"/>
-                <w:sz w:val="16"/>
-                <w:szCs w:val="16"/>
-                <w:lang w:val="en-US"/>
-              </w:rPr>
-              <w:t xml:space="preserve"> Conceptual Events, will not be liable for a failure to perform this contract due to delays, strikes, storms, accidents, venue accessibility, or other causes beyond its control</w:t>
+            <w:r>
+              <w:rPr>
+                <w:rFonts w:ascii="Open Sans" w:eastAsia="Aptos" w:hAnsi="Open Sans" w:cs="Open Sans"/>
+                <w:sz w:val="16"/>
+                <w:szCs w:val="16"/>
+                <w:lang w:val="en-US"/>
+              </w:rPr>
+              <w:t xml:space="preserve">Foodesign Conceptual </w:t>
+            </w:r>
+            <w:r>
+              <w:rPr>
+                <w:rFonts w:ascii="Open Sans" w:eastAsia="Aptos" w:hAnsi="Open Sans" w:cs="Open Sans"/>
+                <w:sz w:val="16"/>
+                <w:szCs w:val="16"/>
+                <w:lang w:val="en-US"/>
+              </w:rPr>
+              <w:t>Events</w:t>
+            </w:r>
+            <w:r>
+              <w:rPr>
+                <w:rFonts w:ascii="Open Sans" w:eastAsia="Aptos" w:hAnsi="Open Sans" w:cs="Open Sans"/>
+                <w:sz w:val="16"/>
+                <w:szCs w:val="16"/>
+                <w:lang w:val="en-US"/>
+              </w:rPr>
+              <w:t xml:space="preserve"> will not be liable for a failure to perform this contract due to delays, strikes, storms, accidents, venue accessibility, or other causes beyond its control</w:t>
             </w:r>
           </w:p>
           <w:p>
